--- a/public/templates/smlouva_fve_sablona.docx
+++ b/public/templates/smlouva_fve_sablona.docx
@@ -4,7 +4,7 @@
   <w:body>
     <w:p>
       <w:pPr>
-        <w:spacing w:after="0" w:line="240" w:lineRule="auto"/>
+        <w:spacing w:after="0" w:line="204" w:lineRule="auto"/>
         <w:contextualSpacing/>
         <w:jc w:val="center"/>
         <w:rPr>
@@ -36,7 +36,7 @@
           <w:ilvl w:val="1"/>
           <w:numId w:val="0"/>
         </w:numPr>
-        <w:spacing w:after="240" w:line="240" w:lineRule="atLeast"/>
+        <w:spacing w:after="204" w:line="204" w:lineRule="auto"/>
         <w:jc w:val="center"/>
         <w:rPr>
           <w:rFonts w:ascii="Tahoma" w:eastAsia="Times New Roman" w:hAnsi="Tahoma" w:cs="Tahoma"/>
@@ -87,7 +87,7 @@
           </w:tcPr>
           <w:p>
             <w:pPr>
-              <w:spacing w:line="240" w:lineRule="atLeast"/>
+              <w:spacing w:line="204" w:lineRule="auto"/>
               <w:rPr>
                 <w:rFonts w:ascii="Tahoma" w:eastAsia="Tahoma" w:hAnsi="Tahoma" w:cs="Tahoma"/>
                 <w:sz w:val="20"/>
@@ -128,7 +128,7 @@
           </w:tcPr>
           <w:p>
             <w:pPr>
-              <w:spacing w:line="240" w:lineRule="atLeast"/>
+              <w:spacing w:line="204" w:lineRule="auto"/>
               <w:rPr>
                 <w:rFonts w:ascii="Tahoma" w:eastAsia="Tahoma" w:hAnsi="Tahoma" w:cs="Tahoma"/>
                 <w:sz w:val="20"/>
@@ -272,7 +272,7 @@
           </w:p>
           <w:p>
             <w:pPr>
-              <w:spacing w:line="240" w:lineRule="atLeast"/>
+              <w:spacing w:line="204" w:lineRule="auto"/>
               <w:rPr>
                 <w:rFonts w:ascii="Tahoma" w:eastAsia="Tahoma" w:hAnsi="Tahoma" w:cs="Tahoma"/>
                 <w:color w:val="193A67"/>
@@ -344,7 +344,7 @@
           </w:p>
           <w:p>
             <w:pPr>
-              <w:spacing w:line="240" w:lineRule="atLeast"/>
+              <w:spacing w:line="204" w:lineRule="auto"/>
               <w:rPr>
                 <w:rFonts w:ascii="Tahoma" w:eastAsia="Tahoma" w:hAnsi="Tahoma" w:cs="Tahoma"/>
                 <w:sz w:val="20"/>
@@ -367,7 +367,7 @@
           </w:p>
           <w:p>
             <w:pPr>
-              <w:spacing w:line="240" w:lineRule="atLeast"/>
+              <w:spacing w:line="204" w:lineRule="auto"/>
               <w:rPr>
                 <w:rFonts w:ascii="Tahoma" w:eastAsia="Tahoma" w:hAnsi="Tahoma" w:cs="Tahoma"/>
                 <w:sz w:val="20"/>
@@ -442,7 +442,7 @@
           </w:tcPr>
           <w:p>
             <w:pPr>
-              <w:spacing w:line="240" w:lineRule="atLeast"/>
+              <w:spacing w:line="204" w:lineRule="auto"/>
               <w:rPr>
                 <w:rFonts w:ascii="Tahoma" w:eastAsia="Tahoma" w:hAnsi="Tahoma" w:cs="Tahoma"/>
                 <w:sz w:val="20"/>
@@ -533,7 +533,7 @@
           </w:p>
           <w:p>
             <w:pPr>
-              <w:spacing w:line="240" w:lineRule="atLeast"/>
+              <w:spacing w:line="204" w:lineRule="auto"/>
               <w:rPr>
                 <w:rFonts w:ascii="Tahoma" w:eastAsia="Tahoma" w:hAnsi="Tahoma" w:cs="Tahoma"/>
                 <w:sz w:val="20"/>
@@ -578,7 +578,7 @@
           </w:p>
           <w:p>
             <w:pPr>
-              <w:spacing w:line="240" w:lineRule="atLeast"/>
+              <w:spacing w:line="204" w:lineRule="auto"/>
               <w:rPr>
                 <w:rFonts w:ascii="Tahoma" w:eastAsia="Tahoma" w:hAnsi="Tahoma" w:cs="Tahoma"/>
                 <w:sz w:val="20"/>
@@ -601,7 +601,7 @@
           </w:p>
           <w:p>
             <w:pPr>
-              <w:spacing w:line="240" w:lineRule="atLeast"/>
+              <w:spacing w:line="204" w:lineRule="auto"/>
               <w:rPr>
                 <w:rFonts w:ascii="Tahoma" w:eastAsia="Tahoma" w:hAnsi="Tahoma" w:cs="Tahoma"/>
                 <w:sz w:val="20"/>
@@ -639,7 +639,7 @@
     <w:permEnd w:id="1793599396"/>
     <w:p>
       <w:pPr>
-        <w:spacing w:after="120" w:line="240" w:lineRule="atLeast"/>
+        <w:spacing w:after="102" w:line="204" w:lineRule="auto"/>
         <w:rPr>
           <w:rFonts w:ascii="Tahoma" w:eastAsia="Tahoma" w:hAnsi="Tahoma" w:cs="Tahoma"/>
           <w:b/>
@@ -682,7 +682,7 @@
     </w:p>
     <w:p>
       <w:pPr>
-        <w:spacing w:after="0" w:line="240" w:lineRule="atLeast"/>
+        <w:spacing w:after="0" w:line="204" w:lineRule="auto"/>
         <w:rPr>
           <w:rFonts w:ascii="Tahoma" w:hAnsi="Tahoma" w:cs="Tahoma"/>
         </w:rPr>
@@ -698,7 +698,7 @@
     </w:p>
     <w:p>
       <w:pPr>
-        <w:spacing w:after="0" w:line="240" w:lineRule="atLeast"/>
+        <w:spacing w:after="0" w:line="204" w:lineRule="auto"/>
         <w:rPr>
           <w:rFonts w:ascii="Tahoma" w:eastAsia="Tahoma" w:hAnsi="Tahoma" w:cs="Tahoma"/>
           <w:sz w:val="20"/>
@@ -737,7 +737,7 @@
           <w:permEnd w:id="69805027"/>
           <w:p>
             <w:pPr>
-              <w:spacing w:line="240" w:lineRule="atLeast"/>
+              <w:spacing w:line="204" w:lineRule="auto"/>
               <w:rPr>
                 <w:rFonts w:ascii="Tahoma" w:eastAsia="Tahoma" w:hAnsi="Tahoma" w:cs="Tahoma"/>
                 <w:sz w:val="20"/>
@@ -761,7 +761,7 @@
           </w:tcPr>
           <w:p>
             <w:pPr>
-              <w:spacing w:line="240" w:lineRule="atLeast"/>
+              <w:spacing w:line="204" w:lineRule="auto"/>
               <w:rPr>
                 <w:rFonts w:ascii="Tahoma" w:eastAsia="Tahoma" w:hAnsi="Tahoma" w:cs="Tahoma"/>
                 <w:sz w:val="20"/>
@@ -798,7 +798,7 @@
           </w:p>
           <w:p>
             <w:pPr>
-              <w:spacing w:line="240" w:lineRule="atLeast"/>
+              <w:spacing w:line="204" w:lineRule="auto"/>
               <w:rPr>
                 <w:rFonts w:ascii="Tahoma" w:eastAsia="Tahoma" w:hAnsi="Tahoma" w:cs="Tahoma"/>
                 <w:sz w:val="20"/>
@@ -814,7 +814,7 @@
           </w:p>
           <w:p>
             <w:pPr>
-              <w:spacing w:line="240" w:lineRule="atLeast"/>
+              <w:spacing w:line="204" w:lineRule="auto"/>
               <w:rPr>
                 <w:rFonts w:ascii="Tahoma" w:eastAsia="Tahoma" w:hAnsi="Tahoma" w:cs="Tahoma"/>
                 <w:sz w:val="20"/>
@@ -858,7 +858,7 @@
           </w:p>
           <w:p>
             <w:pPr>
-              <w:spacing w:line="240" w:lineRule="atLeast"/>
+              <w:spacing w:line="204" w:lineRule="auto"/>
               <w:rPr>
                 <w:rFonts w:ascii="Tahoma" w:eastAsia="Tahoma" w:hAnsi="Tahoma" w:cs="Tahoma"/>
                 <w:sz w:val="20"/>
@@ -923,7 +923,7 @@
           </w:p>
           <w:p>
             <w:pPr>
-              <w:spacing w:line="240" w:lineRule="atLeast"/>
+              <w:spacing w:line="204" w:lineRule="auto"/>
               <w:rPr>
                 <w:rFonts w:ascii="Tahoma" w:eastAsia="Tahoma" w:hAnsi="Tahoma" w:cs="Tahoma"/>
                 <w:sz w:val="20"/>
@@ -939,7 +939,7 @@
           </w:p>
           <w:p>
             <w:pPr>
-              <w:spacing w:line="240" w:lineRule="atLeast"/>
+              <w:spacing w:line="204" w:lineRule="auto"/>
               <w:rPr>
                 <w:rFonts w:ascii="Tahoma" w:eastAsia="Tahoma" w:hAnsi="Tahoma" w:cs="Tahoma"/>
                 <w:sz w:val="20"/>
@@ -977,7 +977,7 @@
           </w:tcPr>
           <w:p>
             <w:pPr>
-              <w:spacing w:line="240" w:lineRule="atLeast"/>
+              <w:spacing w:line="204" w:lineRule="auto"/>
               <w:rPr>
                 <w:rFonts w:ascii="Tahoma" w:eastAsia="Tahoma" w:hAnsi="Tahoma" w:cs="Tahoma"/>
                 <w:b/>
@@ -1017,7 +1017,7 @@
             <w:sdtContent>
               <w:p>
                 <w:pPr>
-                  <w:spacing w:line="240" w:lineRule="atLeast"/>
+                  <w:spacing w:line="204" w:lineRule="auto"/>
                   <w:rPr>
                     <w:rFonts w:ascii="Tahoma" w:eastAsia="Tahoma" w:hAnsi="Tahoma" w:cs="Tahoma"/>
                     <w:sz w:val="20"/>
@@ -1043,7 +1043,7 @@
           </w:tcPr>
           <w:p>
             <w:pPr>
-              <w:spacing w:line="240" w:lineRule="atLeast"/>
+              <w:spacing w:line="204" w:lineRule="auto"/>
               <w:rPr>
                 <w:rFonts w:ascii="Tahoma" w:eastAsia="Tahoma" w:hAnsi="Tahoma" w:cs="Tahoma"/>
                 <w:b/>
@@ -1078,7 +1078,7 @@
           </w:tcPr>
           <w:p>
             <w:pPr>
-              <w:spacing w:line="240" w:lineRule="atLeast"/>
+              <w:spacing w:line="204" w:lineRule="auto"/>
               <w:rPr>
                 <w:rFonts w:ascii="Tahoma" w:eastAsia="Tahoma" w:hAnsi="Tahoma" w:cs="Tahoma"/>
                 <w:sz w:val="20"/>
@@ -1101,7 +1101,7 @@
           </w:p>
           <w:p>
             <w:pPr>
-              <w:spacing w:line="240" w:lineRule="atLeast"/>
+              <w:spacing w:line="204" w:lineRule="auto"/>
               <w:rPr>
                 <w:rFonts w:ascii="Tahoma" w:eastAsia="Tahoma" w:hAnsi="Tahoma" w:cs="Tahoma"/>
                 <w:sz w:val="20"/>
@@ -1117,7 +1117,7 @@
           </w:p>
           <w:p>
             <w:pPr>
-              <w:spacing w:line="240" w:lineRule="atLeast"/>
+              <w:spacing w:line="204" w:lineRule="auto"/>
               <w:rPr>
                 <w:rFonts w:ascii="Tahoma" w:eastAsia="Tahoma" w:hAnsi="Tahoma" w:cs="Tahoma"/>
                 <w:sz w:val="20"/>
@@ -1148,7 +1148,7 @@
           </w:p>
           <w:p>
             <w:pPr>
-              <w:spacing w:line="240" w:lineRule="atLeast"/>
+              <w:spacing w:line="204" w:lineRule="auto"/>
               <w:rPr>
                 <w:rFonts w:ascii="Tahoma" w:eastAsia="Tahoma" w:hAnsi="Tahoma" w:cs="Tahoma"/>
                 <w:sz w:val="20"/>
@@ -1164,7 +1164,7 @@
           </w:p>
           <w:p>
             <w:pPr>
-              <w:spacing w:line="240" w:lineRule="atLeast"/>
+              <w:spacing w:line="204" w:lineRule="auto"/>
               <w:rPr>
                 <w:rFonts w:ascii="Tahoma" w:eastAsia="Tahoma" w:hAnsi="Tahoma" w:cs="Tahoma"/>
                 <w:sz w:val="20"/>
@@ -1181,7 +1181,7 @@
           </w:tcPr>
           <w:p>
             <w:pPr>
-              <w:spacing w:line="240" w:lineRule="atLeast"/>
+              <w:spacing w:line="204" w:lineRule="auto"/>
               <w:rPr>
                 <w:rFonts w:ascii="Tahoma" w:eastAsia="Tahoma" w:hAnsi="Tahoma" w:cs="Tahoma"/>
                 <w:b/>
@@ -1206,7 +1206,7 @@
           </w:tcPr>
           <w:p>
             <w:pPr>
-              <w:spacing w:line="240" w:lineRule="atLeast"/>
+              <w:spacing w:line="204" w:lineRule="auto"/>
               <w:rPr>
                 <w:rFonts w:ascii="Tahoma" w:eastAsia="Tahoma" w:hAnsi="Tahoma" w:cs="Tahoma"/>
                 <w:sz w:val="20"/>
@@ -1245,7 +1245,7 @@
           </w:tcPr>
           <w:p>
             <w:pPr>
-              <w:spacing w:line="240" w:lineRule="atLeast"/>
+              <w:spacing w:line="204" w:lineRule="auto"/>
               <w:rPr>
                 <w:rFonts w:ascii="Tahoma" w:eastAsia="Tahoma" w:hAnsi="Tahoma" w:cs="Tahoma"/>
                 <w:b/>
@@ -1271,7 +1271,7 @@
           </w:tcPr>
           <w:p>
             <w:pPr>
-              <w:spacing w:line="240" w:lineRule="atLeast"/>
+              <w:spacing w:line="204" w:lineRule="auto"/>
               <w:rPr>
                 <w:rFonts w:ascii="Tahoma" w:eastAsia="Tahoma" w:hAnsi="Tahoma" w:cs="Tahoma"/>
                 <w:sz w:val="20"/>
@@ -1380,7 +1380,7 @@
           </w:p>
           <w:p>
             <w:pPr>
-              <w:spacing w:line="240" w:lineRule="atLeast"/>
+              <w:spacing w:line="204" w:lineRule="auto"/>
               <w:rPr>
                 <w:rFonts w:ascii="Tahoma" w:eastAsia="Tahoma" w:hAnsi="Tahoma" w:cs="Tahoma"/>
                 <w:sz w:val="20"/>
@@ -1389,7 +1389,7 @@
           </w:p>
           <w:p>
             <w:pPr>
-              <w:spacing w:line="240" w:lineRule="atLeast"/>
+              <w:spacing w:line="204" w:lineRule="auto"/>
               <w:rPr>
                 <w:rFonts w:ascii="Tahoma" w:eastAsia="Tahoma" w:hAnsi="Tahoma" w:cs="Tahoma"/>
                 <w:sz w:val="20"/>
@@ -1398,7 +1398,7 @@
           </w:p>
           <w:p>
             <w:pPr>
-              <w:spacing w:line="240" w:lineRule="atLeast"/>
+              <w:spacing w:line="204" w:lineRule="auto"/>
               <w:rPr>
                 <w:rFonts w:ascii="Tahoma" w:eastAsia="Tahoma" w:hAnsi="Tahoma" w:cs="Tahoma"/>
                 <w:sz w:val="20"/>
@@ -1432,7 +1432,7 @@
                 <w:ilvl w:val="0"/>
                 <w:numId w:val="4"/>
               </w:numPr>
-              <w:spacing w:line="240" w:lineRule="atLeast"/>
+              <w:spacing w:line="204" w:lineRule="auto"/>
               <w:rPr>
                 <w:rFonts w:ascii="Tahoma" w:eastAsia="Tahoma" w:hAnsi="Tahoma" w:cs="Tahoma"/>
                 <w:sz w:val="20"/>
@@ -1475,7 +1475,7 @@
                 <w:ilvl w:val="0"/>
                 <w:numId w:val="4"/>
               </w:numPr>
-              <w:spacing w:line="240" w:lineRule="atLeast"/>
+              <w:spacing w:line="204" w:lineRule="auto"/>
               <w:rPr>
                 <w:rFonts w:ascii="Tahoma" w:eastAsia="Tahoma" w:hAnsi="Tahoma" w:cs="Tahoma"/>
                 <w:sz w:val="20"/>
@@ -1495,7 +1495,7 @@
                 <w:ilvl w:val="0"/>
                 <w:numId w:val="4"/>
               </w:numPr>
-              <w:spacing w:line="240" w:lineRule="atLeast"/>
+              <w:spacing w:line="204" w:lineRule="auto"/>
               <w:rPr>
                 <w:rFonts w:ascii="Tahoma" w:eastAsia="Tahoma" w:hAnsi="Tahoma" w:cs="Tahoma"/>
                 <w:sz w:val="20"/>
@@ -1518,7 +1518,7 @@
           </w:p>
           <w:p>
             <w:pPr>
-              <w:spacing w:line="240" w:lineRule="atLeast"/>
+              <w:spacing w:line="204" w:lineRule="auto"/>
               <w:ind w:left="720"/>
               <w:rPr>
                 <w:rFonts w:ascii="Tahoma" w:eastAsia="Tahoma" w:hAnsi="Tahoma" w:cs="Tahoma"/>
@@ -1528,7 +1528,7 @@
           </w:p>
           <w:p>
             <w:pPr>
-              <w:spacing w:line="240" w:lineRule="atLeast"/>
+              <w:spacing w:line="204" w:lineRule="auto"/>
               <w:rPr>
                 <w:rFonts w:ascii="Tahoma" w:eastAsia="Tahoma" w:hAnsi="Tahoma" w:cs="Tahoma"/>
                 <w:sz w:val="20"/>
@@ -1548,7 +1548,7 @@
                 <w:ilvl w:val="0"/>
                 <w:numId w:val="4"/>
               </w:numPr>
-              <w:spacing w:line="240" w:lineRule="atLeast"/>
+              <w:spacing w:line="204" w:lineRule="auto"/>
               <w:rPr>
                 <w:rFonts w:ascii="Tahoma" w:eastAsia="Tahoma" w:hAnsi="Tahoma" w:cs="Tahoma"/>
                 <w:sz w:val="20"/>
@@ -1587,7 +1587,7 @@
           <w:ilvl w:val="0"/>
           <w:numId w:val="2"/>
         </w:numPr>
-        <w:spacing w:before="360" w:after="120" w:line="240" w:lineRule="atLeast"/>
+        <w:spacing w:before="306" w:after="102" w:line="204" w:lineRule="auto"/>
         <w:jc w:val="center"/>
         <w:rPr>
           <w:rFonts w:ascii="Tahoma" w:eastAsia="Tahoma" w:hAnsi="Tahoma" w:cs="Tahoma"/>
@@ -1848,7 +1848,7 @@
           <w:ilvl w:val="1"/>
           <w:numId w:val="2"/>
         </w:numPr>
-        <w:spacing w:after="120" w:line="240" w:lineRule="atLeast"/>
+        <w:spacing w:after="102" w:line="204" w:lineRule="auto"/>
         <w:rPr>
           <w:rFonts w:ascii="Tahoma" w:eastAsia="Tahoma" w:hAnsi="Tahoma" w:cs="Tahoma"/>
           <w:sz w:val="20"/>
@@ -2893,7 +2893,7 @@
           <w:ilvl w:val="0"/>
           <w:numId w:val="2"/>
         </w:numPr>
-        <w:spacing w:before="360" w:after="120" w:line="240" w:lineRule="atLeast"/>
+        <w:spacing w:before="306" w:after="102" w:line="204" w:lineRule="auto"/>
         <w:jc w:val="center"/>
         <w:rPr>
           <w:rFonts w:ascii="Tahoma" w:eastAsia="Tahoma" w:hAnsi="Tahoma" w:cs="Tahoma"/>
@@ -3571,7 +3571,7 @@
           <w:ilvl w:val="0"/>
           <w:numId w:val="2"/>
         </w:numPr>
-        <w:spacing w:before="360" w:after="120" w:line="240" w:lineRule="atLeast"/>
+        <w:spacing w:before="306" w:after="102" w:line="204" w:lineRule="auto"/>
         <w:jc w:val="center"/>
         <w:rPr>
           <w:rFonts w:ascii="Tahoma" w:eastAsia="Tahoma" w:hAnsi="Tahoma" w:cs="Tahoma"/>
@@ -3831,7 +3831,7 @@
           <w:ilvl w:val="0"/>
           <w:numId w:val="2"/>
         </w:numPr>
-        <w:spacing w:before="360" w:after="120" w:line="240" w:lineRule="atLeast"/>
+        <w:spacing w:before="306" w:after="102" w:line="204" w:lineRule="auto"/>
         <w:jc w:val="center"/>
         <w:rPr>
           <w:rFonts w:ascii="Tahoma" w:eastAsia="Tahoma" w:hAnsi="Tahoma" w:cs="Tahoma"/>
@@ -3887,7 +3887,7 @@
           <w:ilvl w:val="0"/>
           <w:numId w:val="2"/>
         </w:numPr>
-        <w:spacing w:before="360" w:after="120" w:line="240" w:lineRule="atLeast"/>
+        <w:spacing w:before="306" w:after="102" w:line="204" w:lineRule="auto"/>
         <w:jc w:val="center"/>
         <w:rPr>
           <w:rFonts w:ascii="Tahoma" w:eastAsia="Tahoma" w:hAnsi="Tahoma" w:cs="Tahoma"/>
@@ -4898,7 +4898,7 @@
           <w:ilvl w:val="0"/>
           <w:numId w:val="2"/>
         </w:numPr>
-        <w:spacing w:before="360" w:after="120" w:line="240" w:lineRule="atLeast"/>
+        <w:spacing w:before="306" w:after="102" w:line="204" w:lineRule="auto"/>
         <w:jc w:val="center"/>
         <w:rPr>
           <w:rFonts w:ascii="Tahoma" w:eastAsia="Tahoma" w:hAnsi="Tahoma" w:cs="Tahoma"/>
@@ -5346,7 +5346,7 @@
     <w:p>
       <w:pPr>
         <w:keepNext/>
-        <w:spacing w:after="120" w:line="240" w:lineRule="atLeast"/>
+        <w:spacing w:after="102" w:line="204" w:lineRule="auto"/>
         <w:rPr>
           <w:rFonts w:ascii="Tahoma" w:eastAsia="Tahoma" w:hAnsi="Tahoma" w:cs="Tahoma"/>
           <w:sz w:val="20"/>
@@ -5357,7 +5357,7 @@
     <w:p>
       <w:pPr>
         <w:keepNext/>
-        <w:spacing w:after="120" w:line="240" w:lineRule="atLeast"/>
+        <w:spacing w:after="102" w:line="204" w:lineRule="auto"/>
         <w:rPr>
           <w:rFonts w:ascii="Tahoma" w:eastAsia="Tahoma" w:hAnsi="Tahoma" w:cs="Tahoma"/>
           <w:sz w:val="20"/>
@@ -5376,7 +5376,7 @@
     <w:p>
       <w:pPr>
         <w:keepNext/>
-        <w:spacing w:after="120" w:line="240" w:lineRule="atLeast"/>
+        <w:spacing w:after="102" w:line="204" w:lineRule="auto"/>
         <w:rPr>
           <w:rFonts w:ascii="Tahoma" w:eastAsia="Tahoma" w:hAnsi="Tahoma" w:cs="Tahoma"/>
           <w:sz w:val="20"/>
@@ -5415,7 +5415,7 @@
           <w:p>
             <w:pPr>
               <w:keepNext/>
-              <w:spacing w:line="240" w:lineRule="atLeast"/>
+              <w:spacing w:line="204" w:lineRule="auto"/>
               <w:rPr>
                 <w:rFonts w:ascii="Tahoma" w:eastAsia="Tahoma" w:hAnsi="Tahoma" w:cs="Tahoma"/>
                 <w:sz w:val="20"/>
@@ -5474,7 +5474,7 @@
           <w:p>
             <w:pPr>
               <w:keepNext/>
-              <w:spacing w:line="240" w:lineRule="atLeast"/>
+              <w:spacing w:line="204" w:lineRule="auto"/>
               <w:rPr>
                 <w:rFonts w:ascii="Tahoma" w:eastAsia="Tahoma" w:hAnsi="Tahoma" w:cs="Tahoma"/>
                 <w:sz w:val="20"/>
@@ -5489,7 +5489,7 @@
           <w:p>
             <w:pPr>
               <w:keepNext/>
-              <w:spacing w:line="240" w:lineRule="atLeast"/>
+              <w:spacing w:line="204" w:lineRule="auto"/>
               <w:rPr>
                 <w:rFonts w:ascii="Tahoma" w:eastAsia="Tahoma" w:hAnsi="Tahoma" w:cs="Tahoma"/>
                 <w:sz w:val="20"/>
@@ -5566,7 +5566,7 @@
           <w:p>
             <w:pPr>
               <w:keepNext/>
-              <w:spacing w:line="240" w:lineRule="atLeast"/>
+              <w:spacing w:line="204" w:lineRule="auto"/>
               <w:rPr>
                 <w:rFonts w:ascii="Tahoma" w:eastAsia="Tahoma" w:hAnsi="Tahoma" w:cs="Tahoma"/>
                 <w:sz w:val="20"/>
@@ -5588,7 +5588,7 @@
           <w:p>
             <w:pPr>
               <w:keepNext/>
-              <w:spacing w:line="240" w:lineRule="atLeast"/>
+              <w:spacing w:line="204" w:lineRule="auto"/>
               <w:rPr>
                 <w:rFonts w:ascii="Tahoma" w:eastAsia="Tahoma" w:hAnsi="Tahoma" w:cs="Tahoma"/>
                 <w:sz w:val="20"/>
@@ -5603,7 +5603,7 @@
           <w:p>
             <w:pPr>
               <w:keepNext/>
-              <w:spacing w:line="240" w:lineRule="atLeast"/>
+              <w:spacing w:line="204" w:lineRule="auto"/>
               <w:rPr>
                 <w:rFonts w:ascii="Tahoma" w:eastAsia="Tahoma" w:hAnsi="Tahoma" w:cs="Tahoma"/>
                 <w:sz w:val="20"/>
@@ -5633,7 +5633,7 @@
           <w:p>
             <w:pPr>
               <w:keepNext/>
-              <w:spacing w:line="240" w:lineRule="atLeast"/>
+              <w:spacing w:line="204" w:lineRule="auto"/>
               <w:rPr>
                 <w:rFonts w:ascii="Tahoma" w:eastAsia="Tahoma" w:hAnsi="Tahoma" w:cs="Tahoma"/>
                 <w:sz w:val="20"/>
@@ -5648,7 +5648,7 @@
           <w:p>
             <w:pPr>
               <w:keepNext/>
-              <w:spacing w:line="240" w:lineRule="atLeast"/>
+              <w:spacing w:line="204" w:lineRule="auto"/>
               <w:rPr>
                 <w:rFonts w:ascii="Tahoma" w:eastAsia="Tahoma" w:hAnsi="Tahoma" w:cs="Tahoma"/>
                 <w:sz w:val="20"/>
@@ -5666,7 +5666,7 @@
           <w:p>
             <w:pPr>
               <w:keepNext/>
-              <w:spacing w:line="240" w:lineRule="atLeast"/>
+              <w:spacing w:line="204" w:lineRule="auto"/>
               <w:rPr>
                 <w:rFonts w:ascii="Tahoma" w:eastAsia="Tahoma" w:hAnsi="Tahoma" w:cs="Tahoma"/>
                 <w:sz w:val="20"/>
@@ -5689,7 +5689,7 @@
           <w:p>
             <w:pPr>
               <w:keepNext/>
-              <w:spacing w:line="240" w:lineRule="atLeast"/>
+              <w:spacing w:line="204" w:lineRule="auto"/>
               <w:rPr>
                 <w:rFonts w:ascii="Tahoma" w:eastAsia="Tahoma" w:hAnsi="Tahoma" w:cs="Tahoma"/>
                 <w:b/>
@@ -5719,7 +5719,7 @@
           <w:p>
             <w:pPr>
               <w:keepNext/>
-              <w:spacing w:line="240" w:lineRule="atLeast"/>
+              <w:spacing w:line="204" w:lineRule="auto"/>
               <w:rPr>
                 <w:rFonts w:ascii="Tahoma" w:eastAsia="Tahoma" w:hAnsi="Tahoma" w:cs="Tahoma"/>
                 <w:sz w:val="20"/>
@@ -5736,7 +5736,7 @@
           <w:p>
             <w:pPr>
               <w:keepNext/>
-              <w:spacing w:line="240" w:lineRule="atLeast"/>
+              <w:spacing w:line="204" w:lineRule="auto"/>
               <w:rPr>
                 <w:rFonts w:ascii="Tahoma" w:eastAsia="Tahoma" w:hAnsi="Tahoma" w:cs="Tahoma"/>
                 <w:sz w:val="20"/>
@@ -5761,7 +5761,7 @@
           <w:p>
             <w:pPr>
               <w:keepNext/>
-              <w:spacing w:line="240" w:lineRule="atLeast"/>
+              <w:spacing w:line="204" w:lineRule="auto"/>
               <w:rPr>
                 <w:rFonts w:ascii="Tahoma" w:eastAsia="Tahoma" w:hAnsi="Tahoma" w:cs="Tahoma"/>
                 <w:sz w:val="20"/>
@@ -5782,7 +5782,7 @@
           <w:p>
             <w:pPr>
               <w:keepNext/>
-              <w:spacing w:line="240" w:lineRule="atLeast"/>
+              <w:spacing w:line="204" w:lineRule="auto"/>
               <w:rPr>
                 <w:rFonts w:ascii="Tahoma" w:eastAsia="Tahoma" w:hAnsi="Tahoma" w:cs="Tahoma"/>
                 <w:sz w:val="20"/>
@@ -5809,7 +5809,7 @@
     </w:tbl>
     <w:p>
       <w:pPr>
-        <w:spacing w:after="120" w:line="240" w:lineRule="atLeast"/>
+        <w:spacing w:after="102" w:line="204" w:lineRule="auto"/>
         <w:jc w:val="center"/>
         <w:rPr>
           <w:rFonts w:ascii="Tahoma" w:eastAsia="Tahoma" w:hAnsi="Tahoma" w:cs="Tahoma"/>
@@ -5843,7 +5843,7 @@
     </w:p>
     <w:p>
       <w:pPr>
-        <w:spacing w:after="120" w:line="240" w:lineRule="atLeast"/>
+        <w:spacing w:after="102" w:line="204" w:lineRule="auto"/>
         <w:jc w:val="center"/>
         <w:rPr>
           <w:rFonts w:ascii="Tahoma" w:eastAsia="Tahoma" w:hAnsi="Tahoma" w:cs="Tahoma"/>
@@ -5877,7 +5877,7 @@
     </w:p>
     <w:p>
       <w:pPr>
-        <w:spacing w:after="120" w:line="240" w:lineRule="atLeast"/>
+        <w:spacing w:after="102" w:line="204" w:lineRule="auto"/>
         <w:rPr>
           <w:rFonts w:ascii="Tahoma" w:eastAsia="Tahoma" w:hAnsi="Tahoma" w:cs="Tahoma"/>
           <w:sz w:val="20"/>
@@ -5931,7 +5931,7 @@
           </w:tcPr>
           <w:p>
             <w:pPr>
-              <w:spacing w:line="240" w:lineRule="atLeast"/>
+              <w:spacing w:line="204" w:lineRule="auto"/>
               <w:rPr>
                 <w:rFonts w:ascii="Tahoma" w:eastAsia="Tahoma" w:hAnsi="Tahoma" w:cs="Tahoma"/>
                 <w:sz w:val="20"/>
@@ -6032,7 +6032,7 @@
           </w:tcPr>
           <w:p>
             <w:pPr>
-              <w:spacing w:line="240" w:lineRule="atLeast"/>
+              <w:spacing w:line="204" w:lineRule="auto"/>
               <w:rPr>
                 <w:rFonts w:ascii="Tahoma" w:eastAsia="Tahoma" w:hAnsi="Tahoma" w:cs="Tahoma"/>
                 <w:sz w:val="20"/>
@@ -6081,7 +6081,7 @@
           </w:tcPr>
           <w:p>
             <w:pPr>
-              <w:spacing w:line="240" w:lineRule="atLeast"/>
+              <w:spacing w:line="204" w:lineRule="auto"/>
               <w:rPr>
                 <w:rFonts w:ascii="Tahoma" w:eastAsia="Tahoma" w:hAnsi="Tahoma" w:cs="Tahoma"/>
                 <w:sz w:val="20"/>
@@ -6136,7 +6136,7 @@
           </w:tcPr>
           <w:p>
             <w:pPr>
-              <w:spacing w:line="240" w:lineRule="atLeast"/>
+              <w:spacing w:line="204" w:lineRule="auto"/>
               <w:rPr>
                 <w:rFonts w:ascii="Tahoma" w:eastAsia="Tahoma" w:hAnsi="Tahoma" w:cs="Tahoma"/>
                 <w:sz w:val="20"/>
@@ -6180,7 +6180,7 @@
     </w:tbl>
     <w:p>
       <w:pPr>
-        <w:spacing w:after="120" w:line="240" w:lineRule="atLeast"/>
+        <w:spacing w:after="102" w:line="204" w:lineRule="auto"/>
         <w:rPr>
           <w:rFonts w:ascii="Tahoma" w:eastAsia="Tahoma" w:hAnsi="Tahoma" w:cs="Tahoma"/>
           <w:sz w:val="20"/>
@@ -6224,7 +6224,7 @@
     </w:p>
     <w:p>
       <w:pPr>
-        <w:spacing w:after="120" w:line="240" w:lineRule="atLeast"/>
+        <w:spacing w:after="102" w:line="204" w:lineRule="auto"/>
         <w:rPr>
           <w:rFonts w:ascii="Tahoma" w:eastAsia="Tahoma" w:hAnsi="Tahoma" w:cs="Tahoma"/>
           <w:b/>
@@ -6246,7 +6246,7 @@
     </w:p>
     <w:p>
       <w:pPr>
-        <w:spacing w:after="120" w:line="240" w:lineRule="atLeast"/>
+        <w:spacing w:after="102" w:line="204" w:lineRule="auto"/>
         <w:rPr>
           <w:rFonts w:ascii="Tahoma" w:eastAsia="Tahoma" w:hAnsi="Tahoma" w:cs="Tahoma"/>
           <w:b/>
@@ -6305,7 +6305,7 @@
           </w:tcPr>
           <w:p>
             <w:pPr>
-              <w:spacing w:line="240" w:lineRule="atLeast"/>
+              <w:spacing w:line="204" w:lineRule="auto"/>
               <w:rPr>
                 <w:rFonts w:ascii="Tahoma" w:eastAsia="Tahoma" w:hAnsi="Tahoma" w:cs="Tahoma"/>
                 <w:sz w:val="20"/>
@@ -6326,7 +6326,7 @@
           </w:tcPr>
           <w:p>
             <w:pPr>
-              <w:spacing w:line="240" w:lineRule="atLeast"/>
+              <w:spacing w:line="204" w:lineRule="auto"/>
               <w:rPr>
                 <w:rFonts w:ascii="Tahoma" w:eastAsia="Tahoma" w:hAnsi="Tahoma" w:cs="Tahoma"/>
                 <w:sz w:val="20"/>
@@ -6386,7 +6386,7 @@
           </w:tcPr>
           <w:p>
             <w:pPr>
-              <w:spacing w:line="240" w:lineRule="atLeast"/>
+              <w:spacing w:line="204" w:lineRule="auto"/>
               <w:rPr>
                 <w:rFonts w:ascii="Tahoma" w:eastAsia="Tahoma" w:hAnsi="Tahoma" w:cs="Tahoma"/>
                 <w:sz w:val="20"/>
@@ -6407,7 +6407,7 @@
           </w:tcPr>
           <w:p>
             <w:pPr>
-              <w:spacing w:line="240" w:lineRule="atLeast"/>
+              <w:spacing w:line="204" w:lineRule="auto"/>
               <w:rPr>
                 <w:rFonts w:ascii="Tahoma" w:eastAsia="Tahoma" w:hAnsi="Tahoma" w:cs="Tahoma"/>
                 <w:sz w:val="20"/>
@@ -6458,7 +6458,7 @@
           </w:tcPr>
           <w:p>
             <w:pPr>
-              <w:spacing w:line="240" w:lineRule="atLeast"/>
+              <w:spacing w:line="204" w:lineRule="auto"/>
               <w:rPr>
                 <w:rFonts w:ascii="Tahoma" w:eastAsia="Tahoma" w:hAnsi="Tahoma" w:cs="Tahoma"/>
                 <w:sz w:val="20"/>
@@ -6479,7 +6479,7 @@
           </w:tcPr>
           <w:p>
             <w:pPr>
-              <w:spacing w:line="240" w:lineRule="atLeast"/>
+              <w:spacing w:line="204" w:lineRule="auto"/>
               <w:rPr>
                 <w:rFonts w:ascii="Tahoma" w:eastAsia="Tahoma" w:hAnsi="Tahoma" w:cs="Tahoma"/>
                 <w:sz w:val="20"/>
@@ -6502,7 +6502,7 @@
           </w:tcPr>
           <w:p>
             <w:pPr>
-              <w:spacing w:line="240" w:lineRule="atLeast"/>
+              <w:spacing w:line="204" w:lineRule="auto"/>
               <w:rPr>
                 <w:rFonts w:ascii="Tahoma" w:eastAsia="Tahoma" w:hAnsi="Tahoma" w:cs="Tahoma"/>
                 <w:sz w:val="20"/>
@@ -6523,7 +6523,7 @@
           </w:tcPr>
           <w:p>
             <w:pPr>
-              <w:spacing w:line="240" w:lineRule="atLeast"/>
+              <w:spacing w:line="204" w:lineRule="auto"/>
               <w:rPr>
                 <w:rFonts w:ascii="Tahoma" w:eastAsia="Tahoma" w:hAnsi="Tahoma" w:cs="Tahoma"/>
                 <w:sz w:val="20"/>
@@ -6553,7 +6553,7 @@
           </w:tcPr>
           <w:p>
             <w:pPr>
-              <w:spacing w:line="240" w:lineRule="atLeast"/>
+              <w:spacing w:line="204" w:lineRule="auto"/>
               <w:rPr>
                 <w:rFonts w:ascii="Tahoma" w:eastAsia="Tahoma" w:hAnsi="Tahoma" w:cs="Tahoma"/>
                 <w:sz w:val="20"/>
@@ -6574,7 +6574,7 @@
           </w:tcPr>
           <w:p>
             <w:pPr>
-              <w:spacing w:line="240" w:lineRule="atLeast"/>
+              <w:spacing w:line="204" w:lineRule="auto"/>
               <w:rPr>
                 <w:rFonts w:ascii="Tahoma" w:eastAsia="Tahoma" w:hAnsi="Tahoma" w:cs="Tahoma"/>
                 <w:sz w:val="20"/>
@@ -6604,7 +6604,7 @@
           </w:tcPr>
           <w:p>
             <w:pPr>
-              <w:spacing w:line="240" w:lineRule="atLeast"/>
+              <w:spacing w:line="204" w:lineRule="auto"/>
               <w:rPr>
                 <w:rFonts w:ascii="Tahoma" w:eastAsia="Tahoma" w:hAnsi="Tahoma" w:cs="Tahoma"/>
                 <w:sz w:val="20"/>
@@ -6625,7 +6625,7 @@
           </w:tcPr>
           <w:p>
             <w:pPr>
-              <w:spacing w:line="240" w:lineRule="atLeast"/>
+              <w:spacing w:line="204" w:lineRule="auto"/>
               <w:rPr>
                 <w:rFonts w:ascii="Tahoma" w:eastAsia="Tahoma" w:hAnsi="Tahoma" w:cs="Tahoma"/>
                 <w:sz w:val="20"/>
@@ -6648,7 +6648,7 @@
           </w:tcPr>
           <w:p>
             <w:pPr>
-              <w:spacing w:line="240" w:lineRule="atLeast"/>
+              <w:spacing w:line="204" w:lineRule="auto"/>
               <w:rPr>
                 <w:rFonts w:ascii="Tahoma" w:eastAsia="Tahoma" w:hAnsi="Tahoma" w:cs="Tahoma"/>
                 <w:sz w:val="20"/>
@@ -6669,7 +6669,7 @@
           </w:tcPr>
           <w:p>
             <w:pPr>
-              <w:spacing w:line="240" w:lineRule="atLeast"/>
+              <w:spacing w:line="204" w:lineRule="auto"/>
               <w:rPr>
                 <w:rFonts w:ascii="Tahoma" w:eastAsia="Tahoma" w:hAnsi="Tahoma" w:cs="Tahoma"/>
                 <w:sz w:val="20"/>
@@ -6702,7 +6702,7 @@
     </w:tbl>
     <w:p>
       <w:pPr>
-        <w:spacing w:after="120" w:line="240" w:lineRule="atLeast"/>
+        <w:spacing w:after="102" w:line="204" w:lineRule="auto"/>
         <w:rPr>
           <w:rFonts w:ascii="Tahoma" w:eastAsia="Tahoma" w:hAnsi="Tahoma" w:cs="Tahoma"/>
           <w:sz w:val="20"/>
@@ -6738,7 +6738,7 @@
     </w:p>
     <w:p>
       <w:pPr>
-        <w:spacing w:after="120" w:line="240" w:lineRule="atLeast"/>
+        <w:spacing w:after="102" w:line="204" w:lineRule="auto"/>
         <w:rPr>
           <w:rFonts w:ascii="Tahoma" w:eastAsia="Tahoma" w:hAnsi="Tahoma" w:cs="Tahoma"/>
           <w:sz w:val="20"/>
@@ -6832,7 +6832,7 @@
     </w:p>
     <w:p>
       <w:pPr>
-        <w:spacing w:after="120" w:line="240" w:lineRule="atLeast"/>
+        <w:spacing w:after="102" w:line="204" w:lineRule="auto"/>
         <w:rPr>
           <w:rFonts w:ascii="Tahoma" w:eastAsia="Tahoma" w:hAnsi="Tahoma" w:cs="Tahoma"/>
           <w:sz w:val="20"/>
@@ -6876,7 +6876,7 @@
     </w:p>
     <w:p>
       <w:pPr>
-        <w:spacing w:after="120" w:line="240" w:lineRule="atLeast"/>
+        <w:spacing w:after="102" w:line="204" w:lineRule="auto"/>
         <w:rPr>
           <w:rFonts w:ascii="Tahoma" w:eastAsia="Tahoma" w:hAnsi="Tahoma" w:cs="Tahoma"/>
           <w:sz w:val="20"/>
@@ -6886,7 +6886,7 @@
     </w:p>
     <w:p>
       <w:pPr>
-        <w:spacing w:line="240" w:lineRule="atLeast"/>
+        <w:spacing w:line="204" w:lineRule="auto"/>
         <w:rPr>
           <w:rFonts w:ascii="Tahoma" w:eastAsia="Tahoma" w:hAnsi="Tahoma" w:cs="Tahoma"/>
           <w:sz w:val="20"/>
@@ -6973,7 +6973,7 @@
     </w:p>
     <w:p>
       <w:pPr>
-        <w:spacing w:after="120" w:line="240" w:lineRule="atLeast"/>
+        <w:spacing w:after="102" w:line="204" w:lineRule="auto"/>
         <w:rPr>
           <w:rFonts w:ascii="Tahoma" w:eastAsia="Tahoma" w:hAnsi="Tahoma" w:cs="Tahoma"/>
           <w:sz w:val="20"/>
@@ -6983,7 +6983,7 @@
     </w:p>
     <w:p>
       <w:pPr>
-        <w:spacing w:after="120" w:line="240" w:lineRule="atLeast"/>
+        <w:spacing w:after="102" w:line="204" w:lineRule="auto"/>
         <w:rPr>
           <w:rFonts w:ascii="Tahoma" w:eastAsia="Tahoma" w:hAnsi="Tahoma" w:cs="Tahoma"/>
           <w:b/>
@@ -7005,7 +7005,7 @@
     </w:p>
     <w:p>
       <w:pPr>
-        <w:spacing w:after="120" w:line="240" w:lineRule="atLeast"/>
+        <w:spacing w:after="102" w:line="204" w:lineRule="auto"/>
         <w:rPr>
           <w:rFonts w:ascii="Tahoma" w:eastAsia="Tahoma" w:hAnsi="Tahoma" w:cs="Tahoma"/>
           <w:sz w:val="20"/>
@@ -7043,7 +7043,7 @@
           </w:tcPr>
           <w:p>
             <w:pPr>
-              <w:spacing w:line="240" w:lineRule="atLeast"/>
+              <w:spacing w:line="204" w:lineRule="auto"/>
               <w:rPr>
                 <w:rFonts w:ascii="Tahoma" w:eastAsia="Tahoma" w:hAnsi="Tahoma" w:cs="Tahoma"/>
                 <w:sz w:val="20"/>
@@ -7114,7 +7114,7 @@
           </w:tcPr>
           <w:p>
             <w:pPr>
-              <w:spacing w:line="240" w:lineRule="atLeast"/>
+              <w:spacing w:line="204" w:lineRule="auto"/>
               <w:rPr>
                 <w:rFonts w:ascii="Tahoma" w:eastAsia="Tahoma" w:hAnsi="Tahoma" w:cs="Tahoma"/>
                 <w:sz w:val="20"/>
@@ -7128,7 +7128,7 @@
           </w:tcPr>
           <w:p>
             <w:pPr>
-              <w:spacing w:line="240" w:lineRule="atLeast"/>
+              <w:spacing w:line="204" w:lineRule="auto"/>
               <w:rPr>
                 <w:rFonts w:ascii="Tahoma" w:eastAsia="Tahoma" w:hAnsi="Tahoma" w:cs="Tahoma"/>
                 <w:sz w:val="20"/>
@@ -7198,7 +7198,7 @@
           </w:tcPr>
           <w:p>
             <w:pPr>
-              <w:spacing w:line="240" w:lineRule="atLeast"/>
+              <w:spacing w:line="204" w:lineRule="auto"/>
               <w:rPr>
                 <w:rFonts w:ascii="Tahoma" w:eastAsia="Tahoma" w:hAnsi="Tahoma" w:cs="Tahoma"/>
                 <w:sz w:val="20"/>
@@ -7219,7 +7219,7 @@
           </w:tcPr>
           <w:p>
             <w:pPr>
-              <w:spacing w:line="240" w:lineRule="atLeast"/>
+              <w:spacing w:line="204" w:lineRule="auto"/>
               <w:rPr>
                 <w:rFonts w:ascii="Tahoma" w:eastAsia="Tahoma" w:hAnsi="Tahoma" w:cs="Tahoma"/>
                 <w:sz w:val="20"/>
@@ -7233,7 +7233,7 @@
           </w:tcPr>
           <w:p>
             <w:pPr>
-              <w:spacing w:line="240" w:lineRule="atLeast"/>
+              <w:spacing w:line="204" w:lineRule="auto"/>
               <w:rPr>
                 <w:rFonts w:ascii="Tahoma" w:eastAsia="Tahoma" w:hAnsi="Tahoma" w:cs="Tahoma"/>
                 <w:sz w:val="20"/>
@@ -7256,7 +7256,7 @@
           </w:tcPr>
           <w:p>
             <w:pPr>
-              <w:spacing w:line="240" w:lineRule="atLeast"/>
+              <w:spacing w:line="204" w:lineRule="auto"/>
               <w:rPr>
                 <w:rFonts w:ascii="Tahoma" w:eastAsia="Tahoma" w:hAnsi="Tahoma" w:cs="Tahoma"/>
                 <w:sz w:val="20"/>
@@ -7270,7 +7270,7 @@
           </w:tcPr>
           <w:p>
             <w:pPr>
-              <w:spacing w:line="240" w:lineRule="atLeast"/>
+              <w:spacing w:line="204" w:lineRule="auto"/>
               <w:rPr>
                 <w:rFonts w:ascii="Tahoma" w:eastAsia="Tahoma" w:hAnsi="Tahoma" w:cs="Tahoma"/>
                 <w:sz w:val="20"/>
@@ -7284,7 +7284,7 @@
           </w:tcPr>
           <w:p>
             <w:pPr>
-              <w:spacing w:line="240" w:lineRule="atLeast"/>
+              <w:spacing w:line="204" w:lineRule="auto"/>
               <w:rPr>
                 <w:rFonts w:ascii="Tahoma" w:eastAsia="Tahoma" w:hAnsi="Tahoma" w:cs="Tahoma"/>
                 <w:sz w:val="20"/>
@@ -7303,7 +7303,7 @@
           </w:tcPr>
           <w:p>
             <w:pPr>
-              <w:spacing w:line="240" w:lineRule="atLeast"/>
+              <w:spacing w:line="204" w:lineRule="auto"/>
               <w:jc w:val="center"/>
               <w:rPr>
                 <w:rFonts w:ascii="Tahoma" w:eastAsia="Tahoma" w:hAnsi="Tahoma" w:cs="Tahoma"/>
@@ -7318,7 +7318,7 @@
           </w:tcPr>
           <w:p>
             <w:pPr>
-              <w:spacing w:line="240" w:lineRule="atLeast"/>
+              <w:spacing w:line="204" w:lineRule="auto"/>
               <w:rPr>
                 <w:rFonts w:ascii="Tahoma" w:eastAsia="Tahoma" w:hAnsi="Tahoma" w:cs="Tahoma"/>
                 <w:sz w:val="20"/>
@@ -7332,7 +7332,7 @@
           </w:tcPr>
           <w:p>
             <w:pPr>
-              <w:spacing w:line="240" w:lineRule="atLeast"/>
+              <w:spacing w:line="204" w:lineRule="auto"/>
               <w:rPr>
                 <w:rFonts w:ascii="Tahoma" w:eastAsia="Tahoma" w:hAnsi="Tahoma" w:cs="Tahoma"/>
                 <w:sz w:val="20"/>
@@ -7354,7 +7354,7 @@
           </w:tcPr>
           <w:p>
             <w:pPr>
-              <w:spacing w:line="240" w:lineRule="atLeast"/>
+              <w:spacing w:line="204" w:lineRule="auto"/>
               <w:rPr>
                 <w:rFonts w:ascii="Tahoma" w:eastAsia="Tahoma" w:hAnsi="Tahoma" w:cs="Tahoma"/>
                 <w:sz w:val="20"/>
@@ -7368,7 +7368,7 @@
           </w:tcPr>
           <w:p>
             <w:pPr>
-              <w:spacing w:line="240" w:lineRule="atLeast"/>
+              <w:spacing w:line="204" w:lineRule="auto"/>
               <w:rPr>
                 <w:rFonts w:ascii="Tahoma" w:eastAsia="Tahoma" w:hAnsi="Tahoma" w:cs="Tahoma"/>
                 <w:sz w:val="20"/>
@@ -7385,7 +7385,7 @@
           </w:tcPr>
           <w:p>
             <w:pPr>
-              <w:spacing w:line="240" w:lineRule="atLeast"/>
+              <w:spacing w:line="204" w:lineRule="auto"/>
               <w:rPr>
                 <w:rFonts w:ascii="Tahoma" w:eastAsia="Tahoma" w:hAnsi="Tahoma" w:cs="Tahoma"/>
                 <w:sz w:val="20"/>
@@ -7407,7 +7407,7 @@
           </w:tcPr>
           <w:p>
             <w:pPr>
-              <w:spacing w:line="240" w:lineRule="atLeast"/>
+              <w:spacing w:line="204" w:lineRule="auto"/>
               <w:rPr>
                 <w:rFonts w:ascii="Tahoma" w:eastAsia="Tahoma" w:hAnsi="Tahoma" w:cs="Tahoma"/>
                 <w:b/>
@@ -7436,7 +7436,7 @@
           </w:p>
           <w:p>
             <w:pPr>
-              <w:spacing w:line="240" w:lineRule="atLeast"/>
+              <w:spacing w:line="204" w:lineRule="auto"/>
               <w:rPr>
                 <w:rFonts w:ascii="Tahoma" w:eastAsia="Tahoma" w:hAnsi="Tahoma" w:cs="Tahoma"/>
                 <w:sz w:val="20"/>
@@ -7467,7 +7467,7 @@
           </w:tcPr>
           <w:p>
             <w:pPr>
-              <w:spacing w:line="240" w:lineRule="atLeast"/>
+              <w:spacing w:line="204" w:lineRule="auto"/>
               <w:rPr>
                 <w:rFonts w:ascii="Tahoma" w:eastAsia="Tahoma" w:hAnsi="Tahoma" w:cs="Tahoma"/>
                 <w:sz w:val="20"/>
@@ -7487,7 +7487,7 @@
           </w:tcPr>
           <w:p>
             <w:pPr>
-              <w:spacing w:line="240" w:lineRule="atLeast"/>
+              <w:spacing w:line="204" w:lineRule="auto"/>
               <w:rPr>
                 <w:rFonts w:ascii="Tahoma" w:eastAsia="Tahoma" w:hAnsi="Tahoma" w:cs="Tahoma"/>
                 <w:sz w:val="20"/>
@@ -8461,7 +8461,7 @@
     </w:rPrDefault>
     <w:pPrDefault>
       <w:pPr>
-        <w:spacing w:after="160" w:line="259" w:lineRule="auto"/>
+        <w:spacing w:after="136" w:line="220" w:lineRule="auto"/>
       </w:pPr>
     </w:pPrDefault>
   </w:docDefaults>
@@ -8859,7 +8859,7 @@
     <w:pPr>
       <w:keepNext/>
       <w:keepLines/>
-      <w:spacing w:before="360" w:after="120" w:line="240" w:lineRule="atLeast"/>
+      <w:spacing w:before="306" w:after="102" w:line="204" w:lineRule="auto"/>
       <w:outlineLvl w:val="1"/>
     </w:pPr>
     <w:rPr>
@@ -8911,7 +8911,7 @@
         <w:tab w:val="center" w:pos="4536"/>
         <w:tab w:val="right" w:pos="9072"/>
       </w:tabs>
-      <w:spacing w:after="0" w:line="192" w:lineRule="atLeast"/>
+      <w:spacing w:after="0" w:line="163" w:lineRule="auto"/>
     </w:pPr>
     <w:rPr>
       <w:rFonts w:eastAsiaTheme="minorHAnsi"/>
@@ -8947,7 +8947,7 @@
         <w:tab w:val="center" w:pos="4536"/>
         <w:tab w:val="right" w:pos="9072"/>
       </w:tabs>
-      <w:spacing w:after="0" w:line="240" w:lineRule="auto"/>
+      <w:spacing w:after="0" w:line="204" w:lineRule="auto"/>
     </w:pPr>
     <w:rPr>
       <w:rFonts w:eastAsiaTheme="minorHAnsi"/>
@@ -8983,7 +8983,7 @@
       <w:numPr>
         <w:numId w:val="1"/>
       </w:numPr>
-      <w:spacing w:after="120" w:line="240" w:lineRule="atLeast"/>
+      <w:spacing w:after="102" w:line="204" w:lineRule="auto"/>
     </w:pPr>
     <w:rPr>
       <w:rFonts w:eastAsiaTheme="minorHAnsi"/>
@@ -8999,7 +8999,7 @@
     <w:uiPriority w:val="39"/>
     <w:rsid w:val="00BE5539"/>
     <w:pPr>
-      <w:spacing w:after="0" w:line="240" w:lineRule="auto"/>
+      <w:spacing w:after="0" w:line="204" w:lineRule="auto"/>
     </w:pPr>
     <w:rPr>
       <w:rFonts w:eastAsiaTheme="minorHAnsi"/>
@@ -9030,7 +9030,7 @@
       <w:numPr>
         <w:numId w:val="2"/>
       </w:numPr>
-      <w:spacing w:before="360" w:after="120" w:line="240" w:lineRule="atLeast"/>
+      <w:spacing w:before="306" w:after="102" w:line="204" w:lineRule="auto"/>
       <w:jc w:val="center"/>
     </w:pPr>
     <w:rPr>
@@ -9053,7 +9053,7 @@
         <w:ilvl w:val="1"/>
         <w:numId w:val="2"/>
       </w:numPr>
-      <w:spacing w:after="120" w:line="240" w:lineRule="atLeast"/>
+      <w:spacing w:after="102" w:line="204" w:lineRule="auto"/>
     </w:pPr>
     <w:rPr>
       <w:rFonts w:ascii="Tahoma" w:eastAsiaTheme="minorHAnsi" w:hAnsi="Tahoma"/>
@@ -9074,7 +9074,7 @@
         <w:ilvl w:val="2"/>
         <w:numId w:val="2"/>
       </w:numPr>
-      <w:spacing w:after="120" w:line="240" w:lineRule="atLeast"/>
+      <w:spacing w:after="102" w:line="204" w:lineRule="auto"/>
     </w:pPr>
     <w:rPr>
       <w:rFonts w:ascii="Tahoma" w:eastAsiaTheme="minorHAnsi" w:hAnsi="Tahoma"/>
@@ -9095,7 +9095,7 @@
         <w:ilvl w:val="3"/>
         <w:numId w:val="2"/>
       </w:numPr>
-      <w:spacing w:after="120" w:line="240" w:lineRule="atLeast"/>
+      <w:spacing w:after="102" w:line="204" w:lineRule="auto"/>
     </w:pPr>
     <w:rPr>
       <w:rFonts w:eastAsiaTheme="minorHAnsi"/>
@@ -9115,7 +9115,7 @@
       <w:numPr>
         <w:numId w:val="3"/>
       </w:numPr>
-      <w:spacing w:after="120" w:line="240" w:lineRule="atLeast"/>
+      <w:spacing w:after="102" w:line="204" w:lineRule="auto"/>
     </w:pPr>
     <w:rPr>
       <w:rFonts w:eastAsiaTheme="minorHAnsi"/>
@@ -9131,7 +9131,7 @@
     <w:qFormat/>
     <w:rsid w:val="00BE5539"/>
     <w:pPr>
-      <w:spacing w:after="0" w:line="240" w:lineRule="atLeast"/>
+      <w:spacing w:after="0" w:line="204" w:lineRule="auto"/>
     </w:pPr>
     <w:rPr>
       <w:rFonts w:eastAsiaTheme="minorHAnsi"/>
@@ -9158,7 +9158,7 @@
     <w:semiHidden/>
     <w:rsid w:val="007E1B51"/>
     <w:pPr>
-      <w:spacing w:after="0" w:line="240" w:lineRule="auto"/>
+      <w:spacing w:after="0" w:line="204" w:lineRule="auto"/>
     </w:pPr>
   </w:style>
   <w:style w:type="character" w:styleId="Hypertextovodkaz">
@@ -9180,7 +9180,7 @@
     <w:unhideWhenUsed/>
     <w:rsid w:val="00B61DBF"/>
     <w:pPr>
-      <w:spacing w:before="100" w:beforeAutospacing="1" w:after="100" w:afterAutospacing="1" w:line="240" w:lineRule="auto"/>
+      <w:spacing w:before="85" w:beforeAutospacing="1" w:after="85" w:afterAutospacing="1" w:line="204" w:lineRule="auto"/>
     </w:pPr>
     <w:rPr>
       <w:rFonts w:ascii="Times New Roman" w:eastAsia="Times New Roman" w:hAnsi="Times New Roman" w:cs="Times New Roman"/>
@@ -9210,7 +9210,7 @@
     <w:unhideWhenUsed/>
     <w:rsid w:val="005126EB"/>
     <w:pPr>
-      <w:spacing w:line="240" w:lineRule="auto"/>
+      <w:spacing w:line="204" w:lineRule="auto"/>
     </w:pPr>
     <w:rPr>
       <w:sz w:val="20"/>
@@ -9294,7 +9294,7 @@
       <w:tabs>
         <w:tab w:val="clear" w:pos="1701"/>
       </w:tabs>
-      <w:spacing w:after="120" w:line="240" w:lineRule="atLeast"/>
+      <w:spacing w:after="102" w:line="204" w:lineRule="auto"/>
       <w:ind w:left="0" w:firstLine="0"/>
     </w:pPr>
     <w:rPr>

--- a/public/templates/smlouva_fve_sablona.docx
+++ b/public/templates/smlouva_fve_sablona.docx
@@ -27,7 +27,7 @@
           <w:szCs w:val="56"/>
           <w:lang w:eastAsia="en-US"/>
         </w:rPr>
-        <w:t>Smlouva o dodání FVE</w:t>
+        <w:t xml:space="preserve">Smlouva o dodání FVE</w:t>
       </w:r>
     </w:p>
     <w:p>
@@ -100,7 +100,7 @@
                 <w:bCs/>
                 <w:sz w:val="20"/>
               </w:rPr>
-              <w:t xml:space="preserve">Jurenka </w:t>
+              <w:t xml:space="preserve">{firmaNazev}</w:t>
             </w:r>
             <w:r>
               <w:rPr>
@@ -109,7 +109,7 @@
                 <w:bCs/>
                 <w:sz w:val="20"/>
               </w:rPr>
-              <w:t>Elektro</w:t>
+              <w:t xml:space="preserve"/>
             </w:r>
             <w:r>
               <w:rPr>
@@ -118,7 +118,7 @@
                 <w:bCs/>
                 <w:sz w:val="20"/>
               </w:rPr>
-              <w:t xml:space="preserve"> s.r.o.</w:t>
+              <w:t xml:space="preserve"/>
             </w:r>
           </w:p>
         </w:tc>
@@ -146,21 +146,21 @@
                 <w:rFonts w:ascii="Tahoma" w:eastAsia="Tahoma" w:hAnsi="Tahoma" w:cs="Tahoma"/>
                 <w:sz w:val="20"/>
               </w:rPr>
-              <w:t>19147813</w:t>
-            </w:r>
-            <w:r>
-              <w:rPr>
-                <w:rFonts w:ascii="Tahoma" w:eastAsia="Tahoma" w:hAnsi="Tahoma" w:cs="Tahoma"/>
-                <w:sz w:val="20"/>
-              </w:rPr>
-              <w:t>, DIČ: CZ</w:t>
-            </w:r>
-            <w:r>
-              <w:rPr>
-                <w:rFonts w:ascii="Tahoma" w:eastAsia="Tahoma" w:hAnsi="Tahoma" w:cs="Tahoma"/>
-                <w:sz w:val="20"/>
-              </w:rPr>
-              <w:t>19147813</w:t>
+              <w:t xml:space="preserve">{firmaIco}</w:t>
+            </w:r>
+            <w:r>
+              <w:rPr>
+                <w:rFonts w:ascii="Tahoma" w:eastAsia="Tahoma" w:hAnsi="Tahoma" w:cs="Tahoma"/>
+                <w:sz w:val="20"/>
+              </w:rPr>
+              <w:t xml:space="preserve">, DIČ: {firmaDic}</w:t>
+            </w:r>
+            <w:r>
+              <w:rPr>
+                <w:rFonts w:ascii="Tahoma" w:eastAsia="Tahoma" w:hAnsi="Tahoma" w:cs="Tahoma"/>
+                <w:sz w:val="20"/>
+              </w:rPr>
+              <w:t xml:space="preserve"/>
             </w:r>
             <w:r>
               <w:rPr>
@@ -174,49 +174,49 @@
                 <w:rFonts w:ascii="Tahoma" w:eastAsia="Tahoma" w:hAnsi="Tahoma" w:cs="Tahoma"/>
                 <w:sz w:val="20"/>
               </w:rPr>
-              <w:t>Riegrova 394/17</w:t>
-            </w:r>
-            <w:r>
-              <w:rPr>
-                <w:rFonts w:ascii="Tahoma" w:eastAsia="Tahoma" w:hAnsi="Tahoma" w:cs="Tahoma"/>
-                <w:sz w:val="20"/>
-              </w:rPr>
-              <w:t xml:space="preserve">, </w:t>
-            </w:r>
-            <w:r>
-              <w:rPr>
-                <w:rFonts w:ascii="Tahoma" w:eastAsia="Tahoma" w:hAnsi="Tahoma" w:cs="Tahoma"/>
-                <w:sz w:val="20"/>
-              </w:rPr>
-              <w:t>Olomouc</w:t>
-            </w:r>
-            <w:r>
-              <w:rPr>
-                <w:rFonts w:ascii="Tahoma" w:eastAsia="Tahoma" w:hAnsi="Tahoma" w:cs="Tahoma"/>
-                <w:sz w:val="20"/>
-              </w:rPr>
-              <w:t xml:space="preserve">, </w:t>
-            </w:r>
-            <w:r>
-              <w:rPr>
-                <w:rFonts w:ascii="Tahoma" w:eastAsia="Tahoma" w:hAnsi="Tahoma" w:cs="Tahoma"/>
-                <w:sz w:val="20"/>
-              </w:rPr>
-              <w:t>779 00</w:t>
-            </w:r>
-            <w:r>
-              <w:rPr>
-                <w:rFonts w:ascii="Tahoma" w:eastAsia="Tahoma" w:hAnsi="Tahoma" w:cs="Tahoma"/>
-                <w:sz w:val="20"/>
-              </w:rPr>
-              <w:t>,</w:t>
-            </w:r>
-            <w:r>
-              <w:rPr>
-                <w:rFonts w:ascii="Tahoma" w:eastAsia="Tahoma" w:hAnsi="Tahoma" w:cs="Tahoma"/>
-                <w:sz w:val="20"/>
-              </w:rPr>
-              <w:t xml:space="preserve"> Olomouc</w:t>
+              <w:t xml:space="preserve">{firmaUlice}, {firmaMesto}</w:t>
+            </w:r>
+            <w:r>
+              <w:rPr>
+                <w:rFonts w:ascii="Tahoma" w:eastAsia="Tahoma" w:hAnsi="Tahoma" w:cs="Tahoma"/>
+                <w:sz w:val="20"/>
+              </w:rPr>
+              <w:t xml:space="preserve"/>
+            </w:r>
+            <w:r>
+              <w:rPr>
+                <w:rFonts w:ascii="Tahoma" w:eastAsia="Tahoma" w:hAnsi="Tahoma" w:cs="Tahoma"/>
+                <w:sz w:val="20"/>
+              </w:rPr>
+              <w:t xml:space="preserve"/>
+            </w:r>
+            <w:r>
+              <w:rPr>
+                <w:rFonts w:ascii="Tahoma" w:eastAsia="Tahoma" w:hAnsi="Tahoma" w:cs="Tahoma"/>
+                <w:sz w:val="20"/>
+              </w:rPr>
+              <w:t xml:space="preserve"/>
+            </w:r>
+            <w:r>
+              <w:rPr>
+                <w:rFonts w:ascii="Tahoma" w:eastAsia="Tahoma" w:hAnsi="Tahoma" w:cs="Tahoma"/>
+                <w:sz w:val="20"/>
+              </w:rPr>
+              <w:t xml:space="preserve"/>
+            </w:r>
+            <w:r>
+              <w:rPr>
+                <w:rFonts w:ascii="Tahoma" w:eastAsia="Tahoma" w:hAnsi="Tahoma" w:cs="Tahoma"/>
+                <w:sz w:val="20"/>
+              </w:rPr>
+              <w:t xml:space="preserve"/>
+            </w:r>
+            <w:r>
+              <w:rPr>
+                <w:rFonts w:ascii="Tahoma" w:eastAsia="Tahoma" w:hAnsi="Tahoma" w:cs="Tahoma"/>
+                <w:sz w:val="20"/>
+              </w:rPr>
+              <w:t xml:space="preserve"/>
             </w:r>
             <w:r>
               <w:rPr>
@@ -230,7 +230,7 @@
                 <w:rFonts w:ascii="Tahoma" w:eastAsia="Tahoma" w:hAnsi="Tahoma" w:cs="Tahoma"/>
                 <w:sz w:val="20"/>
               </w:rPr>
-              <w:t>Ostravě</w:t>
+              <w:t xml:space="preserve">Ostravě</w:t>
             </w:r>
             <w:r>
               <w:rPr>
@@ -245,7 +245,7 @@
                 <w:rFonts w:ascii="Tahoma" w:eastAsia="Tahoma" w:hAnsi="Tahoma" w:cs="Tahoma"/>
                 <w:sz w:val="20"/>
               </w:rPr>
-              <w:t>sp</w:t>
+              <w:t xml:space="preserve">sp</w:t>
             </w:r>
             <w:proofErr w:type="spellEnd"/>
             <w:r>
@@ -260,14 +260,14 @@
                 <w:rFonts w:ascii="Tahoma" w:eastAsia="Tahoma" w:hAnsi="Tahoma" w:cs="Tahoma"/>
                 <w:sz w:val="20"/>
               </w:rPr>
-              <w:t>C 92114</w:t>
-            </w:r>
-            <w:r>
-              <w:rPr>
-                <w:rFonts w:ascii="Tahoma" w:eastAsia="Tahoma" w:hAnsi="Tahoma" w:cs="Tahoma"/>
-                <w:sz w:val="20"/>
-              </w:rPr>
-              <w:t>,</w:t>
+              <w:t xml:space="preserve">C 92114</w:t>
+            </w:r>
+            <w:r>
+              <w:rPr>
+                <w:rFonts w:ascii="Tahoma" w:eastAsia="Tahoma" w:hAnsi="Tahoma" w:cs="Tahoma"/>
+                <w:sz w:val="20"/>
+              </w:rPr>
+              <w:t xml:space="preserve">,</w:t>
             </w:r>
           </w:p>
           <w:p>
@@ -285,14 +285,14 @@
                 <w:rFonts w:ascii="Tahoma" w:eastAsia="Tahoma" w:hAnsi="Tahoma" w:cs="Tahoma"/>
                 <w:sz w:val="20"/>
               </w:rPr>
-              <w:t>Kontaktní e</w:t>
-            </w:r>
-            <w:r>
-              <w:rPr>
-                <w:rFonts w:ascii="Tahoma" w:eastAsia="Tahoma" w:hAnsi="Tahoma" w:cs="Tahoma"/>
-                <w:sz w:val="20"/>
-              </w:rPr>
-              <w:t>-mail</w:t>
+              <w:t xml:space="preserve">Kontaktní e</w:t>
+            </w:r>
+            <w:r>
+              <w:rPr>
+                <w:rFonts w:ascii="Tahoma" w:eastAsia="Tahoma" w:hAnsi="Tahoma" w:cs="Tahoma"/>
+                <w:sz w:val="20"/>
+              </w:rPr>
+              <w:t xml:space="preserve">-mail</w:t>
             </w:r>
             <w:r>
               <w:rPr>
@@ -315,7 +315,7 @@
                   <w:rFonts w:ascii="Tahoma" w:eastAsia="Tahoma" w:hAnsi="Tahoma" w:cs="Tahoma"/>
                   <w:sz w:val="20"/>
                 </w:rPr>
-                <w:t>info@jurenkaelektro.cz</w:t>
+                <w:t xml:space="preserve">{firmaEmail}</w:t>
               </w:r>
             </w:hyperlink>
             <w:r>
@@ -332,14 +332,14 @@
                 <w:rFonts w:ascii="Tahoma" w:eastAsia="Tahoma" w:hAnsi="Tahoma" w:cs="Tahoma"/>
                 <w:sz w:val="20"/>
               </w:rPr>
-              <w:t>+420 7</w:t>
-            </w:r>
-            <w:r>
-              <w:rPr>
-                <w:rFonts w:ascii="Tahoma" w:eastAsia="Tahoma" w:hAnsi="Tahoma" w:cs="Tahoma"/>
-                <w:sz w:val="20"/>
-              </w:rPr>
-              <w:t>02172622</w:t>
+              <w:t xml:space="preserve">{firmaTelefon}</w:t>
+            </w:r>
+            <w:r>
+              <w:rPr>
+                <w:rFonts w:ascii="Tahoma" w:eastAsia="Tahoma" w:hAnsi="Tahoma" w:cs="Tahoma"/>
+                <w:sz w:val="20"/>
+              </w:rPr>
+              <w:t xml:space="preserve"/>
             </w:r>
           </w:p>
           <w:p>
@@ -355,14 +355,14 @@
                 <w:rFonts w:ascii="Tahoma" w:eastAsia="Tahoma" w:hAnsi="Tahoma" w:cs="Tahoma"/>
                 <w:sz w:val="20"/>
               </w:rPr>
-              <w:t>Bankovní spojení: 123-</w:t>
-            </w:r>
-            <w:r>
-              <w:rPr>
-                <w:rFonts w:ascii="Tahoma" w:eastAsia="Tahoma" w:hAnsi="Tahoma" w:cs="Tahoma"/>
-                <w:sz w:val="20"/>
-              </w:rPr>
-              <w:t>8729910267/0100</w:t>
+              <w:t xml:space="preserve">Bankovní spojení: {firmaUcet}</w:t>
+            </w:r>
+            <w:r>
+              <w:rPr>
+                <w:rFonts w:ascii="Tahoma" w:eastAsia="Tahoma" w:hAnsi="Tahoma" w:cs="Tahoma"/>
+                <w:sz w:val="20"/>
+              </w:rPr>
+              <w:t xml:space="preserve"/>
             </w:r>
           </w:p>
           <w:p>
@@ -387,14 +387,14 @@
                 <w:bCs/>
                 <w:sz w:val="20"/>
               </w:rPr>
-              <w:t>„zhotovitel“</w:t>
-            </w:r>
-            <w:r>
-              <w:rPr>
-                <w:rFonts w:ascii="Tahoma" w:eastAsia="Tahoma" w:hAnsi="Tahoma" w:cs="Tahoma"/>
-                <w:sz w:val="20"/>
-              </w:rPr>
-              <w:t>)</w:t>
+              <w:t xml:space="preserve">„zhotovitel“</w:t>
+            </w:r>
+            <w:r>
+              <w:rPr>
+                <w:rFonts w:ascii="Tahoma" w:eastAsia="Tahoma" w:hAnsi="Tahoma" w:cs="Tahoma"/>
+                <w:sz w:val="20"/>
+              </w:rPr>
+              <w:t xml:space="preserve">)</w:t>
             </w:r>
           </w:p>
         </w:tc>
@@ -528,7 +528,7 @@
                 <w:rFonts w:ascii="Tahoma" w:eastAsia="Tahoma" w:hAnsi="Tahoma" w:cs="Tahoma"/>
                 <w:sz w:val="20"/>
               </w:rPr>
-              <w:t>,</w:t>
+              <w:t xml:space="preserve">,</w:t>
             </w:r>
           </w:p>
           <w:p>
@@ -621,14 +621,14 @@
                 <w:bCs/>
                 <w:sz w:val="20"/>
               </w:rPr>
-              <w:t>„objednatel“</w:t>
-            </w:r>
-            <w:r>
-              <w:rPr>
-                <w:rFonts w:ascii="Tahoma" w:eastAsia="Tahoma" w:hAnsi="Tahoma" w:cs="Tahoma"/>
-                <w:sz w:val="20"/>
-              </w:rPr>
-              <w:t>)</w:t>
+              <w:t xml:space="preserve">„objednatel“</w:t>
+            </w:r>
+            <w:r>
+              <w:rPr>
+                <w:rFonts w:ascii="Tahoma" w:eastAsia="Tahoma" w:hAnsi="Tahoma" w:cs="Tahoma"/>
+                <w:sz w:val="20"/>
+              </w:rPr>
+              <w:t xml:space="preserve">)</w:t>
             </w:r>
           </w:p>
         </w:tc>
@@ -666,7 +666,7 @@
           <w:sz w:val="20"/>
           <w:lang w:eastAsia="en-US"/>
         </w:rPr>
-        <w:t>D</w:t>
+        <w:t xml:space="preserve">D</w:t>
       </w:r>
       <w:r>
         <w:rPr>
@@ -676,7 +676,7 @@
           <w:sz w:val="20"/>
           <w:lang w:eastAsia="en-US"/>
         </w:rPr>
-        <w:t>íla:</w:t>
+        <w:t xml:space="preserve">íla:</w:t>
       </w:r>
       <w:permStart w:id="69805027" w:edGrp="everyone"/>
     </w:p>
@@ -750,7 +750,7 @@
                 <w:bCs/>
                 <w:sz w:val="20"/>
               </w:rPr>
-              <w:t>Součásti plnění zhotovitele:</w:t>
+              <w:t xml:space="preserve">Součásti plnění zhotovitele:</w:t>
             </w:r>
             <w:permStart w:id="927952130" w:edGrp="everyone"/>
           </w:p>
@@ -779,7 +779,7 @@
                 <w:rFonts w:ascii="Tahoma" w:eastAsia="Tahoma" w:hAnsi="Tahoma" w:cs="Tahoma"/>
                 <w:sz w:val="20"/>
               </w:rPr>
-              <w:t>schéma</w:t>
+              <w:t xml:space="preserve">schéma</w:t>
             </w:r>
             <w:r>
               <w:rPr>
@@ -793,7 +793,7 @@
                 <w:rFonts w:ascii="Tahoma" w:eastAsia="Tahoma" w:hAnsi="Tahoma" w:cs="Tahoma"/>
                 <w:sz w:val="20"/>
               </w:rPr>
-              <w:t>;</w:t>
+              <w:t xml:space="preserve">;</w:t>
             </w:r>
           </w:p>
           <w:p>
@@ -809,7 +809,7 @@
                 <w:rFonts w:ascii="Tahoma" w:eastAsia="Tahoma" w:hAnsi="Tahoma" w:cs="Tahoma"/>
                 <w:sz w:val="20"/>
               </w:rPr>
-              <w:t>Příprava podkladů a podání „žádosti o připojení výrobny elektřiny k distribuční soustavě“ příslušnému distributorovi elektrické energie (v případě udělení plné moci);</w:t>
+              <w:t xml:space="preserve">Příprava podkladů a podání „žádosti o připojení výrobny elektřiny k distribuční soustavě“ příslušnému distributorovi elektrické energie (v případě udělení plné moci);</w:t>
             </w:r>
           </w:p>
           <w:p>
@@ -825,14 +825,14 @@
                 <w:rFonts w:ascii="Tahoma" w:eastAsia="Tahoma" w:hAnsi="Tahoma" w:cs="Tahoma"/>
                 <w:sz w:val="20"/>
               </w:rPr>
-              <w:t>Dodávka, instalac</w:t>
-            </w:r>
-            <w:r>
-              <w:rPr>
-                <w:rFonts w:ascii="Tahoma" w:eastAsia="Tahoma" w:hAnsi="Tahoma" w:cs="Tahoma"/>
-                <w:sz w:val="20"/>
-              </w:rPr>
-              <w:t>i</w:t>
+              <w:t xml:space="preserve">Dodávka, instalac</w:t>
+            </w:r>
+            <w:r>
+              <w:rPr>
+                <w:rFonts w:ascii="Tahoma" w:eastAsia="Tahoma" w:hAnsi="Tahoma" w:cs="Tahoma"/>
+                <w:sz w:val="20"/>
+              </w:rPr>
+              <w:t xml:space="preserve">i</w:t>
             </w:r>
             <w:r>
               <w:rPr>
@@ -846,14 +846,14 @@
                 <w:rFonts w:ascii="Tahoma" w:eastAsia="Tahoma" w:hAnsi="Tahoma" w:cs="Tahoma"/>
                 <w:sz w:val="20"/>
               </w:rPr>
-              <w:t>FVE</w:t>
-            </w:r>
-            <w:r>
-              <w:rPr>
-                <w:rFonts w:ascii="Tahoma" w:eastAsia="Tahoma" w:hAnsi="Tahoma" w:cs="Tahoma"/>
-                <w:sz w:val="20"/>
-              </w:rPr>
-              <w:t>;</w:t>
+              <w:t xml:space="preserve">FVE</w:t>
+            </w:r>
+            <w:r>
+              <w:rPr>
+                <w:rFonts w:ascii="Tahoma" w:eastAsia="Tahoma" w:hAnsi="Tahoma" w:cs="Tahoma"/>
+                <w:sz w:val="20"/>
+              </w:rPr>
+              <w:t xml:space="preserve">;</w:t>
             </w:r>
           </w:p>
           <w:p>
@@ -876,7 +876,7 @@
                 <w:rFonts w:ascii="Tahoma" w:eastAsia="Tahoma" w:hAnsi="Tahoma" w:cs="Tahoma"/>
                 <w:sz w:val="20"/>
               </w:rPr>
-              <w:t>FVE</w:t>
+              <w:t xml:space="preserve">FVE</w:t>
             </w:r>
             <w:r>
               <w:rPr>
@@ -890,7 +890,7 @@
                 <w:rFonts w:ascii="Tahoma" w:eastAsia="Tahoma" w:hAnsi="Tahoma" w:cs="Tahoma"/>
                 <w:sz w:val="20"/>
               </w:rPr>
-              <w:t>bude</w:t>
+              <w:t xml:space="preserve">bude</w:t>
             </w:r>
             <w:r>
               <w:rPr>
@@ -911,7 +911,7 @@
                 <w:rFonts w:ascii="Tahoma" w:eastAsia="Tahoma" w:hAnsi="Tahoma" w:cs="Tahoma"/>
                 <w:sz w:val="20"/>
               </w:rPr>
-              <w:t>FVE</w:t>
+              <w:t xml:space="preserve">FVE</w:t>
             </w:r>
             <w:r>
               <w:rPr>
@@ -934,7 +934,7 @@
                 <w:rFonts w:ascii="Tahoma" w:eastAsia="Tahoma" w:hAnsi="Tahoma" w:cs="Tahoma"/>
                 <w:sz w:val="20"/>
               </w:rPr>
-              <w:t>Příprava podkladů a podání „žádosti o první paralelní připojení“ příslušnému distributorovi elektrické energie (v případě udělení plné moci);</w:t>
+              <w:t xml:space="preserve">Příprava podkladů a podání „žádosti o první paralelní připojení“ příslušnému distributorovi elektrické energie (v případě udělení plné moci);</w:t>
             </w:r>
           </w:p>
           <w:p>
@@ -957,14 +957,14 @@
                 <w:rFonts w:ascii="Tahoma" w:eastAsia="Tahoma" w:hAnsi="Tahoma" w:cs="Tahoma"/>
                 <w:sz w:val="20"/>
               </w:rPr>
-              <w:t>dotace</w:t>
-            </w:r>
-            <w:r>
-              <w:rPr>
-                <w:rFonts w:ascii="Tahoma" w:eastAsia="Tahoma" w:hAnsi="Tahoma" w:cs="Tahoma"/>
-                <w:sz w:val="20"/>
-              </w:rPr>
-              <w:t>“ z programu NZÚ (v případě udělení plné moci).</w:t>
+              <w:t xml:space="preserve">dotace</w:t>
+            </w:r>
+            <w:r>
+              <w:rPr>
+                <w:rFonts w:ascii="Tahoma" w:eastAsia="Tahoma" w:hAnsi="Tahoma" w:cs="Tahoma"/>
+                <w:sz w:val="20"/>
+              </w:rPr>
+              <w:t xml:space="preserve">“ z programu NZÚ (v případě udělení plné moci).</w:t>
             </w:r>
           </w:p>
         </w:tc>
@@ -992,7 +992,7 @@
                 <w:bCs/>
                 <w:sz w:val="20"/>
               </w:rPr>
-              <w:t>Místo plnění:</w:t>
+              <w:t xml:space="preserve">Místo plnění:</w:t>
             </w:r>
             <w:permStart w:id="636031694" w:edGrp="everyone"/>
           </w:p>
@@ -1058,7 +1058,7 @@
                 <w:bCs/>
                 <w:sz w:val="20"/>
               </w:rPr>
-              <w:t>Záruční dob</w:t>
+              <w:t xml:space="preserve">Záruční dob</w:t>
             </w:r>
             <w:r>
               <w:rPr>
@@ -1067,7 +1067,7 @@
                 <w:bCs/>
                 <w:sz w:val="20"/>
               </w:rPr>
-              <w:t>a výrobce</w:t>
+              <w:t xml:space="preserve">a výrobce</w:t>
             </w:r>
             <w:permStart w:id="678569580" w:edGrp="everyone"/>
           </w:p>
@@ -1089,7 +1089,7 @@
                 <w:rFonts w:ascii="Tahoma" w:eastAsia="Tahoma" w:hAnsi="Tahoma" w:cs="Tahoma"/>
                 <w:sz w:val="20"/>
               </w:rPr>
-              <w:t>30</w:t>
+              <w:t xml:space="preserve">30</w:t>
             </w:r>
             <w:r>
               <w:rPr>
@@ -1112,7 +1112,7 @@
                 <w:rFonts w:ascii="Tahoma" w:eastAsia="Tahoma" w:hAnsi="Tahoma" w:cs="Tahoma"/>
                 <w:sz w:val="20"/>
               </w:rPr>
-              <w:t>25 let produktová záruka na panely</w:t>
+              <w:t xml:space="preserve">25 let produktová záruka na panely</w:t>
             </w:r>
           </w:p>
           <w:p>
@@ -1128,7 +1128,7 @@
                 <w:rFonts w:ascii="Tahoma" w:eastAsia="Tahoma" w:hAnsi="Tahoma" w:cs="Tahoma"/>
                 <w:sz w:val="20"/>
               </w:rPr>
-              <w:t>10 let</w:t>
+              <w:t xml:space="preserve">10 let</w:t>
             </w:r>
             <w:r>
               <w:rPr>
@@ -1143,7 +1143,7 @@
                 <w:rFonts w:ascii="Tahoma" w:eastAsia="Tahoma" w:hAnsi="Tahoma" w:cs="Tahoma"/>
                 <w:sz w:val="20"/>
               </w:rPr>
-              <w:t>na střídače</w:t>
+              <w:t xml:space="preserve">na střídače</w:t>
             </w:r>
           </w:p>
           <w:p>
@@ -1159,7 +1159,7 @@
                 <w:rFonts w:ascii="Tahoma" w:eastAsia="Tahoma" w:hAnsi="Tahoma" w:cs="Tahoma"/>
                 <w:sz w:val="20"/>
               </w:rPr>
-              <w:t>10 let na baterie</w:t>
+              <w:t xml:space="preserve">10 let na baterie</w:t>
             </w:r>
           </w:p>
           <w:p>
@@ -1196,7 +1196,7 @@
                 <w:bCs/>
                 <w:sz w:val="20"/>
               </w:rPr>
-              <w:t>Termín předání díla:</w:t>
+              <w:t xml:space="preserve">Termín předání díla:</w:t>
             </w:r>
           </w:p>
         </w:tc>
@@ -1225,7 +1225,7 @@
                 <w:rFonts w:ascii="Tahoma" w:eastAsia="Tahoma" w:hAnsi="Tahoma" w:cs="Tahoma"/>
                 <w:sz w:val="20"/>
               </w:rPr>
-              <w:t>16</w:t>
+              <w:t xml:space="preserve">16</w:t>
             </w:r>
             <w:permEnd w:id="761429061"/>
             <w:r>
@@ -1260,7 +1260,7 @@
                 <w:bCs/>
                 <w:sz w:val="20"/>
               </w:rPr>
-              <w:t>Ostatní ujednání:</w:t>
+              <w:t xml:space="preserve">Ostatní ujednání:</w:t>
             </w:r>
             <w:permStart w:id="1578395016" w:edGrp="everyone"/>
           </w:p>
@@ -1282,14 +1282,14 @@
                 <w:rFonts w:ascii="Tahoma" w:eastAsia="Tahoma" w:hAnsi="Tahoma" w:cs="Tahoma"/>
                 <w:sz w:val="20"/>
               </w:rPr>
-              <w:t>V případě</w:t>
-            </w:r>
-            <w:r>
-              <w:rPr>
-                <w:rFonts w:ascii="Tahoma" w:eastAsia="Tahoma" w:hAnsi="Tahoma" w:cs="Tahoma"/>
-                <w:sz w:val="20"/>
-              </w:rPr>
-              <w:t>,</w:t>
+              <w:t xml:space="preserve">V případě</w:t>
+            </w:r>
+            <w:r>
+              <w:rPr>
+                <w:rFonts w:ascii="Tahoma" w:eastAsia="Tahoma" w:hAnsi="Tahoma" w:cs="Tahoma"/>
+                <w:sz w:val="20"/>
+              </w:rPr>
+              <w:t xml:space="preserve">,</w:t>
             </w:r>
             <w:r>
               <w:rPr>
@@ -1346,7 +1346,7 @@
                 <w:rFonts w:ascii="Tahoma" w:eastAsia="Tahoma" w:hAnsi="Tahoma" w:cs="Tahoma"/>
                 <w:sz w:val="20"/>
               </w:rPr>
-              <w:t>back</w:t>
+              <w:t xml:space="preserve">back</w:t>
             </w:r>
             <w:proofErr w:type="spellEnd"/>
             <w:r>
@@ -1354,7 +1354,7 @@
                 <w:rFonts w:ascii="Tahoma" w:eastAsia="Tahoma" w:hAnsi="Tahoma" w:cs="Tahoma"/>
                 <w:sz w:val="20"/>
               </w:rPr>
-              <w:t>-up typu „záloha pří výpadku elektřiny pro celý dům s přepínačem“ možné použít pouze pro servisní účely.</w:t>
+              <w:t xml:space="preserve">-up typu „záloha pří výpadku elektřiny pro celý dům s přepínačem“ možné použít pouze pro servisní účely.</w:t>
             </w:r>
             <w:r>
               <w:rPr>
@@ -1375,7 +1375,7 @@
                 <w:rFonts w:ascii="Tahoma" w:eastAsia="Tahoma" w:hAnsi="Tahoma" w:cs="Tahoma"/>
                 <w:sz w:val="20"/>
               </w:rPr>
-              <w:t>Zákazník zajistí úpravu ELMR dle požadavků distribuce.</w:t>
+              <w:t xml:space="preserve">Zákazník zajistí úpravu ELMR dle požadavků distribuce.</w:t>
             </w:r>
           </w:p>
           <w:p>
@@ -1416,7 +1416,7 @@
                 <w:rFonts w:ascii="Tahoma" w:eastAsia="Tahoma" w:hAnsi="Tahoma" w:cs="Tahoma"/>
                 <w:sz w:val="20"/>
               </w:rPr>
-              <w:t>plnění</w:t>
+              <w:t xml:space="preserve">plnění</w:t>
             </w:r>
             <w:r>
               <w:rPr>
@@ -1451,7 +1451,7 @@
                 <w:rFonts w:ascii="Tahoma" w:eastAsia="Tahoma" w:hAnsi="Tahoma" w:cs="Tahoma"/>
                 <w:sz w:val="20"/>
               </w:rPr>
-              <w:t>50%</w:t>
+              <w:t xml:space="preserve">50%</w:t>
             </w:r>
             <w:proofErr w:type="gramEnd"/>
             <w:r>
@@ -1466,7 +1466,7 @@
                 <w:rFonts w:ascii="Tahoma" w:eastAsia="Tahoma" w:hAnsi="Tahoma" w:cs="Tahoma"/>
                 <w:sz w:val="20"/>
               </w:rPr>
-              <w:t>.</w:t>
+              <w:t xml:space="preserve">.</w:t>
             </w:r>
           </w:p>
           <w:p>
@@ -1486,7 +1486,7 @@
                 <w:rFonts w:ascii="Tahoma" w:eastAsia="Tahoma" w:hAnsi="Tahoma" w:cs="Tahoma"/>
                 <w:sz w:val="20"/>
               </w:rPr>
-              <w:t>Pořízení náhradních tašek cca 10 ks (v případě taškové střechy).</w:t>
+              <w:t xml:space="preserve">Pořízení náhradních tašek cca 10 ks (v případě taškové střechy).</w:t>
             </w:r>
           </w:p>
           <w:p>
@@ -1506,14 +1506,14 @@
                 <w:rFonts w:ascii="Tahoma" w:eastAsia="Tahoma" w:hAnsi="Tahoma" w:cs="Tahoma"/>
                 <w:sz w:val="20"/>
               </w:rPr>
-              <w:t>Zemní a výkopové práce, zasekání kabelů do zdi</w:t>
-            </w:r>
-            <w:r>
-              <w:rPr>
-                <w:rFonts w:ascii="Tahoma" w:eastAsia="Tahoma" w:hAnsi="Tahoma" w:cs="Tahoma"/>
-                <w:sz w:val="20"/>
-              </w:rPr>
-              <w:t>.</w:t>
+              <w:t xml:space="preserve">Zemní a výkopové práce, zasekání kabelů do zdi</w:t>
+            </w:r>
+            <w:r>
+              <w:rPr>
+                <w:rFonts w:ascii="Tahoma" w:eastAsia="Tahoma" w:hAnsi="Tahoma" w:cs="Tahoma"/>
+                <w:sz w:val="20"/>
+              </w:rPr>
+              <w:t xml:space="preserve">.</w:t>
             </w:r>
           </w:p>
           <w:p>
@@ -1539,7 +1539,7 @@
                 <w:rFonts w:ascii="Tahoma" w:eastAsia="Tahoma" w:hAnsi="Tahoma" w:cs="Tahoma"/>
                 <w:sz w:val="20"/>
               </w:rPr>
-              <w:t>Cena díla obsahuje:</w:t>
+              <w:t xml:space="preserve">Cena díla obsahuje:</w:t>
             </w:r>
           </w:p>
           <w:p>
@@ -1559,21 +1559,21 @@
                 <w:rFonts w:ascii="Tahoma" w:eastAsia="Tahoma" w:hAnsi="Tahoma" w:cs="Tahoma"/>
                 <w:sz w:val="20"/>
               </w:rPr>
-              <w:t>úpravu elektroměrového rozvaděče dle platných podmínek příslušného distributor</w:t>
-            </w:r>
-            <w:r>
-              <w:rPr>
-                <w:rFonts w:ascii="Tahoma" w:eastAsia="Tahoma" w:hAnsi="Tahoma" w:cs="Tahoma"/>
-                <w:sz w:val="20"/>
-              </w:rPr>
-              <w:t>a</w:t>
-            </w:r>
-            <w:r>
-              <w:rPr>
-                <w:rFonts w:ascii="Tahoma" w:eastAsia="Tahoma" w:hAnsi="Tahoma" w:cs="Tahoma"/>
-                <w:sz w:val="20"/>
-              </w:rPr>
-              <w:t>.</w:t>
+              <w:t xml:space="preserve">úpravu elektroměrového rozvaděče dle platných podmínek příslušného distributor</w:t>
+            </w:r>
+            <w:r>
+              <w:rPr>
+                <w:rFonts w:ascii="Tahoma" w:eastAsia="Tahoma" w:hAnsi="Tahoma" w:cs="Tahoma"/>
+                <w:sz w:val="20"/>
+              </w:rPr>
+              <w:t xml:space="preserve">a</w:t>
+            </w:r>
+            <w:r>
+              <w:rPr>
+                <w:rFonts w:ascii="Tahoma" w:eastAsia="Tahoma" w:hAnsi="Tahoma" w:cs="Tahoma"/>
+                <w:sz w:val="20"/>
+              </w:rPr>
+              <w:t xml:space="preserve">.</w:t>
             </w:r>
           </w:p>
         </w:tc>
@@ -1605,7 +1605,7 @@
           <w:lang w:eastAsia="en-US"/>
         </w:rPr>
         <w:lastRenderedPageBreak/>
-        <w:t>Úvodní ustanovení</w:t>
+        <w:t xml:space="preserve">Úvodní ustanovení</w:t>
       </w:r>
     </w:p>
     <w:p>
@@ -1627,13 +1627,13 @@
           <w:b/>
           <w:bCs/>
         </w:rPr>
-        <w:t>NZÚ</w:t>
+        <w:t xml:space="preserve">NZÚ</w:t>
       </w:r>
       <w:r>
         <w:t xml:space="preserve"> na získání </w:t>
       </w:r>
       <w:r>
-        <w:t>dotace</w:t>
+        <w:t xml:space="preserve">dotace</w:t>
       </w:r>
       <w:r>
         <w:t xml:space="preserve"> (dále jen </w:t>
@@ -1643,21 +1643,21 @@
           <w:b/>
           <w:bCs/>
         </w:rPr>
-        <w:t>„</w:t>
+        <w:t xml:space="preserve">„</w:t>
       </w:r>
       <w:r>
         <w:rPr>
           <w:b/>
           <w:bCs/>
         </w:rPr>
-        <w:t>dotace</w:t>
+        <w:t xml:space="preserve">dotace</w:t>
       </w:r>
       <w:r>
         <w:rPr>
           <w:b/>
           <w:bCs/>
         </w:rPr>
-        <w:t>“</w:t>
+        <w:t xml:space="preserve">“</w:t>
       </w:r>
       <w:r>
         <w:t xml:space="preserve">). </w:t>
@@ -1675,7 +1675,7 @@
         <w:t xml:space="preserve">prohlašuje, že </w:t>
       </w:r>
       <w:r>
-        <w:t>je vlastníkem nemovitosti</w:t>
+        <w:t xml:space="preserve">je vlastníkem nemovitosti</w:t>
       </w:r>
       <w:r>
         <w:t xml:space="preserve"> v místě plnění realizace FVE (dále jen „</w:t>
@@ -1685,10 +1685,10 @@
           <w:b/>
           <w:bCs/>
         </w:rPr>
-        <w:t>Nemovitost</w:t>
-      </w:r>
-      <w:r>
-        <w:t>“). Pro případ, že objednatel není výlučným vlastníkem Nemovitosti, prohlašuje podpisem této smlouvy, že souhlas ostatních spoluvlastníků této smlouvy s realizací plnění dle této smlouvy byl dán.</w:t>
+        <w:t xml:space="preserve">Nemovitost</w:t>
+      </w:r>
+      <w:r>
+        <w:t xml:space="preserve">“). Pro případ, že objednatel není výlučným vlastníkem Nemovitosti, prohlašuje podpisem této smlouvy, že souhlas ostatních spoluvlastníků této smlouvy s realizací plnění dle této smlouvy byl dán.</w:t>
       </w:r>
     </w:p>
     <w:p>
@@ -1696,7 +1696,7 @@
         <w:pStyle w:val="lnek2"/>
       </w:pPr>
       <w:r>
-        <w:t>Objednatel prohlašuje, že Nemovitost</w:t>
+        <w:t xml:space="preserve">Objednatel prohlašuje, že Nemovitost</w:t>
       </w:r>
       <w:r>
         <w:t xml:space="preserve"> splňuje parametry rodinného domu dle Závazných pokynů programu Ministerstva životního prostředí administrovaného Státním fondem životního prostředí ČR</w:t>
@@ -1709,7 +1709,7 @@
           <w:b/>
           <w:bCs/>
         </w:rPr>
-        <w:t>„Fond</w:t>
+        <w:t xml:space="preserve">„Fond</w:t>
       </w:r>
       <w:r>
         <w:rPr>
@@ -1723,10 +1723,10 @@
           <w:b/>
           <w:bCs/>
         </w:rPr>
-        <w:t>“</w:t>
-      </w:r>
-      <w:r>
-        <w:t>)</w:t>
+        <w:t xml:space="preserve">“</w:t>
+      </w:r>
+      <w:r>
+        <w:t xml:space="preserve">)</w:t>
       </w:r>
       <w:r>
         <w:t xml:space="preserve"> – Nová zelená úsporám (dále jen </w:t>
@@ -1736,10 +1736,10 @@
           <w:b/>
           <w:bCs/>
         </w:rPr>
-        <w:t>„program NZÚ“</w:t>
-      </w:r>
-      <w:r>
-        <w:t>), které jsou objednateli známé, a je zapsána v katastru nemovitostí jako rodinný dům nebo nemovitost určená k bydlení.</w:t>
+        <w:t xml:space="preserve">„program NZÚ“</w:t>
+      </w:r>
+      <w:r>
+        <w:t xml:space="preserve">), které jsou objednateli známé, a je zapsána v katastru nemovitostí jako rodinný dům nebo nemovitost určená k bydlení.</w:t>
       </w:r>
     </w:p>
     <w:p>
@@ -1750,29 +1750,29 @@
         <w:t xml:space="preserve">Objednatel má zájem na dodávce a montáži solární elektrárny </w:t>
       </w:r>
       <w:r>
-        <w:t>(dále též „</w:t>
+        <w:t xml:space="preserve">(dále též „</w:t>
       </w:r>
       <w:r>
         <w:rPr>
           <w:b/>
           <w:bCs/>
         </w:rPr>
-        <w:t>FVE</w:t>
+        <w:t xml:space="preserve">FVE</w:t>
       </w:r>
       <w:r>
         <w:t xml:space="preserve">“) </w:t>
       </w:r>
       <w:r>
-        <w:t>na</w:t>
+        <w:t xml:space="preserve">na</w:t>
       </w:r>
       <w:r>
         <w:t xml:space="preserve"> </w:t>
       </w:r>
       <w:r>
-        <w:t>N</w:t>
-      </w:r>
-      <w:r>
-        <w:t>emovitosti</w:t>
+        <w:t xml:space="preserve">N</w:t>
+      </w:r>
+      <w:r>
+        <w:t xml:space="preserve">emovitosti</w:t>
       </w:r>
       <w:r>
         <w:t xml:space="preserve"> </w:t>
@@ -1781,10 +1781,10 @@
         <w:t xml:space="preserve">a na zajištění souvisejících služeb a plnění ze strany zhotovitele v rozsahu, a za podmínek </w:t>
       </w:r>
       <w:r>
-        <w:t>stanovených touto smlouvou</w:t>
-      </w:r>
-      <w:r>
-        <w:t>.</w:t>
+        <w:t xml:space="preserve">stanovených touto smlouvou</w:t>
+      </w:r>
+      <w:r>
+        <w:t xml:space="preserve">.</w:t>
       </w:r>
     </w:p>
     <w:p>
@@ -1792,7 +1792,7 @@
         <w:pStyle w:val="lnek1"/>
       </w:pPr>
       <w:r>
-        <w:t>Předmět smlouvy</w:t>
+        <w:t xml:space="preserve">Předmět smlouvy</w:t>
       </w:r>
     </w:p>
     <w:p>
@@ -1803,7 +1803,7 @@
         <w:t xml:space="preserve">Zhotovitel se zavazuje provést na svůj náklad a nebezpečí pro objednatele </w:t>
       </w:r>
       <w:r>
-        <w:t>Dílo</w:t>
+        <w:t xml:space="preserve">Dílo</w:t>
       </w:r>
       <w:r>
         <w:t xml:space="preserve"> spočívající v provedení dodávky a montáže solární elektrárny, </w:t>
@@ -1819,24 +1819,24 @@
           <w:b/>
           <w:bCs/>
         </w:rPr>
-        <w:t>„</w:t>
+        <w:t xml:space="preserve">„</w:t>
       </w:r>
       <w:r>
         <w:rPr>
           <w:b/>
           <w:bCs/>
         </w:rPr>
-        <w:t>D</w:t>
+        <w:t xml:space="preserve">D</w:t>
       </w:r>
       <w:r>
         <w:rPr>
           <w:b/>
           <w:bCs/>
         </w:rPr>
-        <w:t>ílo“</w:t>
-      </w:r>
-      <w:r>
-        <w:t>)</w:t>
+        <w:t xml:space="preserve">ílo“</w:t>
+      </w:r>
+      <w:r>
+        <w:t xml:space="preserve">)</w:t>
       </w:r>
       <w:r>
         <w:t xml:space="preserve">. Podrobná specifikace rozsahu Díla je vymezena v části „Specifikace Díla“ na titulní straně této smlouvy. </w:t>
@@ -1895,7 +1895,7 @@
           <w:sz w:val="20"/>
           <w:lang w:eastAsia="en-US"/>
         </w:rPr>
-        <w:t>„</w:t>
+        <w:t xml:space="preserve">„</w:t>
       </w:r>
       <w:r>
         <w:rPr>
@@ -1905,7 +1905,7 @@
           <w:sz w:val="20"/>
           <w:lang w:eastAsia="en-US"/>
         </w:rPr>
-        <w:t>Související služby</w:t>
+        <w:t xml:space="preserve">Související služby</w:t>
       </w:r>
       <w:r>
         <w:rPr>
@@ -1913,7 +1913,7 @@
           <w:sz w:val="20"/>
           <w:lang w:eastAsia="en-US"/>
         </w:rPr>
-        <w:t>“)</w:t>
+        <w:t xml:space="preserve">“)</w:t>
       </w:r>
       <w:r>
         <w:rPr>
@@ -1923,7 +1923,7 @@
           <w:sz w:val="20"/>
           <w:lang w:eastAsia="en-US"/>
         </w:rPr>
-        <w:t>.</w:t>
+        <w:t xml:space="preserve">.</w:t>
       </w:r>
       <w:r>
         <w:rPr>
@@ -1941,7 +1941,7 @@
           <w:sz w:val="20"/>
           <w:lang w:eastAsia="en-US"/>
         </w:rPr>
-        <w:t>Podrobná specifikace rozsahu Souvisejících služeb je vymezena v části „Součást p</w:t>
+        <w:t xml:space="preserve">Podrobná specifikace rozsahu Souvisejících služeb je vymezena v části „Součást p</w:t>
       </w:r>
       <w:r>
         <w:rPr>
@@ -1949,7 +1949,7 @@
           <w:sz w:val="20"/>
           <w:lang w:eastAsia="en-US"/>
         </w:rPr>
-        <w:t>l</w:t>
+        <w:t xml:space="preserve">l</w:t>
       </w:r>
       <w:r>
         <w:rPr>
@@ -1957,7 +1957,7 @@
           <w:sz w:val="20"/>
           <w:lang w:eastAsia="en-US"/>
         </w:rPr>
-        <w:t>nění zhotovitele“ na titulní straně této smlouvy.</w:t>
+        <w:t xml:space="preserve">nění zhotovitele“ na titulní straně této smlouvy.</w:t>
       </w:r>
     </w:p>
     <w:p>
@@ -1966,7 +1966,7 @@
       </w:pPr>
       <w:bookmarkStart w:id="0" w:name="_Hlk204699009"/>
       <w:r>
-        <w:t>Smluvní strany se dohodly, že součástí Díla dle této smlouvy není:</w:t>
+        <w:t xml:space="preserve">Smluvní strany se dohodly, že součástí Díla dle této smlouvy není:</w:t>
       </w:r>
     </w:p>
     <w:p>
@@ -1980,19 +1980,19 @@
         <w:rPr>
           <w:rFonts w:cs="Tahoma"/>
         </w:rPr>
-        <w:t>p</w:t>
+        <w:t xml:space="preserve">p</w:t>
       </w:r>
       <w:r>
         <w:rPr>
           <w:rFonts w:cs="Tahoma"/>
         </w:rPr>
-        <w:t>rovedení rozsáhlých úprav přípojného místa k</w:t>
+        <w:t xml:space="preserve">rovedení rozsáhlých úprav přípojného místa k</w:t>
       </w:r>
       <w:r>
         <w:rPr>
           <w:rFonts w:cs="Tahoma"/>
         </w:rPr>
-        <w:t> distribuční soustavě</w:t>
+        <w:t xml:space="preserve"> distribuční soustavě</w:t>
       </w:r>
       <w:r>
         <w:rPr>
@@ -2004,13 +2004,13 @@
         <w:rPr>
           <w:rFonts w:cs="Tahoma"/>
         </w:rPr>
-        <w:t>rekonstrukce elektroměrového rozvaděče, hlavního domovního rozvaděče, případně realizace přeložek přípojek, není-li v nabídce Zhotovitele a současně této smlouvě stanoveno výslovně jinak</w:t>
+        <w:t xml:space="preserve">rekonstrukce elektroměrového rozvaděče, hlavního domovního rozvaděče, případně realizace přeložek přípojek, není-li v nabídce Zhotovitele a současně této smlouvě stanoveno výslovně jinak</w:t>
       </w:r>
       <w:r>
         <w:rPr>
           <w:rFonts w:cs="Tahoma"/>
         </w:rPr>
-        <w:t>,</w:t>
+        <w:t xml:space="preserve">,</w:t>
       </w:r>
     </w:p>
     <w:p>
@@ -2024,7 +2024,7 @@
         <w:rPr>
           <w:rFonts w:cs="Tahoma"/>
         </w:rPr>
-        <w:t>i</w:t>
+        <w:t xml:space="preserve">i</w:t>
       </w:r>
       <w:r>
         <w:rPr>
@@ -2036,7 +2036,7 @@
         <w:rPr>
           <w:rFonts w:cs="Tahoma"/>
         </w:rPr>
-        <w:t>fotovoltaické elektrárny</w:t>
+        <w:t xml:space="preserve">fotovoltaické elektrárny</w:t>
       </w:r>
       <w:r>
         <w:rPr>
@@ -2054,13 +2054,13 @@
         <w:rPr>
           <w:rFonts w:cs="Tahoma"/>
         </w:rPr>
-        <w:t>v této smlouvě stanoveno výslovně jinak</w:t>
+        <w:t xml:space="preserve">v této smlouvě stanoveno výslovně jinak</w:t>
       </w:r>
       <w:r>
         <w:rPr>
           <w:rFonts w:cs="Tahoma"/>
         </w:rPr>
-        <w:t>,</w:t>
+        <w:t xml:space="preserve">,</w:t>
       </w:r>
     </w:p>
     <w:p>
@@ -2074,7 +2074,7 @@
         <w:t xml:space="preserve">a/nebo rekonstrukce </w:t>
       </w:r>
       <w:r>
-        <w:t>vnitřních domovních rozvaděčů</w:t>
+        <w:t xml:space="preserve">vnitřních domovních rozvaděčů</w:t>
       </w:r>
       <w:r>
         <w:t xml:space="preserve"> v Nemovitosti</w:t>
@@ -2086,7 +2086,7 @@
         <w:t xml:space="preserve">fotovoltaické </w:t>
       </w:r>
       <w:r>
-        <w:t>elektrárny</w:t>
+        <w:t xml:space="preserve">elektrárny</w:t>
       </w:r>
       <w:r>
         <w:t xml:space="preserve">, např. přidávání nových okruhů nebo celková rekonstrukce </w:t>
@@ -2095,16 +2095,16 @@
         <w:t xml:space="preserve">elektrických </w:t>
       </w:r>
       <w:r>
-        <w:t>rozvaděč</w:t>
-      </w:r>
-      <w:r>
-        <w:t>ů</w:t>
+        <w:t xml:space="preserve">rozvaděč</w:t>
+      </w:r>
+      <w:r>
+        <w:t xml:space="preserve">ů</w:t>
       </w:r>
       <w:r>
         <w:t xml:space="preserve">. </w:t>
       </w:r>
       <w:r>
-        <w:t>Pro vyloučení všech pochybností smluvní strany prohlašují, že n</w:t>
+        <w:t xml:space="preserve">Pro vyloučení všech pochybností smluvní strany prohlašují, že n</w:t>
       </w:r>
       <w:r>
         <w:t xml:space="preserve">ezbytné zásahy a úpravy domovního rozvaděče nutné pro zprovoznění </w:t>
@@ -2116,7 +2116,7 @@
         <w:t xml:space="preserve">systému jsou </w:t>
       </w:r>
       <w:r>
-        <w:t>součástí Díla, nelze-li je považovat za činnosti dle předchozí věty</w:t>
+        <w:t xml:space="preserve">součástí Díla, nelze-li je považovat za činnosti dle předchozí věty</w:t>
       </w:r>
       <w:r>
         <w:t xml:space="preserve">. </w:t>
@@ -2132,7 +2132,7 @@
         <w:t xml:space="preserve">Objednatel se zavazuje </w:t>
       </w:r>
       <w:r>
-        <w:t>D</w:t>
+        <w:t xml:space="preserve">D</w:t>
       </w:r>
       <w:r>
         <w:t xml:space="preserve">ílo </w:t>
@@ -2153,13 +2153,13 @@
         <w:t xml:space="preserve">zhotoviteli </w:t>
       </w:r>
       <w:r>
-        <w:t>sjednanou odměnu</w:t>
-      </w:r>
-      <w:r>
-        <w:t>, a to v rozsahu a způsobem stanoveným v této smlouvě</w:t>
-      </w:r>
-      <w:r>
-        <w:t>.</w:t>
+        <w:t xml:space="preserve">sjednanou odměnu</w:t>
+      </w:r>
+      <w:r>
+        <w:t xml:space="preserve">, a to v rozsahu a způsobem stanoveným v této smlouvě</w:t>
+      </w:r>
+      <w:r>
+        <w:t xml:space="preserve">.</w:t>
       </w:r>
     </w:p>
     <w:p>
@@ -2167,7 +2167,7 @@
         <w:pStyle w:val="lnek1"/>
       </w:pPr>
       <w:r>
-        <w:t>Místo a termín plnění</w:t>
+        <w:t xml:space="preserve">Místo a termín plnění</w:t>
       </w:r>
     </w:p>
     <w:p>
@@ -2190,13 +2190,13 @@
         <w:t xml:space="preserve">provedení </w:t>
       </w:r>
       <w:r>
-        <w:t>D</w:t>
+        <w:t xml:space="preserve">D</w:t>
       </w:r>
       <w:r>
         <w:t xml:space="preserve">íla </w:t>
       </w:r>
       <w:r>
-        <w:t>bez zbytečného odkladu po uzavření této smlouvy</w:t>
+        <w:t xml:space="preserve">bez zbytečného odkladu po uzavření této smlouvy</w:t>
       </w:r>
       <w:r>
         <w:t xml:space="preserve">. </w:t>
@@ -2207,7 +2207,7 @@
         <w:pStyle w:val="lnek2"/>
       </w:pPr>
       <w:r>
-        <w:t>Samotn</w:t>
+        <w:t xml:space="preserve">Samotn</w:t>
       </w:r>
       <w:r>
         <w:t xml:space="preserve">á realizace Díla specifikovaná bude zhotovitelem zahájena bez zbytečného odkladu </w:t>
@@ -2216,7 +2216,7 @@
         <w:t xml:space="preserve">po předání staveniště způsobilého k provedení </w:t>
       </w:r>
       <w:r>
-        <w:t>D</w:t>
+        <w:t xml:space="preserve">D</w:t>
       </w:r>
       <w:r>
         <w:t xml:space="preserve">íla. </w:t>
@@ -2236,13 +2236,13 @@
         <w:t xml:space="preserve">bezodkladně po výzvě </w:t>
       </w:r>
       <w:r>
-        <w:t>z</w:t>
+        <w:t xml:space="preserve">z</w:t>
       </w:r>
       <w:r>
         <w:t xml:space="preserve">hotovitele, a to v souladu s </w:t>
       </w:r>
       <w:r>
-        <w:t>čl. VI této smlouvy</w:t>
+        <w:t xml:space="preserve">čl. VI této smlouvy</w:t>
       </w:r>
       <w:r>
         <w:t xml:space="preserve">. </w:t>
@@ -2254,16 +2254,16 @@
         <w:t xml:space="preserve">místo provádění </w:t>
       </w:r>
       <w:r>
-        <w:t>D</w:t>
+        <w:t xml:space="preserve">D</w:t>
       </w:r>
       <w:r>
         <w:t xml:space="preserve">íla způsobilé k zahájení provádění </w:t>
       </w:r>
       <w:r>
-        <w:t>D</w:t>
-      </w:r>
-      <w:r>
-        <w:t>íla, dojde automaticky</w:t>
+        <w:t xml:space="preserve">D</w:t>
+      </w:r>
+      <w:r>
+        <w:t xml:space="preserve">íla, dojde automaticky</w:t>
       </w:r>
       <w:r>
         <w:t xml:space="preserve"> </w:t>
@@ -2275,10 +2275,10 @@
         <w:t xml:space="preserve">všech </w:t>
       </w:r>
       <w:r>
-        <w:t>lhůt v</w:t>
-      </w:r>
-      <w:r>
-        <w:t> této smlouvě stanovených</w:t>
+        <w:t xml:space="preserve">lhůt v</w:t>
+      </w:r>
+      <w:r>
+        <w:t xml:space="preserve"> této smlouvě stanovených</w:t>
       </w:r>
       <w:r>
         <w:t xml:space="preserve">, a to o dobu, po kterou </w:t>
@@ -2287,7 +2287,7 @@
         <w:t xml:space="preserve">staveniště </w:t>
       </w:r>
       <w:r>
-        <w:t>nebude způsobilé k výše uvedenému.</w:t>
+        <w:t xml:space="preserve">nebude způsobilé k výše uvedenému.</w:t>
       </w:r>
     </w:p>
     <w:p>
@@ -2295,7 +2295,7 @@
         <w:pStyle w:val="lnek2"/>
       </w:pPr>
       <w:r>
-        <w:t>Zhotovitel se zavazuje realizovat Dílo, jakož i poskytnout objednateli Související služby ve lhůtě stanovené v části „Termín předání Díla“ na titulní straně této smlouvy.</w:t>
+        <w:t xml:space="preserve">Zhotovitel se zavazuje realizovat Dílo, jakož i poskytnout objednateli Související služby ve lhůtě stanovené v části „Termín předání Díla“ na titulní straně této smlouvy.</w:t>
       </w:r>
     </w:p>
     <w:p>
@@ -2332,7 +2332,7 @@
           <w:kern w:val="2"/>
           <w14:ligatures w14:val="standardContextual"/>
         </w:rPr>
-        <w:t>z</w:t>
+        <w:t xml:space="preserve">z</w:t>
       </w:r>
       <w:r>
         <w:rPr>
@@ -2346,7 +2346,7 @@
           <w:kern w:val="2"/>
           <w14:ligatures w14:val="standardContextual"/>
         </w:rPr>
-        <w:t>z</w:t>
+        <w:t xml:space="preserve">z</w:t>
       </w:r>
       <w:r>
         <w:rPr>
@@ -2360,7 +2360,7 @@
           <w:kern w:val="2"/>
           <w14:ligatures w14:val="standardContextual"/>
         </w:rPr>
-        <w:t>o</w:t>
+        <w:t xml:space="preserve">o</w:t>
       </w:r>
       <w:r>
         <w:rPr>
@@ -2390,7 +2390,7 @@
           <w:kern w:val="2"/>
           <w14:ligatures w14:val="standardContextual"/>
         </w:rPr>
-        <w:t>o</w:t>
+        <w:t xml:space="preserve">o</w:t>
       </w:r>
       <w:r>
         <w:rPr>
@@ -2404,7 +2404,7 @@
           <w:kern w:val="2"/>
           <w14:ligatures w14:val="standardContextual"/>
         </w:rPr>
-        <w:t>s</w:t>
+        <w:t xml:space="preserve">s</w:t>
       </w:r>
       <w:r>
         <w:rPr>
@@ -2418,7 +2418,7 @@
           <w:kern w:val="2"/>
           <w14:ligatures w14:val="standardContextual"/>
         </w:rPr>
-        <w:t>o</w:t>
+        <w:t xml:space="preserve">o</w:t>
       </w:r>
       <w:r>
         <w:rPr>
@@ -2432,7 +2432,7 @@
           <w:kern w:val="2"/>
           <w14:ligatures w14:val="standardContextual"/>
         </w:rPr>
-        <w:t>z</w:t>
+        <w:t xml:space="preserve">z</w:t>
       </w:r>
       <w:r>
         <w:rPr>
@@ -2446,7 +2446,7 @@
           <w:kern w:val="2"/>
           <w14:ligatures w14:val="standardContextual"/>
         </w:rPr>
-        <w:t>z</w:t>
+        <w:t xml:space="preserve">z</w:t>
       </w:r>
       <w:r>
         <w:rPr>
@@ -2460,7 +2460,7 @@
           <w:kern w:val="2"/>
           <w14:ligatures w14:val="standardContextual"/>
         </w:rPr>
-        <w:t>o</w:t>
+        <w:t xml:space="preserve">o</w:t>
       </w:r>
       <w:r>
         <w:rPr>
@@ -2474,7 +2474,7 @@
           <w:kern w:val="2"/>
           <w14:ligatures w14:val="standardContextual"/>
         </w:rPr>
-        <w:t>o</w:t>
+        <w:t xml:space="preserve">o</w:t>
       </w:r>
       <w:r>
         <w:rPr>
@@ -2488,7 +2488,7 @@
           <w:kern w:val="2"/>
           <w14:ligatures w14:val="standardContextual"/>
         </w:rPr>
-        <w:t>U</w:t>
+        <w:t xml:space="preserve">U</w:t>
       </w:r>
       <w:r>
         <w:rPr>
@@ -2502,7 +2502,7 @@
           <w:kern w:val="2"/>
           <w14:ligatures w14:val="standardContextual"/>
         </w:rPr>
-        <w:t>z</w:t>
+        <w:t xml:space="preserve">z</w:t>
       </w:r>
       <w:r>
         <w:rPr>
@@ -2516,7 +2516,7 @@
           <w:kern w:val="2"/>
           <w14:ligatures w14:val="standardContextual"/>
         </w:rPr>
-        <w:t>o</w:t>
+        <w:t xml:space="preserve">o</w:t>
       </w:r>
       <w:r>
         <w:rPr>
@@ -2530,21 +2530,21 @@
           <w:kern w:val="2"/>
           <w14:ligatures w14:val="standardContextual"/>
         </w:rPr>
-        <w:t>s</w:t>
-      </w:r>
-      <w:r>
-        <w:rPr>
-          <w:kern w:val="2"/>
-          <w14:ligatures w14:val="standardContextual"/>
-        </w:rPr>
-        <w:t>mlouv</w:t>
-      </w:r>
-      <w:r>
-        <w:rPr>
-          <w:kern w:val="2"/>
-          <w14:ligatures w14:val="standardContextual"/>
-        </w:rPr>
-        <w:t>ě</w:t>
+        <w:t xml:space="preserve">s</w:t>
+      </w:r>
+      <w:r>
+        <w:rPr>
+          <w:kern w:val="2"/>
+          <w14:ligatures w14:val="standardContextual"/>
+        </w:rPr>
+        <w:t xml:space="preserve">mlouv</w:t>
+      </w:r>
+      <w:r>
+        <w:rPr>
+          <w:kern w:val="2"/>
+          <w14:ligatures w14:val="standardContextual"/>
+        </w:rPr>
+        <w:t xml:space="preserve">ě</w:t>
       </w:r>
       <w:r>
         <w:rPr>
@@ -2562,7 +2562,7 @@
         <w:t xml:space="preserve">Místem provádění </w:t>
       </w:r>
       <w:r>
-        <w:t>D</w:t>
+        <w:t xml:space="preserve">D</w:t>
       </w:r>
       <w:r>
         <w:t xml:space="preserve">íla </w:t>
@@ -2571,16 +2571,16 @@
         <w:t xml:space="preserve">je </w:t>
       </w:r>
       <w:r>
-        <w:t>stanovené v části „</w:t>
-      </w:r>
-      <w:r>
-        <w:t>Místo plnění</w:t>
-      </w:r>
-      <w:r>
-        <w:t>“ na titulní straně této smlouvy</w:t>
-      </w:r>
-      <w:r>
-        <w:t>:</w:t>
+        <w:t xml:space="preserve">stanovené v části „</w:t>
+      </w:r>
+      <w:r>
+        <w:t xml:space="preserve">Místo plnění</w:t>
+      </w:r>
+      <w:r>
+        <w:t xml:space="preserve">“ na titulní straně této smlouvy</w:t>
+      </w:r>
+      <w:r>
+        <w:t xml:space="preserve">:</w:t>
       </w:r>
     </w:p>
     <w:p>
@@ -2588,7 +2588,7 @@
         <w:pStyle w:val="lnek1"/>
       </w:pPr>
       <w:r>
-        <w:t>Odměna</w:t>
+        <w:t xml:space="preserve">Odměna</w:t>
       </w:r>
       <w:r>
         <w:t xml:space="preserve"> zhotovitele a platební podmínky</w:t>
@@ -2599,7 +2599,7 @@
         <w:pStyle w:val="lnek2"/>
       </w:pPr>
       <w:r>
-        <w:t>Celková odměna dle této smlouvy je</w:t>
+        <w:t xml:space="preserve">Celková odměna dle této smlouvy je</w:t>
       </w:r>
       <w:permStart w:id="9782189" w:edGrp="everyone"/>
       <w:r>
@@ -2635,7 +2635,7 @@
           <w:b/>
           <w:bCs/>
         </w:rPr>
-        <w:t>„odměna“</w:t>
+        <w:t xml:space="preserve">„odměna“</w:t>
       </w:r>
       <w:r>
         <w:t xml:space="preserve">). </w:t>
@@ -2655,13 +2655,13 @@
         <w:t xml:space="preserve">zahrnuje dodávku a montáž </w:t>
       </w:r>
       <w:r>
-        <w:t>D</w:t>
+        <w:t xml:space="preserve">D</w:t>
       </w:r>
       <w:r>
         <w:t xml:space="preserve">íla, včetně zpracování projektu </w:t>
       </w:r>
       <w:r>
-        <w:t>FVE</w:t>
+        <w:t xml:space="preserve">FVE</w:t>
       </w:r>
       <w:r>
         <w:t xml:space="preserve">, jakož i další případné služby sjednané dle této smlouvy. </w:t>
@@ -2678,14 +2678,14 @@
         <w:t xml:space="preserve">odměny zhotovitele </w:t>
       </w:r>
       <w:r>
-        <w:t>může dojít pouze v případě, že mezi smluvními stranami budou písemně sjednány vícepráce, změny nebo doplňky Díla (dále jen „</w:t>
+        <w:t xml:space="preserve">může dojít pouze v případě, že mezi smluvními stranami budou písemně sjednány vícepráce, změny nebo doplňky Díla (dále jen „</w:t>
       </w:r>
       <w:r>
         <w:rPr>
           <w:b/>
           <w:bCs/>
         </w:rPr>
-        <w:t>Vícepráce</w:t>
+        <w:t xml:space="preserve">Vícepráce</w:t>
       </w:r>
       <w:r>
         <w:t xml:space="preserve">“), a to ve formě </w:t>
@@ -2694,22 +2694,22 @@
         <w:t xml:space="preserve">písemných </w:t>
       </w:r>
       <w:r>
-        <w:t>dodatk</w:t>
-      </w:r>
-      <w:r>
-        <w:t>ů této smlouvy</w:t>
-      </w:r>
-      <w:r>
-        <w:t>, ve kter</w:t>
-      </w:r>
-      <w:r>
-        <w:t>ých</w:t>
+        <w:t xml:space="preserve">dodatk</w:t>
+      </w:r>
+      <w:r>
+        <w:t xml:space="preserve">ů této smlouvy</w:t>
+      </w:r>
+      <w:r>
+        <w:t xml:space="preserve">, ve kter</w:t>
+      </w:r>
+      <w:r>
+        <w:t xml:space="preserve">ých</w:t>
       </w:r>
       <w:r>
         <w:t xml:space="preserve"> bude smluvními stranami odsouhlaseno i odpovídající navýšení </w:t>
       </w:r>
       <w:r>
-        <w:t>odměny zhotovitele</w:t>
+        <w:t xml:space="preserve">odměny zhotovitele</w:t>
       </w:r>
       <w:r>
         <w:t xml:space="preserve">. </w:t>
@@ -2718,10 +2718,10 @@
         <w:t xml:space="preserve">Případné dodatky této smlouvy se jejich podpisem </w:t>
       </w:r>
       <w:r>
-        <w:t>oběma smluvními stranami se stáv</w:t>
-      </w:r>
-      <w:r>
-        <w:t>ají</w:t>
+        <w:t xml:space="preserve">oběma smluvními stranami se stáv</w:t>
+      </w:r>
+      <w:r>
+        <w:t xml:space="preserve">ají</w:t>
       </w:r>
       <w:r>
         <w:t xml:space="preserve"> nedílnou </w:t>
@@ -2733,13 +2733,13 @@
         <w:t xml:space="preserve">této </w:t>
       </w:r>
       <w:r>
-        <w:t>s</w:t>
-      </w:r>
-      <w:r>
-        <w:t>mlouvy</w:t>
-      </w:r>
-      <w:r>
-        <w:t>.</w:t>
+        <w:t xml:space="preserve">s</w:t>
+      </w:r>
+      <w:r>
+        <w:t xml:space="preserve">mlouvy</w:t>
+      </w:r>
+      <w:r>
+        <w:t xml:space="preserve">.</w:t>
       </w:r>
     </w:p>
     <w:p>
@@ -2748,7 +2748,7 @@
       </w:pPr>
       <w:permStart w:id="1378302918" w:edGrp="everyone"/>
       <w:r>
-        <w:t>Smluvní strany se dohodly, že odměna zhotovitele dle této smlouvy je splatná na základě faktury vystavené zhotovitelem do sedmi (7) dnů od předání Díla.</w:t>
+        <w:t xml:space="preserve">Smluvní strany se dohodly, že odměna zhotovitele dle této smlouvy je splatná na základě faktury vystavené zhotovitelem do sedmi (7) dnů od předání Díla.</w:t>
       </w:r>
     </w:p>
     <w:permEnd w:id="1378302918"/>
@@ -2763,13 +2763,13 @@
         <w:t xml:space="preserve">je </w:t>
       </w:r>
       <w:r>
-        <w:t>sedm (7) dní po </w:t>
-      </w:r>
-      <w:r>
-        <w:t>jejich vystavení a doručení objednateli</w:t>
-      </w:r>
-      <w:r>
-        <w:t>.</w:t>
+        <w:t xml:space="preserve">sedm (7) dní po </w:t>
+      </w:r>
+      <w:r>
+        <w:t xml:space="preserve">jejich vystavení a doručení objednateli</w:t>
+      </w:r>
+      <w:r>
+        <w:t xml:space="preserve">.</w:t>
       </w:r>
     </w:p>
     <w:p>
@@ -2777,7 +2777,7 @@
         <w:pStyle w:val="lnek2"/>
       </w:pPr>
       <w:r>
-        <w:t>Smluvní strany se dohodly na zasílání daňových dokladů elektronicky na e-mail uvedený v záhlaví této smlouvy u objednatele; zhotovitel je rovněž oprávněn předat daňový doklad osobně či zaslat poštou.</w:t>
+        <w:t xml:space="preserve">Smluvní strany se dohodly na zasílání daňových dokladů elektronicky na e-mail uvedený v záhlaví této smlouvy u objednatele; zhotovitel je rovněž oprávněn předat daňový doklad osobně či zaslat poštou.</w:t>
       </w:r>
     </w:p>
     <w:p>
@@ -2786,7 +2786,7 @@
       </w:pPr>
       <w:r>
         <w:lastRenderedPageBreak/>
-        <w:t>Staveniště</w:t>
+        <w:t xml:space="preserve">Staveniště</w:t>
       </w:r>
     </w:p>
     <w:p>
@@ -2797,7 +2797,7 @@
         <w:t xml:space="preserve">Objednatel předá zhotoviteli staveniště k užívání po výzvě zhotovitele, nejpozději do </w:t>
       </w:r>
       <w:r>
-        <w:t>tří dnů</w:t>
+        <w:t xml:space="preserve">tří dnů</w:t>
       </w:r>
       <w:r>
         <w:t xml:space="preserve">. </w:t>
@@ -2811,10 +2811,10 @@
         <w:t xml:space="preserve">Staveništěm se rozumí místo provádění </w:t>
       </w:r>
       <w:r>
-        <w:t>D</w:t>
-      </w:r>
-      <w:r>
-        <w:t>íla stanovené v této smlouvě, přičemž toto bude zhotoviteli k dispozici po celou</w:t>
+        <w:t xml:space="preserve">D</w:t>
+      </w:r>
+      <w:r>
+        <w:t xml:space="preserve">íla stanovené v této smlouvě, přičemž toto bude zhotoviteli k dispozici po celou</w:t>
       </w:r>
       <w:r>
         <w:t xml:space="preserve"> </w:t>
@@ -2823,10 +2823,10 @@
         <w:t xml:space="preserve">dobu provádění </w:t>
       </w:r>
       <w:r>
-        <w:t>D</w:t>
-      </w:r>
-      <w:r>
-        <w:t>íla.</w:t>
+        <w:t xml:space="preserve">D</w:t>
+      </w:r>
+      <w:r>
+        <w:t xml:space="preserve">íla.</w:t>
       </w:r>
     </w:p>
     <w:p>
@@ -2834,7 +2834,7 @@
         <w:pStyle w:val="lnek2"/>
       </w:pPr>
       <w:r>
-        <w:t>Objednatel se dále zavazuje umožnit zhotoviteli bezplatný odběr elektrické energie ze sítě v místě instalace FVE, výhradně však za</w:t>
+        <w:t xml:space="preserve">Objednatel se dále zavazuje umožnit zhotoviteli bezplatný odběr elektrické energie ze sítě v místě instalace FVE, výhradně však za</w:t>
       </w:r>
       <w:r>
         <w:t xml:space="preserve"> </w:t>
@@ -2843,10 +2843,10 @@
         <w:t xml:space="preserve">účelem provedení </w:t>
       </w:r>
       <w:r>
-        <w:t>D</w:t>
-      </w:r>
-      <w:r>
-        <w:t>íla.</w:t>
+        <w:t xml:space="preserve">D</w:t>
+      </w:r>
+      <w:r>
+        <w:t xml:space="preserve">íla.</w:t>
       </w:r>
     </w:p>
     <w:p>
@@ -2854,13 +2854,13 @@
         <w:pStyle w:val="lnek2"/>
       </w:pPr>
       <w:r>
-        <w:t>Objednatel se zavazuje zajistit zhotoviteli přístup na staveništi do veškerých prostor potřebných k provedení Díla, zejména potom přístup na střechu, popřípadě jiné místo pro instalaci FVE a dále prostor potřebných k uložení kabeláže, a to od</w:t>
+        <w:t xml:space="preserve">Objednatel se zavazuje zajistit zhotoviteli přístup na staveništi do veškerých prostor potřebných k provedení Díla, zejména potom přístup na střechu, popřípadě jiné místo pro instalaci FVE a dále prostor potřebných k uložení kabeláže, a to od</w:t>
       </w:r>
       <w:r>
         <w:t xml:space="preserve"> </w:t>
       </w:r>
       <w:r>
-        <w:t>fotovoltaických modulů a od měniče/ů až po elektroměrový rozvaděč.</w:t>
+        <w:t xml:space="preserve">fotovoltaických modulů a od měniče/ů až po elektroměrový rozvaděč.</w:t>
       </w:r>
     </w:p>
     <w:p>
@@ -2871,7 +2871,7 @@
         <w:t xml:space="preserve">Objednatel bere na vědomí, že po dobu montáže a připojování </w:t>
       </w:r>
       <w:r>
-        <w:t>D</w:t>
+        <w:t xml:space="preserve">D</w:t>
       </w:r>
       <w:r>
         <w:t xml:space="preserve">íla do elektroinstalace </w:t>
@@ -2880,7 +2880,7 @@
         <w:t xml:space="preserve">Nemovitosti </w:t>
       </w:r>
       <w:r>
-        <w:t>může být nezbytné krátkodobé přerušení dodávky elektrické energie</w:t>
+        <w:t xml:space="preserve">může být nezbytné krátkodobé přerušení dodávky elektrické energie</w:t>
       </w:r>
       <w:r>
         <w:t xml:space="preserve"> do Nemovitosti.</w:t>
@@ -2918,7 +2918,7 @@
           <w:sz w:val="20"/>
           <w:lang w:eastAsia="en-US"/>
         </w:rPr>
-        <w:t>D</w:t>
+        <w:t xml:space="preserve">D</w:t>
       </w:r>
       <w:r>
         <w:rPr>
@@ -2927,7 +2927,7 @@
           <w:sz w:val="20"/>
           <w:lang w:eastAsia="en-US"/>
         </w:rPr>
-        <w:t>íla</w:t>
+        <w:t xml:space="preserve">íla</w:t>
       </w:r>
     </w:p>
     <w:p>
@@ -2935,7 +2935,7 @@
         <w:pStyle w:val="lnek2"/>
       </w:pPr>
       <w:r>
-        <w:t>Zhotovitel se zavazuje provést Dílo řádně a včas v rozsahu a za podmínek v této smlouvě stanovených.</w:t>
+        <w:t xml:space="preserve">Zhotovitel se zavazuje provést Dílo řádně a včas v rozsahu a za podmínek v této smlouvě stanovených.</w:t>
       </w:r>
     </w:p>
     <w:p>
@@ -2946,25 +2946,25 @@
         <w:t xml:space="preserve">Závazek zhotovitele provést </w:t>
       </w:r>
       <w:r>
-        <w:t>D</w:t>
+        <w:t xml:space="preserve">D</w:t>
       </w:r>
       <w:r>
         <w:t xml:space="preserve">ílo je splněn jeho řádným dokončením a předáním. Dílo se považuje za řádně dokončené, bylo-li odzkoušeno s tím, že je funkční a nevykazuje vady a nedodělky, které by bránily řádnému provozu </w:t>
       </w:r>
       <w:r>
-        <w:t>Díla</w:t>
+        <w:t xml:space="preserve">Díla</w:t>
       </w:r>
       <w:r>
         <w:t xml:space="preserve">. Zhotovitel je povinen vyzvat objednatele k účasti na zkoušce a předání </w:t>
       </w:r>
       <w:r>
-        <w:t>Díla</w:t>
+        <w:t xml:space="preserve">Díla</w:t>
       </w:r>
       <w:r>
         <w:t xml:space="preserve"> a objednatel je povinen dokončené </w:t>
       </w:r>
       <w:r>
-        <w:t>Dílo</w:t>
+        <w:t xml:space="preserve">Dílo</w:t>
       </w:r>
       <w:r>
         <w:t xml:space="preserve"> v souladu s touto smlouvou převzít. </w:t>
@@ -2978,14 +2978,14 @@
         <w:t xml:space="preserve">O provedení zkoušky a předání </w:t>
       </w:r>
       <w:r>
-        <w:t>Díla</w:t>
+        <w:t xml:space="preserve">Díla</w:t>
       </w:r>
       <w:r>
         <w:t xml:space="preserve"> </w:t>
       </w:r>
       <w:proofErr w:type="gramStart"/>
       <w:r>
-        <w:t>sepíší</w:t>
+        <w:t xml:space="preserve">sepíší</w:t>
       </w:r>
       <w:proofErr w:type="gramEnd"/>
       <w:r>
@@ -2996,66 +2996,66 @@
           <w:b/>
           <w:bCs/>
         </w:rPr>
-        <w:t>„</w:t>
+        <w:t xml:space="preserve">„</w:t>
       </w:r>
       <w:r>
         <w:rPr>
           <w:b/>
           <w:bCs/>
         </w:rPr>
-        <w:t>P</w:t>
+        <w:t xml:space="preserve">P</w:t>
       </w:r>
       <w:r>
         <w:rPr>
           <w:b/>
           <w:bCs/>
         </w:rPr>
-        <w:t>rotokol“</w:t>
+        <w:t xml:space="preserve">rotokol“</w:t>
       </w:r>
       <w:r>
         <w:t xml:space="preserve">). Protokol bude obsahovat údaj o výsledku zkoušky </w:t>
       </w:r>
       <w:r>
-        <w:t>D</w:t>
+        <w:t xml:space="preserve">D</w:t>
       </w:r>
       <w:r>
         <w:t xml:space="preserve">íla a, budou-li nějaké zjištěny, soupis vad a nedodělků, které nebrání řádnému užívání </w:t>
       </w:r>
       <w:r>
-        <w:t>D</w:t>
+        <w:t xml:space="preserve">D</w:t>
       </w:r>
       <w:r>
         <w:t xml:space="preserve">íla, a to včetně termínů jejich odstranění a nového termínu pro převzetí </w:t>
       </w:r>
       <w:r>
-        <w:t>D</w:t>
+        <w:t xml:space="preserve">D</w:t>
       </w:r>
       <w:r>
         <w:t xml:space="preserve">íla/ části </w:t>
       </w:r>
       <w:r>
-        <w:t>D</w:t>
+        <w:t xml:space="preserve">D</w:t>
       </w:r>
       <w:r>
         <w:t xml:space="preserve">íla. Pokud objednatel bez závažného důvodu odmítne převzít </w:t>
       </w:r>
       <w:r>
-        <w:t>D</w:t>
-      </w:r>
-      <w:r>
-        <w:t>ílo, které je řádně odzkoušené a funkční, považuje se </w:t>
-      </w:r>
-      <w:r>
-        <w:t>D</w:t>
+        <w:t xml:space="preserve">D</w:t>
+      </w:r>
+      <w:r>
+        <w:t xml:space="preserve">ílo, které je řádně odzkoušené a funkční, považuje se </w:t>
+      </w:r>
+      <w:r>
+        <w:t xml:space="preserve">D</w:t>
       </w:r>
       <w:r>
         <w:t xml:space="preserve">ílo za převzaté v moment provedení zkoušky </w:t>
       </w:r>
       <w:r>
-        <w:t>D</w:t>
-      </w:r>
-      <w:r>
-        <w:t>íla bez vad.</w:t>
+        <w:t xml:space="preserve">D</w:t>
+      </w:r>
+      <w:r>
+        <w:t xml:space="preserve">íla bez vad.</w:t>
       </w:r>
     </w:p>
     <w:p>
@@ -3066,31 +3066,31 @@
         <w:t xml:space="preserve">Objednatel není povinen převzít </w:t>
       </w:r>
       <w:r>
-        <w:t>D</w:t>
+        <w:t xml:space="preserve">D</w:t>
       </w:r>
       <w:r>
         <w:t xml:space="preserve">ílo, které není dokončené, tj. např. není funkční, či vykazuje vady a nedodělky bránící jeho řádnému užívání. V případě, že by objednatel takto odmítnul převzít </w:t>
       </w:r>
       <w:r>
-        <w:t>D</w:t>
+        <w:t xml:space="preserve">D</w:t>
       </w:r>
       <w:r>
         <w:t xml:space="preserve">ílo, bude o této skutečnosti proveden zápis obsahující mimo jiné popis vady či jejího projevu (aby vada byla určitelná a nebyla zaměnitelná). Zhotovitel je povinen tyto vady opravit v nejbližším termínu a po jejich odstranění vyzvat objednatele k protokolárnímu převzetí </w:t>
       </w:r>
       <w:r>
-        <w:t>D</w:t>
+        <w:t xml:space="preserve">D</w:t>
       </w:r>
       <w:r>
         <w:t xml:space="preserve">íla dle předchozího odstavce. Ustanovení o překážkách k provedení </w:t>
       </w:r>
       <w:r>
-        <w:t>D</w:t>
+        <w:t xml:space="preserve">D</w:t>
       </w:r>
       <w:r>
         <w:t xml:space="preserve">íla dle </w:t>
       </w:r>
       <w:r>
-        <w:t>této smlouvy</w:t>
+        <w:t xml:space="preserve">této smlouvy</w:t>
       </w:r>
       <w:r>
         <w:t xml:space="preserve"> se přiměřeně aplikují i na tyto případy odstranění vad.</w:t>
@@ -3104,22 +3104,22 @@
         <w:t xml:space="preserve">V souvislosti s předáním </w:t>
       </w:r>
       <w:r>
-        <w:t>D</w:t>
-      </w:r>
-      <w:r>
-        <w:t>íla bude na emailový kontakt objednatele doručena smluvená dokumentace k </w:t>
-      </w:r>
-      <w:r>
-        <w:t>D</w:t>
+        <w:t xml:space="preserve">D</w:t>
+      </w:r>
+      <w:r>
+        <w:t xml:space="preserve">íla bude na emailový kontakt objednatele doručena smluvená dokumentace k </w:t>
+      </w:r>
+      <w:r>
+        <w:t xml:space="preserve">D</w:t>
       </w:r>
       <w:r>
         <w:t xml:space="preserve">ílu a/nebo odkaz na její umístění dostupné ke stažení. Po předání </w:t>
       </w:r>
       <w:r>
-        <w:t>D</w:t>
-      </w:r>
-      <w:r>
-        <w:t>íla bude vypracována revizní zpráva, která slouží jako podklad k podání žádosti „o první paralelní připojení“ příslušnému distributorovi elektrické energie.</w:t>
+        <w:t xml:space="preserve">D</w:t>
+      </w:r>
+      <w:r>
+        <w:t xml:space="preserve">íla bude vypracována revizní zpráva, která slouží jako podklad k podání žádosti „o první paralelní připojení“ příslušnému distributorovi elektrické energie.</w:t>
       </w:r>
     </w:p>
     <w:p>
@@ -3130,14 +3130,14 @@
         <w:t xml:space="preserve">Objednatel bere na vědomí a souhlasí s tím, že bude mít </w:t>
       </w:r>
       <w:r>
-        <w:t>D</w:t>
+        <w:t xml:space="preserve">D</w:t>
       </w:r>
       <w:r>
         <w:t xml:space="preserve">ílo vypnuto až do doby, než mu technik distributora elektrické energie (PRE, ČEZ, </w:t>
       </w:r>
       <w:proofErr w:type="gramStart"/>
       <w:r>
-        <w:t>EG.D</w:t>
+        <w:t xml:space="preserve">EG.D</w:t>
       </w:r>
       <w:proofErr w:type="gramEnd"/>
       <w:r>
@@ -3150,10 +3150,10 @@
         <w:t xml:space="preserve">elektrárny k distribuční soustavě. Zhotovitel nenese odpovědnost za případné nároky ze strany distributora elektrické energie v případě neoprávněného spuštění </w:t>
       </w:r>
       <w:r>
-        <w:t>D</w:t>
-      </w:r>
-      <w:r>
-        <w:t>íla objednatelem, tzn. před vydáním potvrzení o prvním paralelním připojení do distribuční soustavy.</w:t>
+        <w:t xml:space="preserve">D</w:t>
+      </w:r>
+      <w:r>
+        <w:t xml:space="preserve">íla objednatelem, tzn. před vydáním potvrzení o prvním paralelním připojení do distribuční soustavy.</w:t>
       </w:r>
     </w:p>
     <w:p>
@@ -3161,7 +3161,7 @@
         <w:pStyle w:val="lnek2"/>
       </w:pPr>
       <w:r>
-        <w:t>Objednatel souhlasí s pořízením fotodokumentace a/nebo videodokumentace realizace Díla, která může být použita jako podklad při reklamačním řízení,</w:t>
+        <w:t xml:space="preserve">Objednatel souhlasí s pořízením fotodokumentace a/nebo videodokumentace realizace Díla, která může být použita jako podklad při reklamačním řízení,</w:t>
       </w:r>
       <w:r>
         <w:t xml:space="preserve"> propagačním účelům,</w:t>
@@ -3176,10 +3176,10 @@
         <w:t xml:space="preserve">doložení provedených prací </w:t>
       </w:r>
       <w:r>
-        <w:t>na Fond ŽP. v programu NZÚ</w:t>
-      </w:r>
-      <w:r>
-        <w:t>.</w:t>
+        <w:t xml:space="preserve">na Fond ŽP. v programu NZÚ</w:t>
+      </w:r>
+      <w:r>
+        <w:t xml:space="preserve">.</w:t>
       </w:r>
     </w:p>
     <w:p>
@@ -3189,7 +3189,7 @@
       <w:bookmarkStart w:id="1" w:name="_Ref96505044"/>
       <w:r>
         <w:lastRenderedPageBreak/>
-        <w:t>Odpovědnost za vady a záruka</w:t>
+        <w:t xml:space="preserve">Odpovědnost za vady a záruka</w:t>
       </w:r>
       <w:bookmarkEnd w:id="1"/>
     </w:p>
@@ -3204,22 +3204,22 @@
         <w:t xml:space="preserve">Má-li </w:t>
       </w:r>
       <w:r>
-        <w:t>D</w:t>
+        <w:t xml:space="preserve">D</w:t>
       </w:r>
       <w:r>
         <w:t xml:space="preserve">ílo při předání vadu, zakládá to povinnost </w:t>
       </w:r>
       <w:r>
-        <w:t>z</w:t>
+        <w:t xml:space="preserve">z</w:t>
       </w:r>
       <w:r>
         <w:t xml:space="preserve">hotovitele z vadného plnění. Po této době, tedy po předání a převzetí </w:t>
       </w:r>
       <w:r>
-        <w:t>D</w:t>
-      </w:r>
-      <w:r>
-        <w:t>íla, má</w:t>
+        <w:t xml:space="preserve">D</w:t>
+      </w:r>
+      <w:r>
+        <w:t xml:space="preserve">íla, má</w:t>
       </w:r>
       <w:r>
         <w:t xml:space="preserve"> o</w:t>
@@ -3228,10 +3228,10 @@
         <w:t xml:space="preserve">bjednatel práva z vadného plnění, způsobil-li vadu </w:t>
       </w:r>
       <w:r>
-        <w:t>z</w:t>
-      </w:r>
-      <w:r>
-        <w:t>hotovitel porušením povinnosti.</w:t>
+        <w:t xml:space="preserve">z</w:t>
+      </w:r>
+      <w:r>
+        <w:t xml:space="preserve">hotovitel porušením povinnosti.</w:t>
       </w:r>
     </w:p>
     <w:p>
@@ -3245,16 +3245,16 @@
         <w:t xml:space="preserve">Zhotovitel se zavazuje a odpovídá za to, že Dílo zhotovené dle této smlouvy bude mít vlastnosti v této smlouvě dohodnuté, popřípadě bude mít vlastnosti udávané výrobcem, či vlastnosti, které objednatel mohl rozumně očekávat s ohledem na povahu Díla, a to v záruční lhůtě uvedené v této smlouvě. Zhotovitel poskytuje na Dílo záruku za jakost i funkčnost </w:t>
       </w:r>
       <w:r>
-        <w:t>Díla</w:t>
-      </w:r>
-      <w:r>
-        <w:t>, a to od doby předání Díla dle Protokolu,</w:t>
+        <w:t xml:space="preserve">Díla</w:t>
+      </w:r>
+      <w:r>
+        <w:t xml:space="preserve">, a to od doby předání Díla dle Protokolu,</w:t>
       </w:r>
       <w:r>
         <w:t xml:space="preserve"> </w:t>
       </w:r>
       <w:r>
-        <w:t>po dobu</w:t>
+        <w:t xml:space="preserve">po dobu</w:t>
       </w:r>
       <w:r>
         <w:t xml:space="preserve"> dvou let (dále jen „</w:t>
@@ -3264,10 +3264,10 @@
           <w:b/>
           <w:bCs/>
         </w:rPr>
-        <w:t>Záruční doba zhotovitele</w:t>
-      </w:r>
-      <w:r>
-        <w:t>“).</w:t>
+        <w:t xml:space="preserve">Záruční doba zhotovitele</w:t>
+      </w:r>
+      <w:r>
+        <w:t xml:space="preserve">“).</w:t>
       </w:r>
       <w:r>
         <w:t xml:space="preserve"> </w:t>
@@ -3278,7 +3278,7 @@
         <w:pStyle w:val="lnek2"/>
       </w:pPr>
       <w:r>
-        <w:t>Zárukou za jakost se Zhotovitel zavazuje, že Dílo bude po dobu trvání Záruční doby zhotovitele způsobilé k použití pro obvyklý účel nebo že si zachová obvyklé vlastnosti. Po takto stanovenou dobu může objednatel uplatnit nároky ze záruky za</w:t>
+        <w:t xml:space="preserve">Zárukou za jakost se Zhotovitel zavazuje, že Dílo bude po dobu trvání Záruční doby zhotovitele způsobilé k použití pro obvyklý účel nebo že si zachová obvyklé vlastnosti. Po takto stanovenou dobu může objednatel uplatnit nároky ze záruky za</w:t>
       </w:r>
       <w:r>
         <w:t xml:space="preserve"> </w:t>
@@ -3287,7 +3287,7 @@
         <w:t xml:space="preserve">jakost u </w:t>
       </w:r>
       <w:r>
-        <w:t>z</w:t>
+        <w:t xml:space="preserve">z</w:t>
       </w:r>
       <w:r>
         <w:t xml:space="preserve">hotovitele. </w:t>
@@ -3308,11 +3308,11 @@
             <w:kern w:val="2"/>
             <w14:ligatures w14:val="standardContextual"/>
           </w:rPr>
-          <w:t>info@jurenkaelektro.cz</w:t>
+          <w:t xml:space="preserve">{firmaEmail}</w:t>
         </w:r>
       </w:hyperlink>
       <w:r>
-        <w:t>,</w:t>
+        <w:t xml:space="preserve">,</w:t>
       </w:r>
       <w:r>
         <w:t xml:space="preserve"> </w:t>
@@ -3333,10 +3333,10 @@
         <w:t xml:space="preserve">se nezapočítá doba, po kterou objednatel neposkytl náležitou součinnost. O provedení opravy rozhodne zhotovitel, jenž takovou skutečnost bez prodlení oznámí objednateli. Na takto opravené </w:t>
       </w:r>
       <w:r>
-        <w:t>D</w:t>
-      </w:r>
-      <w:r>
-        <w:t>ílo, resp. jeho část, se nadále vztahuje záruka za jakost a odpovědnost za vady po zbývající dobu záruční lhůty.</w:t>
+        <w:t xml:space="preserve">D</w:t>
+      </w:r>
+      <w:r>
+        <w:t xml:space="preserve">ílo, resp. jeho část, se nadále vztahuje záruka za jakost a odpovědnost za vady po zbývající dobu záruční lhůty.</w:t>
       </w:r>
     </w:p>
     <w:p>
@@ -3348,7 +3348,7 @@
         <w:t xml:space="preserve">Za vadu Díla se nepovažuje taková vada, která nebrání </w:t>
       </w:r>
       <w:r>
-        <w:t>řádnému</w:t>
+        <w:t xml:space="preserve">řádnému</w:t>
       </w:r>
       <w:r>
         <w:t xml:space="preserve"> užívání Díla (např. estetické závady). Stejně tak postupná degradace</w:t>
@@ -3360,10 +3360,10 @@
         <w:t xml:space="preserve">kapacity bateriového systému není považována za vadu </w:t>
       </w:r>
       <w:r>
-        <w:t>D</w:t>
-      </w:r>
-      <w:r>
-        <w:t>íla, nýbrž jako přirozené opotřebení bateriového systému.</w:t>
+        <w:t xml:space="preserve">D</w:t>
+      </w:r>
+      <w:r>
+        <w:t xml:space="preserve">íla, nýbrž jako přirozené opotřebení bateriového systému.</w:t>
       </w:r>
     </w:p>
     <w:bookmarkEnd w:id="2"/>
@@ -3375,7 +3375,7 @@
         <w:t xml:space="preserve">V následujících letech, tedy po uplynutí Záruční doby zhotovitele, </w:t>
       </w:r>
       <w:r>
-        <w:t>mohou být</w:t>
+        <w:t xml:space="preserve">mohou být</w:t>
       </w:r>
       <w:r>
         <w:t xml:space="preserve"> nároky ze záruky za jakost</w:t>
@@ -3384,10 +3384,10 @@
         <w:t xml:space="preserve">, po dobu trvání Záruční doby výrobce uvedené na titulní straně této </w:t>
       </w:r>
       <w:r>
-        <w:t>smlouvy</w:t>
-      </w:r>
-      <w:r>
-        <w:t>,</w:t>
+        <w:t xml:space="preserve">smlouvy</w:t>
+      </w:r>
+      <w:r>
+        <w:t xml:space="preserve">,</w:t>
       </w:r>
       <w:r>
         <w:t xml:space="preserve"> uplatňovány přímo u výrobce jednotlivých komponent FVE, a to postupem uvedeným u jednotlivých komponentů. </w:t>
@@ -3401,13 +3401,13 @@
         <w:t xml:space="preserve">Záruka se nevztahuje na vady způsobené vnějšími vlivy nemajícími povahu v samotném díle nebo službách poskytnutých zhotovitelem. Záruka se nevztahuje ani na vady vzniklé nedovoleným či nesprávným užíváním </w:t>
       </w:r>
       <w:r>
-        <w:t>D</w:t>
-      </w:r>
-      <w:r>
-        <w:t>íla a/nebo z jakýchkoliv úprav či zásahů do </w:t>
-      </w:r>
-      <w:r>
-        <w:t>Díla</w:t>
+        <w:t xml:space="preserve">D</w:t>
+      </w:r>
+      <w:r>
+        <w:t xml:space="preserve">íla a/nebo z jakýchkoliv úprav či zásahů do </w:t>
+      </w:r>
+      <w:r>
+        <w:t xml:space="preserve">Díla</w:t>
       </w:r>
       <w:r>
         <w:t xml:space="preserve"> neprovedených zhotovitelem.</w:t>
@@ -3418,7 +3418,7 @@
         <w:pStyle w:val="lnek2"/>
       </w:pPr>
       <w:r>
-        <w:t>Objednatel je povinen umožnit zhotoviteli odstranění vady. Zhotovitel je oprávněn odstranit vadu také prostřednictvím náhradního řešení, a to i za použití jiných komponentů nejméně stejné kvality.</w:t>
+        <w:t xml:space="preserve">Objednatel je povinen umožnit zhotoviteli odstranění vady. Zhotovitel je oprávněn odstranit vadu také prostřednictvím náhradního řešení, a to i za použití jiných komponentů nejméně stejné kvality.</w:t>
       </w:r>
     </w:p>
     <w:p>
@@ -3429,10 +3429,10 @@
         <w:t xml:space="preserve">Zhotovitel je odpovědný za škodu na nemovitosti objednatele, která by vznikla prokazatelně v důsledku provádění </w:t>
       </w:r>
       <w:r>
-        <w:t>D</w:t>
-      </w:r>
-      <w:r>
-        <w:t>íla a je povinen ji na své náklady nahradit. Náhrada škody či jiné újmy vzniklé objednateli v souvislosti s plněním zhotovitele dle této smlouvy je limitována částkou 20.000.000 Kč.</w:t>
+        <w:t xml:space="preserve">D</w:t>
+      </w:r>
+      <w:r>
+        <w:t xml:space="preserve">íla a je povinen ji na své náklady nahradit. Náhrada škody či jiné újmy vzniklé objednateli v souvislosti s plněním zhotovitele dle této smlouvy je limitována částkou 20.000.000 Kč.</w:t>
       </w:r>
     </w:p>
     <w:p>
@@ -3443,22 +3443,22 @@
         <w:t xml:space="preserve">Jestliže povinnost provést </w:t>
       </w:r>
       <w:r>
-        <w:t>D</w:t>
+        <w:t xml:space="preserve">D</w:t>
       </w:r>
       <w:r>
         <w:t xml:space="preserve">ílo zanikne jinak než splněním z důvodů, za které neodpovídá zhotovitel, má zhotovitel právo na zaplacení části ceny </w:t>
       </w:r>
       <w:r>
-        <w:t>D</w:t>
+        <w:t xml:space="preserve">D</w:t>
       </w:r>
       <w:r>
         <w:t xml:space="preserve">íla, která připadá na již provedené práce nebo jiná plnění poskytnutá při provádění </w:t>
       </w:r>
       <w:r>
-        <w:t>D</w:t>
-      </w:r>
-      <w:r>
-        <w:t>íla, pokud zhotovitel nemůže jejich výsledek použít jinak, a na úhradu účelně vynaložených nákladů.</w:t>
+        <w:t xml:space="preserve">D</w:t>
+      </w:r>
+      <w:r>
+        <w:t xml:space="preserve">íla, pokud zhotovitel nemůže jejich výsledek použít jinak, a na úhradu účelně vynaložených nákladů.</w:t>
       </w:r>
     </w:p>
     <w:p>
@@ -3469,19 +3469,19 @@
         <w:t xml:space="preserve">Smluvní strany této smlouvy nenesou odpovědnost za splnění svých závazků z této smlouvy, jestliže jim ve splnění jejich závazku zabrání vyšší moc, která </w:t>
       </w:r>
       <w:r>
-        <w:t>nastane</w:t>
+        <w:t xml:space="preserve">nastane</w:t>
       </w:r>
       <w:r>
         <w:t xml:space="preserve"> po podpisu této smlouvy. Jestliže událost vyšší moci bude mít vliv na schopnost kterékoliv strany splnit jakýkoliv termín uvedený v této smlouvě, bude se mít za to, že takový termín je automaticky prodloužen o dobu trvání příslušné události vyšší moci a jejich následků. Vyšší mocí se pro účely této smlouvy rozumí událost, kterou nemůže </w:t>
       </w:r>
       <w:r>
-        <w:t>zhotovitel,</w:t>
+        <w:t xml:space="preserve">zhotovitel,</w:t>
       </w:r>
       <w:r>
         <w:t xml:space="preserve"> resp. objednatel rozumně předvídat, ani ovlivnit, nezavinil ji a která znemožní činnost (plnění závazků) příslušné smluvní strany dle této smlouvy. Kterákoliv smluvní strana je oprávněna od této smlouvy odstou</w:t>
       </w:r>
       <w:r>
-        <w:t>pit v případě, že událost vyšší moci bude trvat po dobu delší než šesti (6) měsíců.</w:t>
+        <w:t xml:space="preserve">pit v případě, že událost vyšší moci bude trvat po dobu delší než šesti (6) měsíců.</w:t>
       </w:r>
     </w:p>
     <w:p>
@@ -3499,22 +3499,22 @@
         <w:t xml:space="preserve">zajišťovat provedení </w:t>
       </w:r>
       <w:r>
-        <w:t>pravideln</w:t>
-      </w:r>
-      <w:r>
-        <w:t>ých</w:t>
+        <w:t xml:space="preserve">pravideln</w:t>
+      </w:r>
+      <w:r>
+        <w:t xml:space="preserve">ých</w:t>
       </w:r>
       <w:r>
         <w:t xml:space="preserve"> odborn</w:t>
       </w:r>
       <w:r>
-        <w:t>ých</w:t>
+        <w:t xml:space="preserve">ých</w:t>
       </w:r>
       <w:r>
         <w:t xml:space="preserve"> reviz</w:t>
       </w:r>
       <w:r>
-        <w:t>í</w:t>
+        <w:t xml:space="preserve">í</w:t>
       </w:r>
       <w:r>
         <w:t xml:space="preserve"> fotovoltaického systému </w:t>
@@ -3526,13 +3526,13 @@
         <w:t xml:space="preserve">nejméně každých </w:t>
       </w:r>
       <w:r>
-        <w:t>pět (</w:t>
-      </w:r>
-      <w:r>
-        <w:t>5</w:t>
-      </w:r>
-      <w:r>
-        <w:t>)</w:t>
+        <w:t xml:space="preserve">pět (</w:t>
+      </w:r>
+      <w:r>
+        <w:t xml:space="preserve">5</w:t>
+      </w:r>
+      <w:r>
+        <w:t xml:space="preserve">)</w:t>
       </w:r>
       <w:r>
         <w:t xml:space="preserve"> let, případně v kratším intervalu, pokud tak stanoví výrobce zařízení,</w:t>
@@ -3541,7 +3541,7 @@
         <w:t xml:space="preserve"> </w:t>
       </w:r>
       <w:r>
-        <w:t>technický list konkrétního zařízení nebo příslušné technické normy. Doklady o provedení revizí je objednatel povinen uchovávat po dobu trvání záruční doby.</w:t>
+        <w:t xml:space="preserve">technický list konkrétního zařízení nebo příslušné technické normy. Doklady o provedení revizí je objednatel povinen uchovávat po dobu trvání záruční doby.</w:t>
       </w:r>
     </w:p>
     <w:p>
@@ -3549,19 +3549,19 @@
         <w:pStyle w:val="lnek2"/>
       </w:pPr>
       <w:r>
-        <w:t>Objednatel</w:t>
+        <w:t xml:space="preserve">Objednatel</w:t>
       </w:r>
       <w:r>
         <w:t xml:space="preserve"> se zavazuje </w:t>
       </w:r>
       <w:r>
-        <w:t>dodržovat podmínky záručních podmínek výrobce všech komponent systému. Zejména je povinen zajistit provoz a údržbu zařízení v souladu s pokyny výrobce</w:t>
-      </w:r>
-      <w:r>
-        <w:t>, návody k obsluze a pokyny Zhotovitele</w:t>
-      </w:r>
-      <w:r>
-        <w:t>, jako je např. pravidelné nabíjení baterií, dodržování předepsaného rozsahu provozních teplot, zamezení vystavení zařízení nadměrné vlhkosti apod. Porušení těchto pokynů může mít za následek zánik záruky.</w:t>
+        <w:t xml:space="preserve">dodržovat podmínky záručních podmínek výrobce všech komponent systému. Zejména je povinen zajistit provoz a údržbu zařízení v souladu s pokyny výrobce</w:t>
+      </w:r>
+      <w:r>
+        <w:t xml:space="preserve">, návody k obsluze a pokyny Zhotovitele</w:t>
+      </w:r>
+      <w:r>
+        <w:t xml:space="preserve">, jako je např. pravidelné nabíjení baterií, dodržování předepsaného rozsahu provozních teplot, zamezení vystavení zařízení nadměrné vlhkosti apod. Porušení těchto pokynů může mít za následek zánik záruky.</w:t>
       </w:r>
     </w:p>
     <w:p>
@@ -3588,7 +3588,7 @@
           <w:sz w:val="20"/>
           <w:lang w:eastAsia="en-US"/>
         </w:rPr>
-        <w:t>Ostatní práva a povinnosti</w:t>
+        <w:t xml:space="preserve">Ostatní práva a povinnosti</w:t>
       </w:r>
       <w:bookmarkEnd w:id="3"/>
     </w:p>
@@ -3600,30 +3600,30 @@
         <w:t xml:space="preserve">Zhotovitel se zavazuje provést </w:t>
       </w:r>
       <w:r>
-        <w:t>D</w:t>
+        <w:t xml:space="preserve">D</w:t>
       </w:r>
       <w:r>
         <w:t xml:space="preserve">ílo s potřebnou péčí ve sjednané lhůtě a v místě plnění, a to za podmínek stanovených touto smlouvou. Zhotovitel prohlašuje, </w:t>
       </w:r>
       <w:proofErr w:type="gramStart"/>
       <w:r>
-        <w:t>že </w:t>
+        <w:t xml:space="preserve">že </w:t>
       </w:r>
       <w:r>
         <w:t xml:space="preserve"> d</w:t>
       </w:r>
       <w:r>
-        <w:t>odané</w:t>
+        <w:t xml:space="preserve">odané</w:t>
       </w:r>
       <w:proofErr w:type="gramEnd"/>
       <w:r>
         <w:t xml:space="preserve"> zařízení je v souladu s platnými právními předpisy a s příslušnými technickými normami (ČSN, EN), včetně norem doporučených. Zhotovitel je oprávněn provést </w:t>
       </w:r>
       <w:r>
-        <w:t>D</w:t>
-      </w:r>
-      <w:r>
-        <w:t>ílo prostřednictvím subdodavatele/-ů.</w:t>
+        <w:t xml:space="preserve">D</w:t>
+      </w:r>
+      <w:r>
+        <w:t xml:space="preserve">ílo prostřednictvím subdodavatele/-ů.</w:t>
       </w:r>
     </w:p>
     <w:p>
@@ -3635,7 +3635,7 @@
         <w:t xml:space="preserve">Objednatel je oprávněn kontrolovat </w:t>
       </w:r>
       <w:r>
-        <w:t>Dílo</w:t>
+        <w:t xml:space="preserve">Dílo</w:t>
       </w:r>
       <w:r>
         <w:t xml:space="preserve"> v každé fázi jeho provádění, vždy však pouze za účasti zhotovitele a za dodržení zhotovitelem vyžadovaných podmínek a bezpečnostních předpisů. Objednatel není oprávněn jakkoli zasahovat do nepředaného plnění či materiálu zhotovitele.</w:t>
@@ -3647,7 +3647,7 @@
         <w:pStyle w:val="lnek2"/>
       </w:pPr>
       <w:r>
-        <w:t>Objednatel prohlašuje, že:</w:t>
+        <w:t xml:space="preserve">Objednatel prohlašuje, že:</w:t>
       </w:r>
     </w:p>
     <w:p>
@@ -3658,19 +3658,19 @@
         <w:t xml:space="preserve">je oprávněn udělit souhlas s instalací </w:t>
       </w:r>
       <w:r>
-        <w:t>Díla</w:t>
+        <w:t xml:space="preserve">Díla</w:t>
       </w:r>
       <w:r>
         <w:t xml:space="preserve"> na nemovitosti, která je specifikována v této smlouvě, a umožnit zhotoviteli přístup ke všem nemovitostem a do všech prostor dotčených dodávkou a instalací </w:t>
       </w:r>
       <w:r>
-        <w:t>Díla</w:t>
+        <w:t xml:space="preserve">Díla</w:t>
       </w:r>
       <w:r>
         <w:t xml:space="preserve"> a souvisejícími činnostmi zhotovitele dle této smlouvy, a že nejpozději v době převzetí staveniště je </w:t>
       </w:r>
       <w:r>
-        <w:t>Dílo</w:t>
+        <w:t xml:space="preserve">Dílo</w:t>
       </w:r>
       <w:r>
         <w:t xml:space="preserve"> možné bez dalšího opatření realizovat;</w:t>
@@ -3684,7 +3684,7 @@
         <w:t xml:space="preserve">není v úpadku, a to ani hrozícím, že proti majetku objednatele není nařízena exekuce, není omezen v nakládání s nemovitostí exekutorským ani soudcovským zástavním právem, nebyl vydán příkaz k prodeji nemovitosti, a ani jinak není omezen v nakládání se svým majetkem tak, že by nebylo možné provést </w:t>
       </w:r>
       <w:r>
-        <w:t>Dílo</w:t>
+        <w:t xml:space="preserve">Dílo</w:t>
       </w:r>
       <w:r>
         <w:t xml:space="preserve"> podle této smlouvy či dostát touto smlouvou převzatým závazkům;</w:t>
@@ -3698,7 +3698,7 @@
         <w:t xml:space="preserve">nemá žádné dluhy po lhůtě splatnosti u finančního úřadu, správy sociálního zabezpečení, zdravotní pojišťovny, </w:t>
       </w:r>
       <w:r>
-        <w:t>Fondu ŽP</w:t>
+        <w:t xml:space="preserve">Fondu ŽP</w:t>
       </w:r>
       <w:r>
         <w:t xml:space="preserve"> či jiného orgánu veřejné správy.</w:t>
@@ -3712,25 +3712,25 @@
         <w:t xml:space="preserve">Objednatel se zavazuje poskytnout zhotoviteli součinnost za účelem realizace </w:t>
       </w:r>
       <w:r>
-        <w:t>Díla</w:t>
+        <w:t xml:space="preserve">Díla</w:t>
       </w:r>
       <w:r>
         <w:t xml:space="preserve"> a dalšího plnění zhotovitele, a to zejména zajistit přístup na místo plnění dle požadavků zhotovitele po celou dobu plnění této smlouvy či nezbytnou součinnost při jednání s dotčenými úřady, distributorem elektrické energie, Ministerstvem životního prostředí, resp. </w:t>
       </w:r>
       <w:r>
-        <w:t>Fondem ŽP</w:t>
+        <w:t xml:space="preserve">Fondem ŽP</w:t>
       </w:r>
       <w:r>
         <w:t xml:space="preserve">, včetně případného zmocnění zhotovitele plnou mocí k jednání se třetími stranami. Zhotovitel seznámil objednatele s požadavky na staveniště a jeho přípravu před převzetím staveniště, aby zhotovitel mohl zahájit a dokončit realizaci </w:t>
       </w:r>
       <w:r>
-        <w:t>Díla</w:t>
+        <w:t xml:space="preserve">Díla</w:t>
       </w:r>
       <w:r>
         <w:t xml:space="preserve"> v termínech dle smlouvy. V případě, že nebude moci zhotovitel plnit své povinnosti z důvodu nezajištěného přístupu na </w:t>
       </w:r>
       <w:r>
-        <w:t>staveniště</w:t>
+        <w:t xml:space="preserve">staveniště</w:t>
       </w:r>
       <w:r>
         <w:t xml:space="preserve"> (např. nevyklizený prostor), uhradí objednatel zhotoviteli náklady spojené s takovým marným výjezdem.</w:t>
@@ -3741,7 +3741,7 @@
         <w:pStyle w:val="lnek2"/>
       </w:pPr>
       <w:r>
-        <w:t>Pokud objednatel neudělí zhotoviteli na jeho žádost (telefonickou či e-mailovou) plnou moc k zastupování při jednání zhotovitele s dotčenými úřady nejpozději do čtrnácti (14) dní od výzvy zhotovitele, není zhotovitel oprávněn ani povinen jednat za objednatele, ačkoli by se na základě této smlouvy k takovému jednání zavázal.</w:t>
+        <w:t xml:space="preserve">Pokud objednatel neudělí zhotoviteli na jeho žádost (telefonickou či e-mailovou) plnou moc k zastupování při jednání zhotovitele s dotčenými úřady nejpozději do čtrnácti (14) dní od výzvy zhotovitele, není zhotovitel oprávněn ani povinen jednat za objednatele, ačkoli by se na základě této smlouvy k takovému jednání zavázal.</w:t>
       </w:r>
     </w:p>
     <w:p>
@@ -3752,7 +3752,7 @@
         <w:t xml:space="preserve">Požaduje-li </w:t>
       </w:r>
       <w:r>
-        <w:t>objednatel zpracování posouzení rizik z hlediska statiky střechy</w:t>
+        <w:t xml:space="preserve">objednatel zpracování posouzení rizik z hlediska statiky střechy</w:t>
       </w:r>
       <w:r>
         <w:t xml:space="preserve"> Nemovitosti</w:t>
@@ -3770,10 +3770,10 @@
         <w:t xml:space="preserve">zhotoviteli </w:t>
       </w:r>
       <w:r>
-        <w:t>všechny potřebné podklady, zejména informace o konstrukční skladbě střechy, roztečích a půdorysu krokví a dalších prvcích nosné konstrukce, nebo dodat platnou projektovou dokumentaci k</w:t>
-      </w:r>
-      <w:r>
-        <w:t> Nemovitosti, a to bez zbytečného odkladu, nejpozději však do sedmi (7) dnů od výzvy zhotovitele</w:t>
+        <w:t xml:space="preserve">všechny potřebné podklady, zejména informace o konstrukční skladbě střechy, roztečích a půdorysu krokví a dalších prvcích nosné konstrukce, nebo dodat platnou projektovou dokumentaci k</w:t>
+      </w:r>
+      <w:r>
+        <w:t xml:space="preserve"> Nemovitosti, a to bez zbytečného odkladu, nejpozději však do sedmi (7) dnů od výzvy zhotovitele</w:t>
       </w:r>
       <w:r>
         <w:t xml:space="preserve">. V případě, že skladba střechy </w:t>
@@ -3792,10 +3792,10 @@
       </w:r>
       <w:r>
         <w:lastRenderedPageBreak/>
-        <w:t>objednatel tyto podklady poskytne</w:t>
-      </w:r>
-      <w:r>
-        <w:t>, kdy lhůta pro realizaci Díla se prodlužuje o dobu, po kterou je objednatel v prodlení s jejich poskytnutím.</w:t>
+        <w:t xml:space="preserve">objednatel tyto podklady poskytne</w:t>
+      </w:r>
+      <w:r>
+        <w:t xml:space="preserve">, kdy lhůta pro realizaci Díla se prodlužuje o dobu, po kterou je objednatel v prodlení s jejich poskytnutím.</w:t>
       </w:r>
     </w:p>
     <w:p>
@@ -3806,22 +3806,22 @@
         <w:t xml:space="preserve">V případě prodlení zhotovitele se splněním termínu </w:t>
       </w:r>
       <w:r>
-        <w:t>Díla</w:t>
+        <w:t xml:space="preserve">Díla</w:t>
       </w:r>
       <w:r>
         <w:t xml:space="preserve"> dle smlouvy je objednatel oprávněn požadovat po zhotoviteli smluvní pokutu ve výši 0,01 % z ceny </w:t>
       </w:r>
       <w:r>
-        <w:t>Díla</w:t>
+        <w:t xml:space="preserve">Díla</w:t>
       </w:r>
       <w:r>
         <w:t xml:space="preserve"> za každý započatý den prodlení, maximálně však do výše 25 % z ceny </w:t>
       </w:r>
       <w:r>
-        <w:t>Díla</w:t>
-      </w:r>
-      <w:r>
-        <w:t>. Případnou náhradu škody je možné požadovat pouze v rozsahu, ve kterém prokázaná škoda přesahuje uhrazenou smluvní pokutu.</w:t>
+        <w:t xml:space="preserve">Díla</w:t>
+      </w:r>
+      <w:r>
+        <w:t xml:space="preserve">. Případnou náhradu škody je možné požadovat pouze v rozsahu, ve kterém prokázaná škoda přesahuje uhrazenou smluvní pokutu.</w:t>
       </w:r>
     </w:p>
     <w:p>
@@ -3847,7 +3847,7 @@
           <w:sz w:val="20"/>
           <w:lang w:eastAsia="en-US"/>
         </w:rPr>
-        <w:t>Ochrana osobních údajů</w:t>
+        <w:t xml:space="preserve">Ochrana osobních údajů</w:t>
       </w:r>
     </w:p>
     <w:p>
@@ -3855,7 +3855,7 @@
         <w:pStyle w:val="lnek2"/>
       </w:pPr>
       <w:r>
-        <w:t>Zhotovitel se zavazuje nakládat s osobními údaji subjektů údajů, zejména zaměstnanců, obchodních partnerů a zákazníků jakožto objednatelů, jakož s osobními údaji jiných třetích osob, s nimiž přijde do styku, plně v souladu s obecným nařízením o ochraně osobních údajů (GDPR) v platném znění, tzn. zejména se zavazuje zachovávat mlčenlivost o těchto údajích, jakož i o všech bezpečnostních opatřeních směřujících k ochraně těchto údajů, a zabránit vhodnými organizačními a technickými opatřeními jakémukoliv využití nebo zneužití těchto osobních údajů neoprávněnou osobou.</w:t>
+        <w:t xml:space="preserve">Zhotovitel se zavazuje nakládat s osobními údaji subjektů údajů, zejména zaměstnanců, obchodních partnerů a zákazníků jakožto objednatelů, jakož s osobními údaji jiných třetích osob, s nimiž přijde do styku, plně v souladu s obecným nařízením o ochraně osobních údajů (GDPR) v platném znění, tzn. zejména se zavazuje zachovávat mlčenlivost o těchto údajích, jakož i o všech bezpečnostních opatřeních směřujících k ochraně těchto údajů, a zabránit vhodnými organizačními a technickými opatřeními jakémukoliv využití nebo zneužití těchto osobních údajů neoprávněnou osobou.</w:t>
       </w:r>
     </w:p>
     <w:p>
@@ -3866,10 +3866,10 @@
         <w:t xml:space="preserve">Objednatel uděluje zhotoviteli souhlas s použitím fotografií </w:t>
       </w:r>
       <w:r>
-        <w:t>D</w:t>
-      </w:r>
-      <w:r>
-        <w:t>íla a jeho instalace (včetně případných videí) k propagačním účelům.</w:t>
+        <w:t xml:space="preserve">D</w:t>
+      </w:r>
+      <w:r>
+        <w:t xml:space="preserve">íla a jeho instalace (včetně případných videí) k propagačním účelům.</w:t>
       </w:r>
     </w:p>
     <w:p>
@@ -3877,7 +3877,7 @@
         <w:pStyle w:val="lnek2"/>
       </w:pPr>
       <w:r>
-        <w:t>Povinnost ochrany osobních údajů a archivace dokumentů trvá i po skončení obchodního vztahu po dobu vyžadovanou příslušnými právními předpisy.</w:t>
+        <w:t xml:space="preserve">Povinnost ochrany osobních údajů a archivace dokumentů trvá i po skončení obchodního vztahu po dobu vyžadovanou příslušnými právními předpisy.</w:t>
       </w:r>
     </w:p>
     <w:p>
@@ -3903,7 +3903,7 @@
           <w:sz w:val="20"/>
           <w:lang w:eastAsia="en-US"/>
         </w:rPr>
-        <w:t>Odstoupení od smlouvy</w:t>
+        <w:t xml:space="preserve">Odstoupení od smlouvy</w:t>
       </w:r>
     </w:p>
     <w:p>
@@ -3914,16 +3914,16 @@
         <w:t xml:space="preserve">Smluvní strany jsou oprávněny od této </w:t>
       </w:r>
       <w:r>
-        <w:t>s</w:t>
+        <w:t xml:space="preserve">s</w:t>
       </w:r>
       <w:r>
         <w:t xml:space="preserve">mlouvy odstoupit pouze při splnění zákonných podmínek nebo podmínek sjednaných v tomto článku, přičemž </w:t>
       </w:r>
       <w:r>
-        <w:t>s</w:t>
-      </w:r>
-      <w:r>
-        <w:t>mlouva v takovém případě zaniká okamžikem písemného oznámení o odstoupení druhé smluvní straně.</w:t>
+        <w:t xml:space="preserve">s</w:t>
+      </w:r>
+      <w:r>
+        <w:t xml:space="preserve">mlouva v takovém případě zaniká okamžikem písemného oznámení o odstoupení druhé smluvní straně.</w:t>
       </w:r>
     </w:p>
     <w:p>
@@ -3949,7 +3949,7 @@
           <w:kern w:val="2"/>
           <w14:ligatures w14:val="standardContextual"/>
         </w:rPr>
-        <w:t>s</w:t>
+        <w:t xml:space="preserve">s</w:t>
       </w:r>
       <w:r>
         <w:rPr>
@@ -3965,7 +3965,7 @@
           <w:kern w:val="2"/>
           <w14:ligatures w14:val="standardContextual"/>
         </w:rPr>
-        <w:t>z</w:t>
+        <w:t xml:space="preserve">z</w:t>
       </w:r>
       <w:r>
         <w:rPr>
@@ -3981,7 +3981,7 @@
           <w:kern w:val="2"/>
           <w14:ligatures w14:val="standardContextual"/>
         </w:rPr>
-        <w:t>z</w:t>
+        <w:t xml:space="preserve">z</w:t>
       </w:r>
       <w:r>
         <w:rPr>
@@ -3997,7 +3997,7 @@
           <w:kern w:val="2"/>
           <w14:ligatures w14:val="standardContextual"/>
         </w:rPr>
-        <w:t>s</w:t>
+        <w:t xml:space="preserve">s</w:t>
       </w:r>
       <w:r>
         <w:rPr>
@@ -4045,7 +4045,7 @@
           <w:kern w:val="2"/>
           <w14:ligatures w14:val="standardContextual"/>
         </w:rPr>
-        <w:t>s</w:t>
+        <w:t xml:space="preserve">s</w:t>
       </w:r>
       <w:r>
         <w:rPr>
@@ -4061,31 +4061,31 @@
           <w:kern w:val="2"/>
           <w14:ligatures w14:val="standardContextual"/>
         </w:rPr>
-        <w:t>o</w:t>
-      </w:r>
-      <w:r>
-        <w:rPr>
-          <w:rFonts w:eastAsia="Tahoma" w:cs="Tahoma"/>
-          <w:kern w:val="2"/>
-          <w14:ligatures w14:val="standardContextual"/>
-        </w:rPr>
-        <w:t>bjednatelem v písemné výzvě</w:t>
-      </w:r>
-      <w:r>
-        <w:rPr>
-          <w:rFonts w:eastAsia="Tahoma" w:cs="Tahoma"/>
-          <w:kern w:val="2"/>
-          <w14:ligatures w14:val="standardContextual"/>
-        </w:rPr>
-        <w:t>, která nebude kratší třiceti (30) dnů</w:t>
-      </w:r>
-      <w:r>
-        <w:rPr>
-          <w:rFonts w:eastAsia="Tahoma" w:cs="Tahoma"/>
-          <w:kern w:val="2"/>
-          <w14:ligatures w14:val="standardContextual"/>
-        </w:rPr>
-        <w:t>.</w:t>
+        <w:t xml:space="preserve">o</w:t>
+      </w:r>
+      <w:r>
+        <w:rPr>
+          <w:rFonts w:eastAsia="Tahoma" w:cs="Tahoma"/>
+          <w:kern w:val="2"/>
+          <w14:ligatures w14:val="standardContextual"/>
+        </w:rPr>
+        <w:t xml:space="preserve">bjednatelem v písemné výzvě</w:t>
+      </w:r>
+      <w:r>
+        <w:rPr>
+          <w:rFonts w:eastAsia="Tahoma" w:cs="Tahoma"/>
+          <w:kern w:val="2"/>
+          <w14:ligatures w14:val="standardContextual"/>
+        </w:rPr>
+        <w:t xml:space="preserve">, která nebude kratší třiceti (30) dnů</w:t>
+      </w:r>
+      <w:r>
+        <w:rPr>
+          <w:rFonts w:eastAsia="Tahoma" w:cs="Tahoma"/>
+          <w:kern w:val="2"/>
+          <w14:ligatures w14:val="standardContextual"/>
+        </w:rPr>
+        <w:t xml:space="preserve">.</w:t>
       </w:r>
     </w:p>
     <w:p>
@@ -4111,7 +4111,7 @@
           <w:kern w:val="2"/>
           <w14:ligatures w14:val="standardContextual"/>
         </w:rPr>
-        <w:t>sm</w:t>
+        <w:t xml:space="preserve">sm</w:t>
       </w:r>
       <w:r>
         <w:rPr>
@@ -4127,15 +4127,15 @@
           <w:kern w:val="2"/>
           <w14:ligatures w14:val="standardContextual"/>
         </w:rPr>
-        <w:t>o</w:t>
-      </w:r>
-      <w:r>
-        <w:rPr>
-          <w:rFonts w:eastAsia="Tahoma" w:cs="Tahoma"/>
-          <w:kern w:val="2"/>
-          <w14:ligatures w14:val="standardContextual"/>
-        </w:rPr>
-        <w:t>bjednatele, za které se považuje:</w:t>
+        <w:t xml:space="preserve">o</w:t>
+      </w:r>
+      <w:r>
+        <w:rPr>
+          <w:rFonts w:eastAsia="Tahoma" w:cs="Tahoma"/>
+          <w:kern w:val="2"/>
+          <w14:ligatures w14:val="standardContextual"/>
+        </w:rPr>
+        <w:t xml:space="preserve">bjednatele, za které se považuje:</w:t>
       </w:r>
     </w:p>
     <w:p>
@@ -4149,7 +4149,7 @@
         <w:rPr>
           <w:rFonts w:cs="Tahoma"/>
         </w:rPr>
-        <w:t>o</w:t>
+        <w:t xml:space="preserve">o</w:t>
       </w:r>
       <w:r>
         <w:rPr>
@@ -4161,7 +4161,7 @@
         <w:rPr>
           <w:rFonts w:cs="Tahoma"/>
         </w:rPr>
-        <w:t>z</w:t>
+        <w:t xml:space="preserve">z</w:t>
       </w:r>
       <w:r>
         <w:rPr>
@@ -4181,7 +4181,7 @@
         <w:rPr>
           <w:rFonts w:cs="Tahoma"/>
         </w:rPr>
-        <w:t>o</w:t>
+        <w:t xml:space="preserve">o</w:t>
       </w:r>
       <w:r>
         <w:rPr>
@@ -4193,7 +4193,7 @@
         <w:rPr>
           <w:rFonts w:cs="Tahoma"/>
         </w:rPr>
-        <w:t>dle této s</w:t>
+        <w:t xml:space="preserve">dle této s</w:t>
       </w:r>
       <w:r>
         <w:rPr>
@@ -4205,19 +4205,19 @@
         <w:rPr>
           <w:rFonts w:cs="Tahoma"/>
         </w:rPr>
-        <w:t>šedesát (</w:t>
+        <w:t xml:space="preserve">šedesát (</w:t>
       </w:r>
       <w:r>
         <w:rPr>
           <w:rFonts w:cs="Tahoma"/>
         </w:rPr>
-        <w:t>60</w:t>
+        <w:t xml:space="preserve">60</w:t>
       </w:r>
       <w:r>
         <w:rPr>
           <w:rFonts w:cs="Tahoma"/>
         </w:rPr>
-        <w:t>)</w:t>
+        <w:t xml:space="preserve">)</w:t>
       </w:r>
       <w:r>
         <w:rPr>
@@ -4229,7 +4229,7 @@
         <w:rPr>
           <w:rFonts w:cs="Tahoma"/>
         </w:rPr>
-        <w:t>z</w:t>
+        <w:t xml:space="preserve">z</w:t>
       </w:r>
       <w:r>
         <w:rPr>
@@ -4249,7 +4249,7 @@
         <w:rPr>
           <w:rFonts w:cs="Tahoma"/>
         </w:rPr>
-        <w:t>o</w:t>
+        <w:t xml:space="preserve">o</w:t>
       </w:r>
       <w:r>
         <w:rPr>
@@ -4261,7 +4261,7 @@
         <w:rPr>
           <w:rFonts w:cs="Tahoma"/>
         </w:rPr>
-        <w:t>z</w:t>
+        <w:t xml:space="preserve">z</w:t>
       </w:r>
       <w:r>
         <w:rPr>
@@ -4273,7 +4273,7 @@
         <w:rPr>
           <w:rFonts w:cs="Tahoma"/>
         </w:rPr>
-        <w:t>s</w:t>
+        <w:t xml:space="preserve">s</w:t>
       </w:r>
       <w:r>
         <w:rPr>
@@ -4305,7 +4305,7 @@
           <w:kern w:val="2"/>
           <w14:ligatures w14:val="standardContextual"/>
         </w:rPr>
-        <w:t>s</w:t>
+        <w:t xml:space="preserve">s</w:t>
       </w:r>
       <w:r>
         <w:rPr>
@@ -4321,7 +4321,7 @@
           <w:kern w:val="2"/>
           <w14:ligatures w14:val="standardContextual"/>
         </w:rPr>
-        <w:t>s</w:t>
+        <w:t xml:space="preserve">s</w:t>
       </w:r>
       <w:r>
         <w:rPr>
@@ -4376,13 +4376,13 @@
         <w:rPr>
           <w:rFonts w:cs="Tahoma"/>
         </w:rPr>
-        <w:t>Nemovitosti</w:t>
+        <w:t xml:space="preserve">Nemovitosti</w:t>
       </w:r>
       <w:r>
         <w:rPr>
           <w:rFonts w:cs="Tahoma"/>
         </w:rPr>
-        <w:t>, nebo</w:t>
+        <w:t xml:space="preserve">, nebo</w:t>
       </w:r>
     </w:p>
     <w:p>
@@ -4402,7 +4402,7 @@
         <w:rPr>
           <w:rFonts w:cs="Tahoma"/>
         </w:rPr>
-        <w:t>z</w:t>
+        <w:t xml:space="preserve">z</w:t>
       </w:r>
       <w:r>
         <w:rPr>
@@ -4414,7 +4414,7 @@
         <w:rPr>
           <w:rFonts w:cs="Tahoma"/>
         </w:rPr>
-        <w:t>z</w:t>
+        <w:t xml:space="preserve">z</w:t>
       </w:r>
       <w:r>
         <w:rPr>
@@ -4426,13 +4426,13 @@
         <w:rPr>
           <w:rFonts w:cs="Tahoma"/>
         </w:rPr>
-        <w:t>s</w:t>
+        <w:t xml:space="preserve">s</w:t>
       </w:r>
       <w:r>
         <w:rPr>
           <w:rFonts w:cs="Tahoma"/>
         </w:rPr>
-        <w:t>mlouvy.</w:t>
+        <w:t xml:space="preserve">mlouvy.</w:t>
       </w:r>
     </w:p>
     <w:p>
@@ -4458,15 +4458,15 @@
           <w:kern w:val="2"/>
           <w14:ligatures w14:val="standardContextual"/>
         </w:rPr>
-        <w:t>jsou oprávněn</w:t>
-      </w:r>
-      <w:r>
-        <w:rPr>
-          <w:rFonts w:eastAsia="Tahoma" w:cs="Tahoma"/>
-          <w:kern w:val="2"/>
-          <w14:ligatures w14:val="standardContextual"/>
-        </w:rPr>
-        <w:t>y</w:t>
+        <w:t xml:space="preserve">jsou oprávněn</w:t>
+      </w:r>
+      <w:r>
+        <w:rPr>
+          <w:rFonts w:eastAsia="Tahoma" w:cs="Tahoma"/>
+          <w:kern w:val="2"/>
+          <w14:ligatures w14:val="standardContextual"/>
+        </w:rPr>
+        <w:t xml:space="preserve">y</w:t>
       </w:r>
       <w:r>
         <w:rPr>
@@ -4482,7 +4482,7 @@
           <w:kern w:val="2"/>
           <w14:ligatures w14:val="standardContextual"/>
         </w:rPr>
-        <w:t>s</w:t>
+        <w:t xml:space="preserve">s</w:t>
       </w:r>
       <w:r>
         <w:rPr>
@@ -4498,7 +4498,7 @@
           <w:kern w:val="2"/>
           <w14:ligatures w14:val="standardContextual"/>
         </w:rPr>
-        <w:t>s</w:t>
+        <w:t xml:space="preserve">s</w:t>
       </w:r>
       <w:r>
         <w:rPr>
@@ -4514,23 +4514,23 @@
           <w:kern w:val="2"/>
           <w14:ligatures w14:val="standardContextual"/>
         </w:rPr>
-        <w:t>sto dvacet (</w:t>
-      </w:r>
-      <w:r>
-        <w:rPr>
-          <w:rFonts w:eastAsia="Tahoma" w:cs="Tahoma"/>
-          <w:kern w:val="2"/>
-          <w14:ligatures w14:val="standardContextual"/>
-        </w:rPr>
-        <w:t>120</w:t>
-      </w:r>
-      <w:r>
-        <w:rPr>
-          <w:rFonts w:eastAsia="Tahoma" w:cs="Tahoma"/>
-          <w:kern w:val="2"/>
-          <w14:ligatures w14:val="standardContextual"/>
-        </w:rPr>
-        <w:t>)</w:t>
+        <w:t xml:space="preserve">sto dvacet (</w:t>
+      </w:r>
+      <w:r>
+        <w:rPr>
+          <w:rFonts w:eastAsia="Tahoma" w:cs="Tahoma"/>
+          <w:kern w:val="2"/>
+          <w14:ligatures w14:val="standardContextual"/>
+        </w:rPr>
+        <w:t xml:space="preserve">120</w:t>
+      </w:r>
+      <w:r>
+        <w:rPr>
+          <w:rFonts w:eastAsia="Tahoma" w:cs="Tahoma"/>
+          <w:kern w:val="2"/>
+          <w14:ligatures w14:val="standardContextual"/>
+        </w:rPr>
+        <w:t xml:space="preserve">)</w:t>
       </w:r>
       <w:r>
         <w:rPr>
@@ -4562,7 +4562,7 @@
           <w:kern w:val="2"/>
           <w14:ligatures w14:val="standardContextual"/>
         </w:rPr>
-        <w:t>s</w:t>
+        <w:t xml:space="preserve">s</w:t>
       </w:r>
       <w:r>
         <w:rPr>
@@ -4578,15 +4578,15 @@
           <w:kern w:val="2"/>
           <w14:ligatures w14:val="standardContextual"/>
         </w:rPr>
-        <w:t>s</w:t>
-      </w:r>
-      <w:r>
-        <w:rPr>
-          <w:rFonts w:eastAsia="Tahoma" w:cs="Tahoma"/>
-          <w:kern w:val="2"/>
-          <w14:ligatures w14:val="standardContextual"/>
-        </w:rPr>
-        <w:t>mlouvy.</w:t>
+        <w:t xml:space="preserve">s</w:t>
+      </w:r>
+      <w:r>
+        <w:rPr>
+          <w:rFonts w:eastAsia="Tahoma" w:cs="Tahoma"/>
+          <w:kern w:val="2"/>
+          <w14:ligatures w14:val="standardContextual"/>
+        </w:rPr>
+        <w:t xml:space="preserve">mlouvy.</w:t>
       </w:r>
     </w:p>
     <w:p>
@@ -4622,7 +4622,7 @@
           <w:kern w:val="2"/>
           <w14:ligatures w14:val="standardContextual"/>
         </w:rPr>
-        <w:t>O</w:t>
+        <w:t xml:space="preserve">O</w:t>
       </w:r>
       <w:r>
         <w:rPr>
@@ -4654,7 +4654,7 @@
           <w:kern w:val="2"/>
           <w14:ligatures w14:val="standardContextual"/>
         </w:rPr>
-        <w:t>uhradit zhotoviteli náklady, které zhotoviteli prokazatelně vznikly v souvislosti s přípravou a administrací plnění dle této smlouvy. Tyto náklady zahrnují zejména, práci technického konzultanta při zpracování návrhu systému a nabídky vč. nákladů na dopravu k místu plnění, přípravu podkladů smlouvy, komunikaci s</w:t>
+        <w:t xml:space="preserve">uhradit zhotoviteli náklady, které zhotoviteli prokazatelně vznikly v souvislosti s přípravou a administrací plnění dle této smlouvy. Tyto náklady zahrnují zejména, práci technického konzultanta při zpracování návrhu systému a nabídky vč. nákladů na dopravu k místu plnění, přípravu podkladů smlouvy, komunikaci s</w:t>
       </w:r>
       <w:r>
         <w:rPr>
@@ -4678,7 +4678,7 @@
           <w:kern w:val="2"/>
           <w14:ligatures w14:val="standardContextual"/>
         </w:rPr>
-        <w:t>D</w:t>
+        <w:t xml:space="preserve">D</w:t>
       </w:r>
       <w:r>
         <w:rPr>
@@ -4694,7 +4694,7 @@
           <w:kern w:val="2"/>
           <w14:ligatures w14:val="standardContextual"/>
         </w:rPr>
-        <w:t>Smluvní stran se dohodly, že m</w:t>
+        <w:t xml:space="preserve">Smluvní stran se dohodly, že m</w:t>
       </w:r>
       <w:r>
         <w:rPr>
@@ -4710,15 +4710,15 @@
           <w:kern w:val="2"/>
           <w14:ligatures w14:val="standardContextual"/>
         </w:rPr>
-        <w:t>odměny zhotovitele dle této smlouvy</w:t>
-      </w:r>
-      <w:r>
-        <w:rPr>
-          <w:rFonts w:eastAsia="Tahoma" w:cs="Tahoma"/>
-          <w:kern w:val="2"/>
-          <w14:ligatures w14:val="standardContextual"/>
-        </w:rPr>
-        <w:t>, pokud zhotovitel neprokáže vyšší skutečně vynaložené náklady</w:t>
+        <w:t xml:space="preserve">odměny zhotovitele dle této smlouvy</w:t>
+      </w:r>
+      <w:r>
+        <w:rPr>
+          <w:rFonts w:eastAsia="Tahoma" w:cs="Tahoma"/>
+          <w:kern w:val="2"/>
+          <w14:ligatures w14:val="standardContextual"/>
+        </w:rPr>
+        <w:t xml:space="preserve">, pokud zhotovitel neprokáže vyšší skutečně vynaložené náklady</w:t>
       </w:r>
       <w:r>
         <w:rPr>
@@ -4742,7 +4742,7 @@
           <w:kern w:val="2"/>
           <w14:ligatures w14:val="standardContextual"/>
         </w:rPr>
-        <w:t>smlouvy nejpozději do čtrnácti (14) dnů ode dne, kdy byl seznámen s výsledkem posouzení „žádosti o připojení výrobny elektřiny k distribuční soustavě“.</w:t>
+        <w:t xml:space="preserve">smlouvy nejpozději do čtrnácti (14) dnů ode dne, kdy byl seznámen s výsledkem posouzení „žádosti o připojení výrobny elektřiny k distribuční soustavě“.</w:t>
       </w:r>
     </w:p>
     <w:p>
@@ -4768,7 +4768,7 @@
           <w:kern w:val="2"/>
           <w14:ligatures w14:val="standardContextual"/>
         </w:rPr>
-        <w:t>s</w:t>
+        <w:t xml:space="preserve">s</w:t>
       </w:r>
       <w:r>
         <w:rPr>
@@ -4784,7 +4784,7 @@
           <w:kern w:val="2"/>
           <w14:ligatures w14:val="standardContextual"/>
         </w:rPr>
-        <w:t>z</w:t>
+        <w:t xml:space="preserve">z</w:t>
       </w:r>
       <w:r>
         <w:rPr>
@@ -4800,7 +4800,7 @@
           <w:kern w:val="2"/>
           <w14:ligatures w14:val="standardContextual"/>
         </w:rPr>
-        <w:t>s</w:t>
+        <w:t xml:space="preserve">s</w:t>
       </w:r>
       <w:r>
         <w:rPr>
@@ -4816,7 +4816,7 @@
           <w:kern w:val="2"/>
           <w14:ligatures w14:val="standardContextual"/>
         </w:rPr>
-        <w:t>z</w:t>
+        <w:t xml:space="preserve">z</w:t>
       </w:r>
       <w:r>
         <w:rPr>
@@ -4832,7 +4832,7 @@
           <w:kern w:val="2"/>
           <w14:ligatures w14:val="standardContextual"/>
         </w:rPr>
-        <w:t>třiceti (</w:t>
+        <w:t xml:space="preserve">třiceti (</w:t>
       </w:r>
       <w:r>
         <w:rPr>
@@ -4848,7 +4848,7 @@
           <w:kern w:val="2"/>
           <w14:ligatures w14:val="standardContextual"/>
         </w:rPr>
-        <w:t>s</w:t>
+        <w:t xml:space="preserve">s</w:t>
       </w:r>
       <w:r>
         <w:rPr>
@@ -4864,7 +4864,7 @@
           <w:kern w:val="2"/>
           <w14:ligatures w14:val="standardContextual"/>
         </w:rPr>
-        <w:t>s</w:t>
+        <w:t xml:space="preserve">s</w:t>
       </w:r>
       <w:r>
         <w:rPr>
@@ -4880,15 +4880,15 @@
           <w:kern w:val="2"/>
           <w14:ligatures w14:val="standardContextual"/>
         </w:rPr>
-        <w:t>o</w:t>
-      </w:r>
-      <w:r>
-        <w:rPr>
-          <w:rFonts w:eastAsia="Tahoma" w:cs="Tahoma"/>
-          <w:kern w:val="2"/>
-          <w14:ligatures w14:val="standardContextual"/>
-        </w:rPr>
-        <w:t>bjednateli konečné vyúčtování prací (konečnou fakturu).</w:t>
+        <w:t xml:space="preserve">o</w:t>
+      </w:r>
+      <w:r>
+        <w:rPr>
+          <w:rFonts w:eastAsia="Tahoma" w:cs="Tahoma"/>
+          <w:kern w:val="2"/>
+          <w14:ligatures w14:val="standardContextual"/>
+        </w:rPr>
+        <w:t xml:space="preserve">bjednateli konečné vyúčtování prací (konečnou fakturu).</w:t>
       </w:r>
     </w:p>
     <w:p>
@@ -4916,7 +4916,7 @@
           <w:sz w:val="20"/>
           <w:lang w:eastAsia="en-US"/>
         </w:rPr>
-        <w:t>Závěrečná ustanovení</w:t>
+        <w:t xml:space="preserve">Závěrečná ustanovení</w:t>
       </w:r>
     </w:p>
     <w:p>
@@ -4924,7 +4924,7 @@
         <w:pStyle w:val="lnek2"/>
       </w:pPr>
       <w:r>
-        <w:t>Tato smlouva se řídí právním řádem České republiky a nabývá platnosti a účinnosti dnem jejího podpisu.</w:t>
+        <w:t xml:space="preserve">Tato smlouva se řídí právním řádem České republiky a nabývá platnosti a účinnosti dnem jejího podpisu.</w:t>
       </w:r>
     </w:p>
     <w:p>
@@ -4932,7 +4932,7 @@
         <w:pStyle w:val="lnek2"/>
       </w:pPr>
       <w:r>
-        <w:t>V případě, že některé ustanovení této smlouvy bude shledáno neplatným či neúčinným, platnost ostatních ujednání smlouvy tím není dotčena. Smluvní strany se zavazují (např. formou dodatku) nahradit takto neplatná či neúčinná ustanovení této smlouvy ustanoveními jejich povaze nejbližšími, a to s přihlédnutím k vůli obou smluvních stran obsažené v této smlouvě.</w:t>
+        <w:t xml:space="preserve">V případě, že některé ustanovení této smlouvy bude shledáno neplatným či neúčinným, platnost ostatních ujednání smlouvy tím není dotčena. Smluvní strany se zavazují (např. formou dodatku) nahradit takto neplatná či neúčinná ustanovení této smlouvy ustanoveními jejich povaze nejbližšími, a to s přihlédnutím k vůli obou smluvních stran obsažené v této smlouvě.</w:t>
       </w:r>
     </w:p>
     <w:p>
@@ -4940,7 +4940,7 @@
         <w:pStyle w:val="lnek2"/>
       </w:pPr>
       <w:r>
-        <w:t>Smlouva je vyhotovena ve dvou stejnopisech, každý s platností originálu, přičemž každá ze smluvních stran obdrží po jednom vyhotovení.</w:t>
+        <w:t xml:space="preserve">Smlouva je vyhotovena ve dvou stejnopisech, každý s platností originálu, přičemž každá ze smluvních stran obdrží po jednom vyhotovení.</w:t>
       </w:r>
     </w:p>
     <w:p>
@@ -4982,7 +4982,7 @@
           <w:kern w:val="2"/>
           <w14:ligatures w14:val="standardContextual"/>
         </w:rPr>
-        <w:t>hlavní zemnící bod propojený s uzemněním celého</w:t>
+        <w:t xml:space="preserve">hlavní zemnící bod propojený s uzemněním celého</w:t>
       </w:r>
       <w:r>
         <w:rPr>
@@ -4998,7 +4998,7 @@
           <w:kern w:val="2"/>
           <w14:ligatures w14:val="standardContextual"/>
         </w:rPr>
-        <w:t>objektu</w:t>
+        <w:t xml:space="preserve">objektu</w:t>
       </w:r>
       <w:r>
         <w:rPr>
@@ -5014,7 +5014,7 @@
           <w:kern w:val="2"/>
           <w14:ligatures w14:val="standardContextual"/>
         </w:rPr>
-        <w:t>(dále jen „</w:t>
+        <w:t xml:space="preserve">(dále jen „</w:t>
       </w:r>
       <w:r>
         <w:rPr>
@@ -5024,7 +5024,7 @@
           <w:kern w:val="2"/>
           <w14:ligatures w14:val="standardContextual"/>
         </w:rPr>
-        <w:t>hlavní MET</w:t>
+        <w:t xml:space="preserve">hlavní MET</w:t>
       </w:r>
       <w:r>
         <w:rPr>
@@ -5056,7 +5056,7 @@
           <w:kern w:val="2"/>
           <w14:ligatures w14:val="standardContextual"/>
         </w:rPr>
-        <w:t>solární elektrárny (Díla)</w:t>
+        <w:t xml:space="preserve">solární elektrárny (Díla)</w:t>
       </w:r>
       <w:r>
         <w:rPr>
@@ -5080,7 +5080,7 @@
           <w:kern w:val="2"/>
           <w14:ligatures w14:val="standardContextual"/>
         </w:rPr>
-        <w:t>jeho vybudování v souladu s příslušnými normami</w:t>
+        <w:t xml:space="preserve">jeho vybudování v souladu s příslušnými normami</w:t>
       </w:r>
       <w:r>
         <w:rPr>
@@ -5104,7 +5104,7 @@
           <w:kern w:val="2"/>
           <w14:ligatures w14:val="standardContextual"/>
         </w:rPr>
-        <w:t>solární elektrárny</w:t>
+        <w:t xml:space="preserve">solární elektrárny</w:t>
       </w:r>
       <w:r>
         <w:rPr>
@@ -5136,7 +5136,7 @@
           <w:kern w:val="2"/>
           <w14:ligatures w14:val="standardContextual"/>
         </w:rPr>
-        <w:t>Díla</w:t>
+        <w:t xml:space="preserve">Díla</w:t>
       </w:r>
       <w:r>
         <w:rPr>
@@ -5168,7 +5168,7 @@
           <w:kern w:val="2"/>
           <w14:ligatures w14:val="standardContextual"/>
         </w:rPr>
-        <w:t>Díla instalovaného zhotovitelem</w:t>
+        <w:t xml:space="preserve">Díla instalovaného zhotovitelem</w:t>
       </w:r>
       <w:r>
         <w:rPr>
@@ -5184,7 +5184,7 @@
           <w:kern w:val="2"/>
           <w14:ligatures w14:val="standardContextual"/>
         </w:rPr>
-        <w:t>nebude</w:t>
+        <w:t xml:space="preserve">nebude</w:t>
       </w:r>
       <w:r>
         <w:rPr>
@@ -5202,7 +5202,7 @@
           <w:kern w:val="2"/>
           <w14:ligatures w14:val="standardContextual"/>
         </w:rPr>
-        <w:t>podružná MET</w:t>
+        <w:t xml:space="preserve">podružná MET</w:t>
       </w:r>
       <w:r>
         <w:rPr>
@@ -5226,15 +5226,15 @@
           <w:kern w:val="2"/>
           <w14:ligatures w14:val="standardContextual"/>
         </w:rPr>
-        <w:t>vyvede</w:t>
-      </w:r>
-      <w:r>
-        <w:rPr>
-          <w:rFonts w:eastAsia="Tahoma" w:cs="Tahoma"/>
-          <w:kern w:val="2"/>
-          <w14:ligatures w14:val="standardContextual"/>
-        </w:rPr>
-        <w:t>n</w:t>
+        <w:t xml:space="preserve">vyvede</w:t>
+      </w:r>
+      <w:r>
+        <w:rPr>
+          <w:rFonts w:eastAsia="Tahoma" w:cs="Tahoma"/>
+          <w:kern w:val="2"/>
+          <w14:ligatures w14:val="standardContextual"/>
+        </w:rPr>
+        <w:t xml:space="preserve">n</w:t>
       </w:r>
       <w:r>
         <w:rPr>
@@ -5283,7 +5283,7 @@
           <w14:ligatures w14:val="standardContextual"/>
         </w:rPr>
         <w:lastRenderedPageBreak/>
-        <w:t>můstek PE/PEN</w:t>
+        <w:t xml:space="preserve">můstek PE/PEN</w:t>
       </w:r>
       <w:r>
         <w:rPr>
@@ -5307,15 +5307,15 @@
           <w:kern w:val="2"/>
           <w14:ligatures w14:val="standardContextual"/>
         </w:rPr>
-        <w:t>bude zajištěno objednatelem, kdy objednatel bere na vědomí, že odpovědnost za uvedené technické řešení je na straně objednatele</w:t>
-      </w:r>
-      <w:r>
-        <w:rPr>
-          <w:rFonts w:eastAsia="Tahoma" w:cs="Tahoma"/>
-          <w:kern w:val="2"/>
-          <w14:ligatures w14:val="standardContextual"/>
-        </w:rPr>
-        <w:t>.</w:t>
+        <w:t xml:space="preserve">bude zajištěno objednatelem, kdy objednatel bere na vědomí, že odpovědnost za uvedené technické řešení je na straně objednatele</w:t>
+      </w:r>
+      <w:r>
+        <w:rPr>
+          <w:rFonts w:eastAsia="Tahoma" w:cs="Tahoma"/>
+          <w:kern w:val="2"/>
+          <w14:ligatures w14:val="standardContextual"/>
+        </w:rPr>
+        <w:t xml:space="preserve">.</w:t>
       </w:r>
     </w:p>
     <w:p>
@@ -5340,7 +5340,7 @@
           <w:sz w:val="20"/>
           <w:szCs w:val="20"/>
         </w:rPr>
-        <w:t>Příloha č. 1: Plná moc</w:t>
+        <w:t xml:space="preserve">Příloha č. 1: Plná moc</w:t>
       </w:r>
     </w:p>
     <w:p>
@@ -5370,7 +5370,7 @@
           <w:sz w:val="20"/>
           <w:lang w:eastAsia="en-US"/>
         </w:rPr>
-        <w:t>Smluvní strany po přečtení smlouvy prohlašují, že souhlasí s jejím obsahem, že smlouva byla sepsána určitě, srozumitelně, a na základě jejich pravé a svobodné vůle, bez nátlaku na některou ze smluvních stran.</w:t>
+        <w:t xml:space="preserve">Smluvní strany po přečtení smlouvy prohlašují, že souhlasí s jejím obsahem, že smlouva byla sepsána určitě, srozumitelně, a na základě jejich pravé a svobodné vůle, bez nátlaku na některou ze smluvních stran.</w:t>
       </w:r>
     </w:p>
     <w:p>
@@ -5426,14 +5426,14 @@
                 <w:rFonts w:ascii="Tahoma" w:eastAsia="Tahoma" w:hAnsi="Tahoma" w:cs="Tahoma"/>
                 <w:sz w:val="20"/>
               </w:rPr>
-              <w:t>V </w:t>
-            </w:r>
-            <w:r>
-              <w:rPr>
-                <w:rFonts w:ascii="Tahoma" w:eastAsia="Tahoma" w:hAnsi="Tahoma" w:cs="Tahoma"/>
-                <w:sz w:val="20"/>
-              </w:rPr>
-              <w:t>Olomouci</w:t>
+              <w:t xml:space="preserve">V </w:t>
+            </w:r>
+            <w:r>
+              <w:rPr>
+                <w:rFonts w:ascii="Tahoma" w:eastAsia="Tahoma" w:hAnsi="Tahoma" w:cs="Tahoma"/>
+                <w:sz w:val="20"/>
+              </w:rPr>
+              <w:t xml:space="preserve">Olomouci</w:t>
             </w:r>
             <w:r>
               <w:rPr>
@@ -5461,7 +5461,7 @@
                     <w:rFonts w:ascii="Tahoma" w:eastAsia="Tahoma" w:hAnsi="Tahoma" w:cs="Tahoma"/>
                     <w:sz w:val="20"/>
                   </w:rPr>
-                  <w:t>…………………………</w:t>
+                  <w:t xml:space="preserve">…………………………</w:t>
                 </w:r>
               </w:sdtContent>
             </w:sdt>
@@ -5500,7 +5500,7 @@
                 <w:rFonts w:ascii="Tahoma" w:eastAsia="Tahoma" w:hAnsi="Tahoma" w:cs="Tahoma"/>
                 <w:sz w:val="20"/>
               </w:rPr>
-              <w:t>V </w:t>
+              <w:t xml:space="preserve">V </w:t>
             </w:r>
             <w:sdt>
               <w:sdtPr>
@@ -5521,7 +5521,7 @@
                     <w:rFonts w:ascii="Tahoma" w:eastAsia="Tahoma" w:hAnsi="Tahoma" w:cs="Tahoma"/>
                     <w:sz w:val="20"/>
                   </w:rPr>
-                  <w:t>…………………………</w:t>
+                  <w:t xml:space="preserve">…………………………</w:t>
                 </w:r>
               </w:sdtContent>
             </w:sdt>
@@ -5551,7 +5551,7 @@
                     <w:rFonts w:ascii="Tahoma" w:eastAsia="Tahoma" w:hAnsi="Tahoma" w:cs="Tahoma"/>
                     <w:sz w:val="20"/>
                   </w:rPr>
-                  <w:t>…………………………</w:t>
+                  <w:t xml:space="preserve">…………………………</w:t>
                 </w:r>
               </w:sdtContent>
             </w:sdt>
@@ -5577,7 +5577,7 @@
                 <w:rFonts w:ascii="Tahoma" w:eastAsia="Tahoma" w:hAnsi="Tahoma" w:cs="Tahoma"/>
                 <w:sz w:val="20"/>
               </w:rPr>
-              <w:t>Zhotovitel</w:t>
+              <w:t xml:space="preserve">Zhotovitel</w:t>
             </w:r>
           </w:p>
         </w:tc>
@@ -5614,7 +5614,7 @@
                 <w:rFonts w:ascii="Tahoma" w:eastAsia="Tahoma" w:hAnsi="Tahoma" w:cs="Tahoma"/>
                 <w:sz w:val="20"/>
               </w:rPr>
-              <w:t>Objednatel</w:t>
+              <w:t xml:space="preserve">Objednatel</w:t>
             </w:r>
           </w:p>
         </w:tc>
@@ -5704,7 +5704,7 @@
                 <w:bCs/>
                 <w:sz w:val="20"/>
               </w:rPr>
-              <w:t>Jurenka Elektro</w:t>
+              <w:t xml:space="preserve">{firmaNazev}</w:t>
             </w:r>
             <w:r>
               <w:rPr>
@@ -5713,7 +5713,7 @@
                 <w:bCs/>
                 <w:sz w:val="20"/>
               </w:rPr>
-              <w:t xml:space="preserve"> s.r.o.</w:t>
+              <w:t xml:space="preserve"/>
             </w:r>
           </w:p>
           <w:p>
@@ -5730,7 +5730,7 @@
                 <w:rFonts w:ascii="Tahoma" w:eastAsia="Tahoma" w:hAnsi="Tahoma" w:cs="Tahoma"/>
                 <w:sz w:val="20"/>
               </w:rPr>
-              <w:t>Roman Jurenka</w:t>
+              <w:t xml:space="preserve">Roman Jurenka</w:t>
             </w:r>
           </w:p>
           <w:p>
@@ -5747,7 +5747,7 @@
                 <w:rFonts w:ascii="Tahoma" w:eastAsia="Tahoma" w:hAnsi="Tahoma" w:cs="Tahoma"/>
                 <w:sz w:val="20"/>
               </w:rPr>
-              <w:t>Jednatel</w:t>
+              <w:t xml:space="preserve">Jednatel</w:t>
             </w:r>
           </w:p>
         </w:tc>
@@ -5872,7 +5872,7 @@
           <w:sz w:val="20"/>
           <w:lang w:eastAsia="en-US"/>
         </w:rPr>
-        <w:t>PLNÁ MOC</w:t>
+        <w:t xml:space="preserve">PLNÁ MOC</w:t>
       </w:r>
     </w:p>
     <w:p>
@@ -5942,7 +5942,7 @@
                 <w:rFonts w:ascii="Tahoma" w:eastAsia="Tahoma" w:hAnsi="Tahoma" w:cs="Tahoma"/>
                 <w:sz w:val="20"/>
               </w:rPr>
-              <w:t>bytem:</w:t>
+              <w:t xml:space="preserve">bytem:</w:t>
             </w:r>
           </w:p>
         </w:tc>
@@ -6043,7 +6043,7 @@
                 <w:rFonts w:ascii="Tahoma" w:eastAsia="Tahoma" w:hAnsi="Tahoma" w:cs="Tahoma"/>
                 <w:sz w:val="20"/>
               </w:rPr>
-              <w:t>datum narození:</w:t>
+              <w:t xml:space="preserve">datum narození:</w:t>
             </w:r>
           </w:p>
         </w:tc>
@@ -6092,7 +6092,7 @@
                 <w:rFonts w:ascii="Tahoma" w:eastAsia="Tahoma" w:hAnsi="Tahoma" w:cs="Tahoma"/>
                 <w:sz w:val="20"/>
               </w:rPr>
-              <w:t>telefon:</w:t>
+              <w:t xml:space="preserve">telefon:</w:t>
             </w:r>
           </w:p>
         </w:tc>
@@ -6147,7 +6147,7 @@
                 <w:rFonts w:ascii="Tahoma" w:eastAsia="Tahoma" w:hAnsi="Tahoma" w:cs="Tahoma"/>
                 <w:sz w:val="20"/>
               </w:rPr>
-              <w:t>e-mail:</w:t>
+              <w:t xml:space="preserve">e-mail:</w:t>
             </w:r>
           </w:p>
         </w:tc>
@@ -6203,7 +6203,7 @@
           <w:sz w:val="20"/>
           <w:lang w:eastAsia="en-US"/>
         </w:rPr>
-        <w:t>„zmocnitel“</w:t>
+        <w:t xml:space="preserve">„zmocnitel“</w:t>
       </w:r>
       <w:r>
         <w:rPr>
@@ -6211,7 +6211,7 @@
           <w:sz w:val="20"/>
           <w:lang w:eastAsia="en-US"/>
         </w:rPr>
-        <w:t>)</w:t>
+        <w:t xml:space="preserve">)</w:t>
       </w:r>
       <w:r>
         <w:rPr>
@@ -6241,7 +6241,7 @@
           <w:sz w:val="20"/>
           <w:lang w:eastAsia="en-US"/>
         </w:rPr>
-        <w:t>zmocňuje</w:t>
+        <w:t xml:space="preserve">zmocňuje</w:t>
       </w:r>
     </w:p>
     <w:p>
@@ -6263,7 +6263,7 @@
           <w:sz w:val="20"/>
           <w:lang w:eastAsia="en-US"/>
         </w:rPr>
-        <w:t>Jurenka Elektro</w:t>
+        <w:t xml:space="preserve">{firmaNazev}</w:t>
       </w:r>
       <w:r>
         <w:rPr>
@@ -6273,7 +6273,7 @@
           <w:sz w:val="20"/>
           <w:lang w:eastAsia="en-US"/>
         </w:rPr>
-        <w:t xml:space="preserve"> s.r.o.</w:t>
+        <w:t xml:space="preserve"/>
       </w:r>
     </w:p>
     <w:tbl>
@@ -6316,7 +6316,7 @@
                 <w:rFonts w:ascii="Tahoma" w:eastAsia="Tahoma" w:hAnsi="Tahoma" w:cs="Tahoma"/>
                 <w:sz w:val="20"/>
               </w:rPr>
-              <w:t>zapsaná u:</w:t>
+              <w:t xml:space="preserve">zapsaná u:</w:t>
             </w:r>
           </w:p>
         </w:tc>
@@ -6337,14 +6337,14 @@
                 <w:rFonts w:ascii="Tahoma" w:eastAsia="Tahoma" w:hAnsi="Tahoma" w:cs="Tahoma"/>
                 <w:sz w:val="20"/>
               </w:rPr>
-              <w:t>Městský soud v </w:t>
-            </w:r>
-            <w:r>
-              <w:rPr>
-                <w:rFonts w:ascii="Tahoma" w:eastAsia="Tahoma" w:hAnsi="Tahoma" w:cs="Tahoma"/>
-                <w:sz w:val="20"/>
-              </w:rPr>
-              <w:t>Ostravě</w:t>
+              <w:t xml:space="preserve">Městský soud v </w:t>
+            </w:r>
+            <w:r>
+              <w:rPr>
+                <w:rFonts w:ascii="Tahoma" w:eastAsia="Tahoma" w:hAnsi="Tahoma" w:cs="Tahoma"/>
+                <w:sz w:val="20"/>
+              </w:rPr>
+              <w:t xml:space="preserve">Ostravě</w:t>
             </w:r>
             <w:r>
               <w:rPr>
@@ -6359,7 +6359,7 @@
                 <w:rFonts w:ascii="Tahoma" w:eastAsia="Tahoma" w:hAnsi="Tahoma" w:cs="Tahoma"/>
                 <w:sz w:val="20"/>
               </w:rPr>
-              <w:t>sp</w:t>
+              <w:t xml:space="preserve">sp</w:t>
             </w:r>
             <w:proofErr w:type="spellEnd"/>
             <w:r>
@@ -6374,7 +6374,7 @@
                 <w:rFonts w:ascii="Tahoma" w:eastAsia="Tahoma" w:hAnsi="Tahoma" w:cs="Tahoma"/>
                 <w:sz w:val="20"/>
               </w:rPr>
-              <w:t>C 92114</w:t>
+              <w:t xml:space="preserve">C 92114</w:t>
             </w:r>
           </w:p>
         </w:tc>
@@ -6397,7 +6397,7 @@
                 <w:rFonts w:ascii="Tahoma" w:eastAsia="Tahoma" w:hAnsi="Tahoma" w:cs="Tahoma"/>
                 <w:sz w:val="20"/>
               </w:rPr>
-              <w:t>sídlo:</w:t>
+              <w:t xml:space="preserve">sídlo:</w:t>
             </w:r>
           </w:p>
         </w:tc>
@@ -6418,35 +6418,35 @@
                 <w:rFonts w:ascii="Tahoma" w:eastAsia="Tahoma" w:hAnsi="Tahoma" w:cs="Tahoma"/>
                 <w:sz w:val="20"/>
               </w:rPr>
-              <w:t>Riegrova 394/17</w:t>
-            </w:r>
-            <w:r>
-              <w:rPr>
-                <w:rFonts w:ascii="Tahoma" w:eastAsia="Tahoma" w:hAnsi="Tahoma" w:cs="Tahoma"/>
-                <w:sz w:val="20"/>
-              </w:rPr>
-              <w:t xml:space="preserve">, </w:t>
-            </w:r>
-            <w:r>
-              <w:rPr>
-                <w:rFonts w:ascii="Tahoma" w:eastAsia="Tahoma" w:hAnsi="Tahoma" w:cs="Tahoma"/>
-                <w:sz w:val="20"/>
-              </w:rPr>
-              <w:t>799 00</w:t>
-            </w:r>
-            <w:r>
-              <w:rPr>
-                <w:rFonts w:ascii="Tahoma" w:eastAsia="Tahoma" w:hAnsi="Tahoma" w:cs="Tahoma"/>
-                <w:sz w:val="20"/>
-              </w:rPr>
-              <w:t xml:space="preserve"> </w:t>
-            </w:r>
-            <w:r>
-              <w:rPr>
-                <w:rFonts w:ascii="Tahoma" w:eastAsia="Tahoma" w:hAnsi="Tahoma" w:cs="Tahoma"/>
-                <w:sz w:val="20"/>
-              </w:rPr>
-              <w:t>Olomouc</w:t>
+              <w:t xml:space="preserve">{firmaUlice}, {firmaMesto}</w:t>
+            </w:r>
+            <w:r>
+              <w:rPr>
+                <w:rFonts w:ascii="Tahoma" w:eastAsia="Tahoma" w:hAnsi="Tahoma" w:cs="Tahoma"/>
+                <w:sz w:val="20"/>
+              </w:rPr>
+              <w:t xml:space="preserve"/>
+            </w:r>
+            <w:r>
+              <w:rPr>
+                <w:rFonts w:ascii="Tahoma" w:eastAsia="Tahoma" w:hAnsi="Tahoma" w:cs="Tahoma"/>
+                <w:sz w:val="20"/>
+              </w:rPr>
+              <w:t xml:space="preserve"/>
+            </w:r>
+            <w:r>
+              <w:rPr>
+                <w:rFonts w:ascii="Tahoma" w:eastAsia="Tahoma" w:hAnsi="Tahoma" w:cs="Tahoma"/>
+                <w:sz w:val="20"/>
+              </w:rPr>
+              <w:t xml:space="preserve"/>
+            </w:r>
+            <w:r>
+              <w:rPr>
+                <w:rFonts w:ascii="Tahoma" w:eastAsia="Tahoma" w:hAnsi="Tahoma" w:cs="Tahoma"/>
+                <w:sz w:val="20"/>
+              </w:rPr>
+              <w:t xml:space="preserve"/>
             </w:r>
           </w:p>
         </w:tc>
@@ -6469,7 +6469,7 @@
                 <w:rFonts w:ascii="Tahoma" w:eastAsia="Tahoma" w:hAnsi="Tahoma" w:cs="Tahoma"/>
                 <w:sz w:val="20"/>
               </w:rPr>
-              <w:t>IČO:</w:t>
+              <w:t xml:space="preserve">IČO:</w:t>
             </w:r>
           </w:p>
         </w:tc>
@@ -6490,7 +6490,7 @@
                 <w:rFonts w:ascii="Tahoma" w:eastAsia="Tahoma" w:hAnsi="Tahoma" w:cs="Tahoma"/>
                 <w:sz w:val="20"/>
               </w:rPr>
-              <w:t>19147813</w:t>
+              <w:t xml:space="preserve">{firmaIco}</w:t>
             </w:r>
           </w:p>
         </w:tc>
@@ -6513,7 +6513,7 @@
                 <w:rFonts w:ascii="Tahoma" w:eastAsia="Tahoma" w:hAnsi="Tahoma" w:cs="Tahoma"/>
                 <w:sz w:val="20"/>
               </w:rPr>
-              <w:t>DIČ:</w:t>
+              <w:t xml:space="preserve">DIČ:</w:t>
             </w:r>
           </w:p>
         </w:tc>
@@ -6534,14 +6534,14 @@
                 <w:rFonts w:ascii="Tahoma" w:eastAsia="Tahoma" w:hAnsi="Tahoma" w:cs="Tahoma"/>
                 <w:sz w:val="20"/>
               </w:rPr>
-              <w:t>CZ</w:t>
-            </w:r>
-            <w:r>
-              <w:rPr>
-                <w:rFonts w:ascii="Tahoma" w:eastAsia="Tahoma" w:hAnsi="Tahoma" w:cs="Tahoma"/>
-                <w:sz w:val="20"/>
-              </w:rPr>
-              <w:t>19147813</w:t>
+              <w:t xml:space="preserve">{firmaDic}</w:t>
+            </w:r>
+            <w:r>
+              <w:rPr>
+                <w:rFonts w:ascii="Tahoma" w:eastAsia="Tahoma" w:hAnsi="Tahoma" w:cs="Tahoma"/>
+                <w:sz w:val="20"/>
+              </w:rPr>
+              <w:t xml:space="preserve"/>
             </w:r>
           </w:p>
         </w:tc>
@@ -6564,7 +6564,7 @@
                 <w:rFonts w:ascii="Tahoma" w:eastAsia="Tahoma" w:hAnsi="Tahoma" w:cs="Tahoma"/>
                 <w:sz w:val="20"/>
               </w:rPr>
-              <w:t>statutární orgán:</w:t>
+              <w:t xml:space="preserve">statutární orgán:</w:t>
             </w:r>
           </w:p>
         </w:tc>
@@ -6585,14 +6585,14 @@
                 <w:rFonts w:ascii="Tahoma" w:eastAsia="Tahoma" w:hAnsi="Tahoma" w:cs="Tahoma"/>
                 <w:sz w:val="20"/>
               </w:rPr>
-              <w:t>Roman Jurenka</w:t>
-            </w:r>
-            <w:r>
-              <w:rPr>
-                <w:rFonts w:ascii="Tahoma" w:eastAsia="Tahoma" w:hAnsi="Tahoma" w:cs="Tahoma"/>
-                <w:sz w:val="20"/>
-              </w:rPr>
-              <w:t>, jednatel</w:t>
+              <w:t xml:space="preserve">Roman Jurenka</w:t>
+            </w:r>
+            <w:r>
+              <w:rPr>
+                <w:rFonts w:ascii="Tahoma" w:eastAsia="Tahoma" w:hAnsi="Tahoma" w:cs="Tahoma"/>
+                <w:sz w:val="20"/>
+              </w:rPr>
+              <w:t xml:space="preserve">, jednatel</w:t>
             </w:r>
           </w:p>
         </w:tc>
@@ -6615,7 +6615,7 @@
                 <w:rFonts w:ascii="Tahoma" w:eastAsia="Tahoma" w:hAnsi="Tahoma" w:cs="Tahoma"/>
                 <w:sz w:val="20"/>
               </w:rPr>
-              <w:t>banka:</w:t>
+              <w:t xml:space="preserve">banka:</w:t>
             </w:r>
           </w:p>
         </w:tc>
@@ -6636,7 +6636,7 @@
                 <w:rFonts w:ascii="Tahoma" w:eastAsia="Tahoma" w:hAnsi="Tahoma" w:cs="Tahoma"/>
                 <w:sz w:val="20"/>
               </w:rPr>
-              <w:t>Komerční banka, a.s.</w:t>
+              <w:t xml:space="preserve">Komerční banka, a.s.</w:t>
             </w:r>
           </w:p>
         </w:tc>
@@ -6659,7 +6659,7 @@
                 <w:rFonts w:ascii="Tahoma" w:eastAsia="Tahoma" w:hAnsi="Tahoma" w:cs="Tahoma"/>
                 <w:sz w:val="20"/>
               </w:rPr>
-              <w:t>číslo účtu:</w:t>
+              <w:t xml:space="preserve">číslo účtu:</w:t>
             </w:r>
           </w:p>
         </w:tc>
@@ -6680,21 +6680,21 @@
                 <w:rFonts w:ascii="Tahoma" w:eastAsia="Tahoma" w:hAnsi="Tahoma" w:cs="Tahoma"/>
                 <w:sz w:val="20"/>
               </w:rPr>
-              <w:t>123-</w:t>
-            </w:r>
-            <w:r>
-              <w:rPr>
-                <w:rFonts w:ascii="Tahoma" w:eastAsia="Tahoma" w:hAnsi="Tahoma" w:cs="Tahoma"/>
-                <w:sz w:val="20"/>
-              </w:rPr>
-              <w:t>8729910267</w:t>
-            </w:r>
-            <w:r>
-              <w:rPr>
-                <w:rFonts w:ascii="Tahoma" w:eastAsia="Tahoma" w:hAnsi="Tahoma" w:cs="Tahoma"/>
-                <w:sz w:val="20"/>
-              </w:rPr>
-              <w:t>/0100</w:t>
+              <w:t xml:space="preserve">{firmaUcet}</w:t>
+            </w:r>
+            <w:r>
+              <w:rPr>
+                <w:rFonts w:ascii="Tahoma" w:eastAsia="Tahoma" w:hAnsi="Tahoma" w:cs="Tahoma"/>
+                <w:sz w:val="20"/>
+              </w:rPr>
+              <w:t xml:space="preserve"/>
+            </w:r>
+            <w:r>
+              <w:rPr>
+                <w:rFonts w:ascii="Tahoma" w:eastAsia="Tahoma" w:hAnsi="Tahoma" w:cs="Tahoma"/>
+                <w:sz w:val="20"/>
+              </w:rPr>
+              <w:t xml:space="preserve"/>
             </w:r>
           </w:p>
         </w:tc>
@@ -6725,7 +6725,7 @@
           <w:sz w:val="20"/>
           <w:lang w:eastAsia="en-US"/>
         </w:rPr>
-        <w:t>„zmocněnec“</w:t>
+        <w:t xml:space="preserve">„zmocněnec“</w:t>
       </w:r>
       <w:r>
         <w:rPr>
@@ -6733,7 +6733,7 @@
           <w:sz w:val="20"/>
           <w:lang w:eastAsia="en-US"/>
         </w:rPr>
-        <w:t>)</w:t>
+        <w:t xml:space="preserve">)</w:t>
       </w:r>
     </w:p>
     <w:p>
@@ -6760,7 +6760,7 @@
           <w:sz w:val="20"/>
           <w:lang w:eastAsia="en-US"/>
         </w:rPr>
-        <w:t>mne</w:t>
+        <w:t xml:space="preserve">mne</w:t>
       </w:r>
       <w:proofErr w:type="gramEnd"/>
       <w:r>
@@ -6778,7 +6778,7 @@
           <w:sz w:val="20"/>
           <w:lang w:eastAsia="en-US"/>
         </w:rPr>
-        <w:t>a</w:t>
+        <w:t xml:space="preserve">a</w:t>
       </w:r>
       <w:proofErr w:type="spellEnd"/>
       <w:r>
@@ -6803,7 +6803,7 @@
           <w:sz w:val="20"/>
           <w:lang w:eastAsia="en-US"/>
         </w:rPr>
-        <w:t>připojení mikrozdroje</w:t>
+        <w:t xml:space="preserve">připojení mikrozdroje</w:t>
       </w:r>
       <w:r>
         <w:rPr>
@@ -6819,7 +6819,7 @@
           <w:sz w:val="20"/>
           <w:lang w:eastAsia="en-US"/>
         </w:rPr>
-        <w:t>nebo dodávka elektřiny do odběrného místa</w:t>
+        <w:t xml:space="preserve">nebo dodávka elektřiny do odběrného místa</w:t>
       </w:r>
       <w:r>
         <w:rPr>
@@ -6854,7 +6854,7 @@
           <w:sz w:val="20"/>
           <w:lang w:eastAsia="en-US"/>
         </w:rPr>
-        <w:t>EG.D</w:t>
+        <w:t xml:space="preserve">EG.D</w:t>
       </w:r>
       <w:proofErr w:type="gramEnd"/>
       <w:r>
@@ -6863,7 +6863,7 @@
           <w:sz w:val="20"/>
           <w:lang w:eastAsia="en-US"/>
         </w:rPr>
-        <w:t>, a.s., stávajícím dodavatelem elektrické energie</w:t>
+        <w:t xml:space="preserve">, a.s., stávajícím dodavatelem elektrické energie</w:t>
       </w:r>
       <w:r>
         <w:rPr>
@@ -6871,7 +6871,7 @@
           <w:sz w:val="20"/>
           <w:lang w:eastAsia="en-US"/>
         </w:rPr>
-        <w:t>, a Elektroenergetickým datovým centrem, a.s. (EDC-CR).</w:t>
+        <w:t xml:space="preserve">, a Elektroenergetickým datovým centrem, a.s. (EDC-CR).</w:t>
       </w:r>
     </w:p>
     <w:p>
@@ -7000,7 +7000,7 @@
           <w:sz w:val="20"/>
           <w:lang w:eastAsia="en-US"/>
         </w:rPr>
-        <w:t>Prohlašuji, že výše uvedené zmocnění přijímám.</w:t>
+        <w:t xml:space="preserve">Prohlašuji, že výše uvedené zmocnění přijímám.</w:t>
       </w:r>
     </w:p>
     <w:p>
@@ -7139,28 +7139,28 @@
                 <w:rFonts w:ascii="Tahoma" w:eastAsia="Tahoma" w:hAnsi="Tahoma" w:cs="Tahoma"/>
                 <w:sz w:val="20"/>
               </w:rPr>
-              <w:t>V </w:t>
-            </w:r>
-            <w:r>
-              <w:rPr>
-                <w:rFonts w:ascii="Tahoma" w:eastAsia="Tahoma" w:hAnsi="Tahoma" w:cs="Tahoma"/>
-                <w:sz w:val="20"/>
-              </w:rPr>
-              <w:t>……………………………</w:t>
-            </w:r>
-            <w:r>
-              <w:rPr>
-                <w:rFonts w:ascii="Tahoma" w:eastAsia="Tahoma" w:hAnsi="Tahoma" w:cs="Tahoma"/>
-                <w:sz w:val="20"/>
-              </w:rPr>
-              <w:t>dne ………………</w:t>
-            </w:r>
-            <w:r>
-              <w:rPr>
-                <w:rFonts w:ascii="Tahoma" w:eastAsia="Tahoma" w:hAnsi="Tahoma" w:cs="Tahoma"/>
-                <w:sz w:val="20"/>
-              </w:rPr>
-              <w:t>………</w:t>
+              <w:t xml:space="preserve">V </w:t>
+            </w:r>
+            <w:r>
+              <w:rPr>
+                <w:rFonts w:ascii="Tahoma" w:eastAsia="Tahoma" w:hAnsi="Tahoma" w:cs="Tahoma"/>
+                <w:sz w:val="20"/>
+              </w:rPr>
+              <w:t xml:space="preserve">……………………………</w:t>
+            </w:r>
+            <w:r>
+              <w:rPr>
+                <w:rFonts w:ascii="Tahoma" w:eastAsia="Tahoma" w:hAnsi="Tahoma" w:cs="Tahoma"/>
+                <w:sz w:val="20"/>
+              </w:rPr>
+              <w:t xml:space="preserve">dne ………………</w:t>
+            </w:r>
+            <w:r>
+              <w:rPr>
+                <w:rFonts w:ascii="Tahoma" w:eastAsia="Tahoma" w:hAnsi="Tahoma" w:cs="Tahoma"/>
+                <w:sz w:val="20"/>
+              </w:rPr>
+              <w:t xml:space="preserve">………</w:t>
             </w:r>
             <w:proofErr w:type="gramStart"/>
             <w:r>
@@ -7168,21 +7168,21 @@
                 <w:rFonts w:ascii="Tahoma" w:eastAsia="Tahoma" w:hAnsi="Tahoma" w:cs="Tahoma"/>
                 <w:sz w:val="20"/>
               </w:rPr>
-              <w:t>…</w:t>
-            </w:r>
-            <w:r>
-              <w:rPr>
-                <w:rFonts w:ascii="Tahoma" w:eastAsia="Tahoma" w:hAnsi="Tahoma" w:cs="Tahoma"/>
-                <w:sz w:val="20"/>
-              </w:rPr>
-              <w:t>…</w:t>
-            </w:r>
-            <w:r>
-              <w:rPr>
-                <w:rFonts w:ascii="Tahoma" w:eastAsia="Tahoma" w:hAnsi="Tahoma" w:cs="Tahoma"/>
-                <w:sz w:val="20"/>
-              </w:rPr>
-              <w:t>.</w:t>
+              <w:t xml:space="preserve">…</w:t>
+            </w:r>
+            <w:r>
+              <w:rPr>
+                <w:rFonts w:ascii="Tahoma" w:eastAsia="Tahoma" w:hAnsi="Tahoma" w:cs="Tahoma"/>
+                <w:sz w:val="20"/>
+              </w:rPr>
+              <w:t xml:space="preserve">…</w:t>
+            </w:r>
+            <w:r>
+              <w:rPr>
+                <w:rFonts w:ascii="Tahoma" w:eastAsia="Tahoma" w:hAnsi="Tahoma" w:cs="Tahoma"/>
+                <w:sz w:val="20"/>
+              </w:rPr>
+              <w:t xml:space="preserve">.</w:t>
             </w:r>
             <w:proofErr w:type="gramEnd"/>
           </w:p>
@@ -7209,7 +7209,7 @@
                 <w:rFonts w:ascii="Tahoma" w:eastAsia="Tahoma" w:hAnsi="Tahoma" w:cs="Tahoma"/>
                 <w:sz w:val="20"/>
               </w:rPr>
-              <w:t>Zhotovitel</w:t>
+              <w:t xml:space="preserve">Zhotovitel</w:t>
             </w:r>
           </w:p>
         </w:tc>
@@ -7244,7 +7244,7 @@
                 <w:rFonts w:ascii="Tahoma" w:eastAsia="Tahoma" w:hAnsi="Tahoma" w:cs="Tahoma"/>
                 <w:sz w:val="20"/>
               </w:rPr>
-              <w:t>Objednatel</w:t>
+              <w:t xml:space="preserve">Objednatel</w:t>
             </w:r>
           </w:p>
         </w:tc>
@@ -7422,7 +7422,7 @@
                 <w:bCs/>
                 <w:sz w:val="20"/>
               </w:rPr>
-              <w:t xml:space="preserve">Jurenka Elektro </w:t>
+              <w:t xml:space="preserve">{firmaNazev}</w:t>
             </w:r>
             <w:r>
               <w:rPr>
@@ -7431,7 +7431,7 @@
                 <w:bCs/>
                 <w:sz w:val="20"/>
               </w:rPr>
-              <w:t>s.r.o.</w:t>
+              <w:t xml:space="preserve"/>
             </w:r>
           </w:p>
           <w:p>
@@ -7447,7 +7447,7 @@
                 <w:rFonts w:ascii="Tahoma" w:eastAsia="Tahoma" w:hAnsi="Tahoma" w:cs="Tahoma"/>
                 <w:sz w:val="20"/>
               </w:rPr>
-              <w:t>Roman Jurenka</w:t>
+              <w:t xml:space="preserve">Roman Jurenka</w:t>
             </w:r>
             <w:r>
               <w:rPr>
@@ -7665,14 +7665,14 @@
         <w:rStyle w:val="Zdraznnintenzivn"/>
         <w:sz w:val="22"/>
       </w:rPr>
-      <w:t>Ju</w:t>
+      <w:t xml:space="preserve">{firmaNazev}</w:t>
     </w:r>
     <w:r>
       <w:rPr>
         <w:rStyle w:val="Zdraznnintenzivn"/>
         <w:sz w:val="22"/>
       </w:rPr>
-      <w:t>renka Elektro s.r.o.</w:t>
+      <w:t xml:space="preserve"/>
     </w:r>
     <w:r>
       <w:rPr>
@@ -7691,7 +7691,7 @@
           <w:color w:val="ED7D31" w:themeColor="accent2"/>
           <w:sz w:val="22"/>
         </w:rPr>
-        <w:t>www.jurenkaelektro.cz</w:t>
+        <w:t xml:space="preserve">{firmaWeb}</w:t>
       </w:r>
     </w:hyperlink>
   </w:p>
@@ -7712,7 +7712,7 @@
       <w:rPr>
         <w:sz w:val="22"/>
       </w:rPr>
-      <w:t>Riegrova 394/17,779 00 Olomouc, IČO: 19147813 | DIČ: CZ19147813</w:t>
+      <w:t xml:space="preserve">{firmaUlice}, {firmaMesto}, IČO: {firmaIco} | DIČ: {firmaDic}</w:t>
     </w:r>
   </w:p>
   <w:p>
@@ -7736,7 +7736,7 @@
         <w:rStyle w:val="Zdraznnjemn"/>
         <w:sz w:val="22"/>
       </w:rPr>
-      <w:t>+420 702 172 622</w:t>
+      <w:t xml:space="preserve">{firmaTelefon}</w:t>
     </w:r>
     <w:r>
       <w:rPr>
@@ -7751,7 +7751,7 @@
           <w:color w:val="ED7D31" w:themeColor="accent2"/>
           <w:sz w:val="22"/>
         </w:rPr>
-        <w:t>info@jurenkaelektro.cz</w:t>
+        <w:t xml:space="preserve">{firmaEmail}</w:t>
       </w:r>
     </w:hyperlink>
     <w:r>
@@ -7768,7 +7768,7 @@
       <w:fldChar w:fldCharType="separate"/>
     </w:r>
     <w:r>
-      <w:t>2</w:t>
+      <w:t xml:space="preserve">2</w:t>
     </w:r>
     <w:r>
       <w:fldChar w:fldCharType="end"/>
@@ -7778,7 +7778,7 @@
     </w:r>
     <w:fldSimple w:instr=" NUMPAGES   \* MERGEFORMAT ">
       <w:r>
-        <w:t>2</w:t>
+        <w:t xml:space="preserve">2</w:t>
       </w:r>
     </w:fldSimple>
   </w:p>
